--- a/05_Figures/Table_pathway_comparison_GLS.docx
+++ b/05_Figures/Table_pathway_comparison_GLS.docx
@@ -1837,6 +1837,336 @@
                 <w:szCs w:val="20"/>
                 <w:color w:val="000000"/>
               </w:rPr>
+              <w:t xml:space="preserve">0.05</w:t>
+            </w:r>
+          </w:p>
+        </w:tc>
+        <w:tc>
+          <w:tcPr>
+            <w:tcBorders>
+              <w:bottom w:val="none" w:sz="0" w:space="0" w:color="000000"/>
+              <w:top w:val="single" w:sz="6" w:space="0" w:color="000000"/>
+              <w:left w:val="none" w:sz="0" w:space="0" w:color="000000"/>
+              <w:right w:val="none" w:sz="0" w:space="0" w:color="000000"/>
+            </w:tcBorders>
+            <w:shd w:val="clear" w:color="auto" w:fill="FFFFFF"/>
+            <w:tcMar>
+              <w:top w:w="0" w:type="dxa"/>
+              <w:bottom w:w="0" w:type="dxa"/>
+              <w:left w:w="0" w:type="dxa"/>
+              <w:right w:w="0" w:type="dxa"/>
+            </w:tcMar>
+            <w:vAlign w:val="center"/>
+          </w:tcPr>
+          <w:p>
+            <w:pPr>
+              <w:pStyle w:val="Normal"/>
+              <w:jc w:val="center"/>
+              <w:pBdr>
+                <w:bottom w:val="none" w:sz="0" w:space="0" w:color="000000"/>
+                <w:top w:val="none" w:sz="0" w:space="0" w:color="000000"/>
+                <w:left w:val="none" w:sz="0" w:space="0" w:color="000000"/>
+                <w:right w:val="none" w:sz="0" w:space="0" w:color="000000"/>
+              </w:pBdr>
+              <w:spacing w:after="100" w:before="100" w:line="240"/>
+              <w:ind w:left="100" w:right="100" w:firstLine="0" w:firstLineChars="0"/>
+              <w:rPr>
+                <w:rFonts w:ascii="Times New Roman" w:hAnsi="Times New Roman" w:eastAsia="Times New Roman" w:cs="Times New Roman"/>
+                <w:i w:val="false"/>
+                <w:b w:val="false"/>
+                <w:u w:val="none"/>
+                <w:strike w:val="false"/>
+                <w:sz w:val="20"/>
+                <w:szCs w:val="20"/>
+                <w:color w:val="000000"/>
+              </w:rPr>
+            </w:pPr>
+            <w:r>
+              <w:rPr>
+                <w:rFonts w:ascii="Times New Roman" w:hAnsi="Times New Roman" w:eastAsia="Times New Roman" w:cs="Times New Roman"/>
+                <w:i w:val="false"/>
+                <w:b w:val="false"/>
+                <w:u w:val="none"/>
+                <w:strike w:val="false"/>
+                <w:sz w:val="20"/>
+                <w:szCs w:val="20"/>
+                <w:color w:val="000000"/>
+              </w:rPr>
+              <w:t xml:space="preserve">-0.11</w:t>
+            </w:r>
+          </w:p>
+        </w:tc>
+        <w:tc>
+          <w:tcPr>
+            <w:tcBorders>
+              <w:bottom w:val="none" w:sz="0" w:space="0" w:color="000000"/>
+              <w:top w:val="single" w:sz="6" w:space="0" w:color="000000"/>
+              <w:left w:val="none" w:sz="0" w:space="0" w:color="000000"/>
+              <w:right w:val="none" w:sz="0" w:space="0" w:color="000000"/>
+            </w:tcBorders>
+            <w:shd w:val="clear" w:color="auto" w:fill="FFFFFF"/>
+            <w:tcMar>
+              <w:top w:w="0" w:type="dxa"/>
+              <w:bottom w:w="0" w:type="dxa"/>
+              <w:left w:w="0" w:type="dxa"/>
+              <w:right w:w="0" w:type="dxa"/>
+            </w:tcMar>
+            <w:vAlign w:val="center"/>
+          </w:tcPr>
+          <w:p>
+            <w:pPr>
+              <w:pStyle w:val="Normal"/>
+              <w:jc w:val="center"/>
+              <w:pBdr>
+                <w:bottom w:val="none" w:sz="0" w:space="0" w:color="000000"/>
+                <w:top w:val="none" w:sz="0" w:space="0" w:color="000000"/>
+                <w:left w:val="none" w:sz="0" w:space="0" w:color="000000"/>
+                <w:right w:val="none" w:sz="0" w:space="0" w:color="000000"/>
+              </w:pBdr>
+              <w:spacing w:after="100" w:before="100" w:line="240"/>
+              <w:ind w:left="100" w:right="100" w:firstLine="0" w:firstLineChars="0"/>
+              <w:rPr>
+                <w:rFonts w:ascii="Times New Roman" w:hAnsi="Times New Roman" w:eastAsia="Times New Roman" w:cs="Times New Roman"/>
+                <w:i w:val="false"/>
+                <w:b w:val="false"/>
+                <w:u w:val="none"/>
+                <w:strike w:val="false"/>
+                <w:sz w:val="20"/>
+                <w:szCs w:val="20"/>
+                <w:color w:val="000000"/>
+              </w:rPr>
+            </w:pPr>
+            <w:r>
+              <w:rPr>
+                <w:rFonts w:ascii="Times New Roman" w:hAnsi="Times New Roman" w:eastAsia="Times New Roman" w:cs="Times New Roman"/>
+                <w:i w:val="false"/>
+                <w:b w:val="false"/>
+                <w:u w:val="none"/>
+                <w:strike w:val="false"/>
+                <w:sz w:val="20"/>
+                <w:szCs w:val="20"/>
+                <w:color w:val="000000"/>
+              </w:rPr>
+              <w:t xml:space="preserve">0.51</w:t>
+            </w:r>
+          </w:p>
+        </w:tc>
+        <w:tc>
+          <w:tcPr>
+            <w:tcBorders>
+              <w:bottom w:val="none" w:sz="0" w:space="0" w:color="000000"/>
+              <w:top w:val="single" w:sz="6" w:space="0" w:color="000000"/>
+              <w:left w:val="none" w:sz="0" w:space="0" w:color="000000"/>
+              <w:right w:val="none" w:sz="0" w:space="0" w:color="000000"/>
+            </w:tcBorders>
+            <w:shd w:val="clear" w:color="auto" w:fill="FFFFFF"/>
+            <w:tcMar>
+              <w:top w:w="0" w:type="dxa"/>
+              <w:bottom w:w="0" w:type="dxa"/>
+              <w:left w:w="0" w:type="dxa"/>
+              <w:right w:w="0" w:type="dxa"/>
+            </w:tcMar>
+            <w:vAlign w:val="center"/>
+          </w:tcPr>
+          <w:p>
+            <w:pPr>
+              <w:pStyle w:val="Normal"/>
+              <w:jc w:val="center"/>
+              <w:pBdr>
+                <w:bottom w:val="none" w:sz="0" w:space="0" w:color="000000"/>
+                <w:top w:val="none" w:sz="0" w:space="0" w:color="000000"/>
+                <w:left w:val="none" w:sz="0" w:space="0" w:color="000000"/>
+                <w:right w:val="none" w:sz="0" w:space="0" w:color="000000"/>
+              </w:pBdr>
+              <w:spacing w:after="100" w:before="100" w:line="240"/>
+              <w:ind w:left="100" w:right="100" w:firstLine="0" w:firstLineChars="0"/>
+              <w:rPr>
+                <w:rFonts w:ascii="Times New Roman" w:hAnsi="Times New Roman" w:eastAsia="Times New Roman" w:cs="Times New Roman"/>
+                <w:i w:val="false"/>
+                <w:b w:val="false"/>
+                <w:u w:val="none"/>
+                <w:strike w:val="false"/>
+                <w:sz w:val="20"/>
+                <w:szCs w:val="20"/>
+                <w:color w:val="000000"/>
+              </w:rPr>
+            </w:pPr>
+            <w:r>
+              <w:rPr>
+                <w:rFonts w:ascii="Times New Roman" w:hAnsi="Times New Roman" w:eastAsia="Times New Roman" w:cs="Times New Roman"/>
+                <w:i w:val="false"/>
+                <w:b w:val="false"/>
+                <w:u w:val="none"/>
+                <w:strike w:val="false"/>
+                <w:sz w:val="20"/>
+                <w:szCs w:val="20"/>
+                <w:color w:val="000000"/>
+              </w:rPr>
+              <w:t xml:space="preserve">-0.03</w:t>
+            </w:r>
+          </w:p>
+        </w:tc>
+        <w:tc>
+          <w:tcPr>
+            <w:tcBorders>
+              <w:bottom w:val="none" w:sz="0" w:space="0" w:color="000000"/>
+              <w:top w:val="single" w:sz="6" w:space="0" w:color="000000"/>
+              <w:left w:val="none" w:sz="0" w:space="0" w:color="000000"/>
+              <w:right w:val="none" w:sz="0" w:space="0" w:color="000000"/>
+            </w:tcBorders>
+            <w:shd w:val="clear" w:color="auto" w:fill="FFFFFF"/>
+            <w:tcMar>
+              <w:top w:w="0" w:type="dxa"/>
+              <w:bottom w:w="0" w:type="dxa"/>
+              <w:left w:w="0" w:type="dxa"/>
+              <w:right w:w="0" w:type="dxa"/>
+            </w:tcMar>
+            <w:vAlign w:val="center"/>
+          </w:tcPr>
+          <w:p>
+            <w:pPr>
+              <w:pStyle w:val="Normal"/>
+              <w:jc w:val="center"/>
+              <w:pBdr>
+                <w:bottom w:val="none" w:sz="0" w:space="0" w:color="000000"/>
+                <w:top w:val="none" w:sz="0" w:space="0" w:color="000000"/>
+                <w:left w:val="none" w:sz="0" w:space="0" w:color="000000"/>
+                <w:right w:val="none" w:sz="0" w:space="0" w:color="000000"/>
+              </w:pBdr>
+              <w:spacing w:after="100" w:before="100" w:line="240"/>
+              <w:ind w:left="100" w:right="100" w:firstLine="0" w:firstLineChars="0"/>
+              <w:rPr>
+                <w:rFonts w:ascii="Times New Roman" w:hAnsi="Times New Roman" w:eastAsia="Times New Roman" w:cs="Times New Roman"/>
+                <w:i w:val="false"/>
+                <w:b w:val="false"/>
+                <w:u w:val="none"/>
+                <w:strike w:val="false"/>
+                <w:sz w:val="20"/>
+                <w:szCs w:val="20"/>
+                <w:color w:val="000000"/>
+              </w:rPr>
+            </w:pPr>
+            <w:r>
+              <w:rPr>
+                <w:rFonts w:ascii="Times New Roman" w:hAnsi="Times New Roman" w:eastAsia="Times New Roman" w:cs="Times New Roman"/>
+                <w:i w:val="false"/>
+                <w:b w:val="false"/>
+                <w:u w:val="none"/>
+                <w:strike w:val="false"/>
+                <w:sz w:val="20"/>
+                <w:szCs w:val="20"/>
+                <w:color w:val="000000"/>
+              </w:rPr>
+              <w:t xml:space="preserve">Temp</w:t>
+            </w:r>
+          </w:p>
+        </w:tc>
+        <w:tc>
+          <w:tcPr>
+            <w:tcBorders>
+              <w:bottom w:val="none" w:sz="0" w:space="0" w:color="000000"/>
+              <w:top w:val="single" w:sz="6" w:space="0" w:color="000000"/>
+              <w:left w:val="none" w:sz="0" w:space="0" w:color="000000"/>
+              <w:right w:val="none" w:sz="0" w:space="0" w:color="000000"/>
+            </w:tcBorders>
+            <w:shd w:val="clear" w:color="auto" w:fill="FFFFFF"/>
+            <w:tcMar>
+              <w:top w:w="0" w:type="dxa"/>
+              <w:bottom w:w="0" w:type="dxa"/>
+              <w:left w:w="0" w:type="dxa"/>
+              <w:right w:w="0" w:type="dxa"/>
+            </w:tcMar>
+            <w:vAlign w:val="center"/>
+          </w:tcPr>
+          <w:p>
+            <w:pPr>
+              <w:pStyle w:val="Normal"/>
+              <w:jc w:val="center"/>
+              <w:pBdr>
+                <w:bottom w:val="none" w:sz="0" w:space="0" w:color="000000"/>
+                <w:top w:val="none" w:sz="0" w:space="0" w:color="000000"/>
+                <w:left w:val="none" w:sz="0" w:space="0" w:color="000000"/>
+                <w:right w:val="none" w:sz="0" w:space="0" w:color="000000"/>
+              </w:pBdr>
+              <w:spacing w:after="100" w:before="100" w:line="240"/>
+              <w:ind w:left="100" w:right="100" w:firstLine="0" w:firstLineChars="0"/>
+              <w:rPr>
+                <w:rFonts w:ascii="Times New Roman" w:hAnsi="Times New Roman" w:eastAsia="Times New Roman" w:cs="Times New Roman"/>
+                <w:i w:val="false"/>
+                <w:b w:val="false"/>
+                <w:u w:val="none"/>
+                <w:strike w:val="false"/>
+                <w:sz w:val="20"/>
+                <w:szCs w:val="20"/>
+                <w:color w:val="000000"/>
+              </w:rPr>
+            </w:pPr>
+            <w:r>
+              <w:rPr>
+                <w:rFonts w:ascii="Times New Roman" w:hAnsi="Times New Roman" w:eastAsia="Times New Roman" w:cs="Times New Roman"/>
+                <w:i w:val="false"/>
+                <w:b w:val="false"/>
+                <w:u w:val="none"/>
+                <w:strike w:val="false"/>
+                <w:sz w:val="20"/>
+                <w:szCs w:val="20"/>
+                <w:color w:val="000000"/>
+              </w:rPr>
+              <w:t xml:space="preserve">-0.02</w:t>
+            </w:r>
+          </w:p>
+        </w:tc>
+        <w:tc>
+          <w:tcPr>
+            <w:tcBorders>
+              <w:bottom w:val="none" w:sz="0" w:space="0" w:color="000000"/>
+              <w:top w:val="single" w:sz="6" w:space="0" w:color="000000"/>
+              <w:left w:val="none" w:sz="0" w:space="0" w:color="000000"/>
+              <w:right w:val="none" w:sz="0" w:space="0" w:color="000000"/>
+            </w:tcBorders>
+            <w:shd w:val="clear" w:color="auto" w:fill="FFFFFF"/>
+            <w:tcMar>
+              <w:top w:w="0" w:type="dxa"/>
+              <w:bottom w:w="0" w:type="dxa"/>
+              <w:left w:w="0" w:type="dxa"/>
+              <w:right w:w="0" w:type="dxa"/>
+            </w:tcMar>
+            <w:vAlign w:val="center"/>
+          </w:tcPr>
+          <w:p>
+            <w:pPr>
+              <w:pStyle w:val="Normal"/>
+              <w:jc w:val="center"/>
+              <w:pBdr>
+                <w:bottom w:val="none" w:sz="0" w:space="0" w:color="000000"/>
+                <w:top w:val="none" w:sz="0" w:space="0" w:color="000000"/>
+                <w:left w:val="none" w:sz="0" w:space="0" w:color="000000"/>
+                <w:right w:val="none" w:sz="0" w:space="0" w:color="000000"/>
+              </w:pBdr>
+              <w:spacing w:after="100" w:before="100" w:line="240"/>
+              <w:ind w:left="100" w:right="100" w:firstLine="0" w:firstLineChars="0"/>
+              <w:rPr>
+                <w:rFonts w:ascii="Times New Roman" w:hAnsi="Times New Roman" w:eastAsia="Times New Roman" w:cs="Times New Roman"/>
+                <w:i w:val="false"/>
+                <w:b w:val="false"/>
+                <w:u w:val="none"/>
+                <w:strike w:val="false"/>
+                <w:sz w:val="20"/>
+                <w:szCs w:val="20"/>
+                <w:color w:val="000000"/>
+              </w:rPr>
+            </w:pPr>
+            <w:r>
+              <w:rPr>
+                <w:rFonts w:ascii="Times New Roman" w:hAnsi="Times New Roman" w:eastAsia="Times New Roman" w:cs="Times New Roman"/>
+                <w:i w:val="false"/>
+                <w:b w:val="false"/>
+                <w:u w:val="none"/>
+                <w:strike w:val="false"/>
+                <w:sz w:val="20"/>
+                <w:szCs w:val="20"/>
+                <w:color w:val="000000"/>
+              </w:rPr>
               <w:t xml:space="preserve">0.03</w:t>
             </w:r>
           </w:p>
@@ -1892,7 +2222,7 @@
                 <w:szCs w:val="20"/>
                 <w:color w:val="000000"/>
               </w:rPr>
-              <w:t xml:space="preserve">-0.11</w:t>
+              <w:t xml:space="preserve">Q</w:t>
             </w:r>
           </w:p>
         </w:tc>
@@ -1947,7 +2277,7 @@
                 <w:szCs w:val="20"/>
                 <w:color w:val="000000"/>
               </w:rPr>
-              <w:t xml:space="preserve">0.51</w:t>
+              <w:t xml:space="preserve">0.21</w:t>
             </w:r>
           </w:p>
         </w:tc>
@@ -2002,337 +2332,7 @@
                 <w:szCs w:val="20"/>
                 <w:color w:val="000000"/>
               </w:rPr>
-              <w:t xml:space="preserve">-0.05</w:t>
-            </w:r>
-          </w:p>
-        </w:tc>
-        <w:tc>
-          <w:tcPr>
-            <w:tcBorders>
-              <w:bottom w:val="none" w:sz="0" w:space="0" w:color="000000"/>
-              <w:top w:val="single" w:sz="6" w:space="0" w:color="000000"/>
-              <w:left w:val="none" w:sz="0" w:space="0" w:color="000000"/>
-              <w:right w:val="none" w:sz="0" w:space="0" w:color="000000"/>
-            </w:tcBorders>
-            <w:shd w:val="clear" w:color="auto" w:fill="FFFFFF"/>
-            <w:tcMar>
-              <w:top w:w="0" w:type="dxa"/>
-              <w:bottom w:w="0" w:type="dxa"/>
-              <w:left w:w="0" w:type="dxa"/>
-              <w:right w:w="0" w:type="dxa"/>
-            </w:tcMar>
-            <w:vAlign w:val="center"/>
-          </w:tcPr>
-          <w:p>
-            <w:pPr>
-              <w:pStyle w:val="Normal"/>
-              <w:jc w:val="center"/>
-              <w:pBdr>
-                <w:bottom w:val="none" w:sz="0" w:space="0" w:color="000000"/>
-                <w:top w:val="none" w:sz="0" w:space="0" w:color="000000"/>
-                <w:left w:val="none" w:sz="0" w:space="0" w:color="000000"/>
-                <w:right w:val="none" w:sz="0" w:space="0" w:color="000000"/>
-              </w:pBdr>
-              <w:spacing w:after="100" w:before="100" w:line="240"/>
-              <w:ind w:left="100" w:right="100" w:firstLine="0" w:firstLineChars="0"/>
-              <w:rPr>
-                <w:rFonts w:ascii="Times New Roman" w:hAnsi="Times New Roman" w:eastAsia="Times New Roman" w:cs="Times New Roman"/>
-                <w:i w:val="false"/>
-                <w:b w:val="false"/>
-                <w:u w:val="none"/>
-                <w:strike w:val="false"/>
-                <w:sz w:val="20"/>
-                <w:szCs w:val="20"/>
-                <w:color w:val="000000"/>
-              </w:rPr>
-            </w:pPr>
-            <w:r>
-              <w:rPr>
-                <w:rFonts w:ascii="Times New Roman" w:hAnsi="Times New Roman" w:eastAsia="Times New Roman" w:cs="Times New Roman"/>
-                <w:i w:val="false"/>
-                <w:b w:val="false"/>
-                <w:u w:val="none"/>
-                <w:strike w:val="false"/>
-                <w:sz w:val="20"/>
-                <w:szCs w:val="20"/>
-                <w:color w:val="000000"/>
-              </w:rPr>
-              <w:t xml:space="preserve">Temp</w:t>
-            </w:r>
-          </w:p>
-        </w:tc>
-        <w:tc>
-          <w:tcPr>
-            <w:tcBorders>
-              <w:bottom w:val="none" w:sz="0" w:space="0" w:color="000000"/>
-              <w:top w:val="single" w:sz="6" w:space="0" w:color="000000"/>
-              <w:left w:val="none" w:sz="0" w:space="0" w:color="000000"/>
-              <w:right w:val="none" w:sz="0" w:space="0" w:color="000000"/>
-            </w:tcBorders>
-            <w:shd w:val="clear" w:color="auto" w:fill="FFFFFF"/>
-            <w:tcMar>
-              <w:top w:w="0" w:type="dxa"/>
-              <w:bottom w:w="0" w:type="dxa"/>
-              <w:left w:w="0" w:type="dxa"/>
-              <w:right w:w="0" w:type="dxa"/>
-            </w:tcMar>
-            <w:vAlign w:val="center"/>
-          </w:tcPr>
-          <w:p>
-            <w:pPr>
-              <w:pStyle w:val="Normal"/>
-              <w:jc w:val="center"/>
-              <w:pBdr>
-                <w:bottom w:val="none" w:sz="0" w:space="0" w:color="000000"/>
-                <w:top w:val="none" w:sz="0" w:space="0" w:color="000000"/>
-                <w:left w:val="none" w:sz="0" w:space="0" w:color="000000"/>
-                <w:right w:val="none" w:sz="0" w:space="0" w:color="000000"/>
-              </w:pBdr>
-              <w:spacing w:after="100" w:before="100" w:line="240"/>
-              <w:ind w:left="100" w:right="100" w:firstLine="0" w:firstLineChars="0"/>
-              <w:rPr>
-                <w:rFonts w:ascii="Times New Roman" w:hAnsi="Times New Roman" w:eastAsia="Times New Roman" w:cs="Times New Roman"/>
-                <w:i w:val="false"/>
-                <w:b w:val="false"/>
-                <w:u w:val="none"/>
-                <w:strike w:val="false"/>
-                <w:sz w:val="20"/>
-                <w:szCs w:val="20"/>
-                <w:color w:val="000000"/>
-              </w:rPr>
-            </w:pPr>
-            <w:r>
-              <w:rPr>
-                <w:rFonts w:ascii="Times New Roman" w:hAnsi="Times New Roman" w:eastAsia="Times New Roman" w:cs="Times New Roman"/>
-                <w:i w:val="false"/>
-                <w:b w:val="false"/>
-                <w:u w:val="none"/>
-                <w:strike w:val="false"/>
-                <w:sz w:val="20"/>
-                <w:szCs w:val="20"/>
-                <w:color w:val="000000"/>
-              </w:rPr>
-              <w:t xml:space="preserve">-0.02</w:t>
-            </w:r>
-          </w:p>
-        </w:tc>
-        <w:tc>
-          <w:tcPr>
-            <w:tcBorders>
-              <w:bottom w:val="none" w:sz="0" w:space="0" w:color="000000"/>
-              <w:top w:val="single" w:sz="6" w:space="0" w:color="000000"/>
-              <w:left w:val="none" w:sz="0" w:space="0" w:color="000000"/>
-              <w:right w:val="none" w:sz="0" w:space="0" w:color="000000"/>
-            </w:tcBorders>
-            <w:shd w:val="clear" w:color="auto" w:fill="FFFFFF"/>
-            <w:tcMar>
-              <w:top w:w="0" w:type="dxa"/>
-              <w:bottom w:w="0" w:type="dxa"/>
-              <w:left w:w="0" w:type="dxa"/>
-              <w:right w:w="0" w:type="dxa"/>
-            </w:tcMar>
-            <w:vAlign w:val="center"/>
-          </w:tcPr>
-          <w:p>
-            <w:pPr>
-              <w:pStyle w:val="Normal"/>
-              <w:jc w:val="center"/>
-              <w:pBdr>
-                <w:bottom w:val="none" w:sz="0" w:space="0" w:color="000000"/>
-                <w:top w:val="none" w:sz="0" w:space="0" w:color="000000"/>
-                <w:left w:val="none" w:sz="0" w:space="0" w:color="000000"/>
-                <w:right w:val="none" w:sz="0" w:space="0" w:color="000000"/>
-              </w:pBdr>
-              <w:spacing w:after="100" w:before="100" w:line="240"/>
-              <w:ind w:left="100" w:right="100" w:firstLine="0" w:firstLineChars="0"/>
-              <w:rPr>
-                <w:rFonts w:ascii="Times New Roman" w:hAnsi="Times New Roman" w:eastAsia="Times New Roman" w:cs="Times New Roman"/>
-                <w:i w:val="false"/>
-                <w:b w:val="false"/>
-                <w:u w:val="none"/>
-                <w:strike w:val="false"/>
-                <w:sz w:val="20"/>
-                <w:szCs w:val="20"/>
-                <w:color w:val="000000"/>
-              </w:rPr>
-            </w:pPr>
-            <w:r>
-              <w:rPr>
-                <w:rFonts w:ascii="Times New Roman" w:hAnsi="Times New Roman" w:eastAsia="Times New Roman" w:cs="Times New Roman"/>
-                <w:i w:val="false"/>
-                <w:b w:val="false"/>
-                <w:u w:val="none"/>
-                <w:strike w:val="false"/>
-                <w:sz w:val="20"/>
-                <w:szCs w:val="20"/>
-                <w:color w:val="000000"/>
-              </w:rPr>
-              <w:t xml:space="preserve">0.03</w:t>
-            </w:r>
-          </w:p>
-        </w:tc>
-        <w:tc>
-          <w:tcPr>
-            <w:tcBorders>
-              <w:bottom w:val="none" w:sz="0" w:space="0" w:color="000000"/>
-              <w:top w:val="single" w:sz="6" w:space="0" w:color="000000"/>
-              <w:left w:val="none" w:sz="0" w:space="0" w:color="000000"/>
-              <w:right w:val="none" w:sz="0" w:space="0" w:color="000000"/>
-            </w:tcBorders>
-            <w:shd w:val="clear" w:color="auto" w:fill="FFFFFF"/>
-            <w:tcMar>
-              <w:top w:w="0" w:type="dxa"/>
-              <w:bottom w:w="0" w:type="dxa"/>
-              <w:left w:w="0" w:type="dxa"/>
-              <w:right w:w="0" w:type="dxa"/>
-            </w:tcMar>
-            <w:vAlign w:val="center"/>
-          </w:tcPr>
-          <w:p>
-            <w:pPr>
-              <w:pStyle w:val="Normal"/>
-              <w:jc w:val="center"/>
-              <w:pBdr>
-                <w:bottom w:val="none" w:sz="0" w:space="0" w:color="000000"/>
-                <w:top w:val="none" w:sz="0" w:space="0" w:color="000000"/>
-                <w:left w:val="none" w:sz="0" w:space="0" w:color="000000"/>
-                <w:right w:val="none" w:sz="0" w:space="0" w:color="000000"/>
-              </w:pBdr>
-              <w:spacing w:after="100" w:before="100" w:line="240"/>
-              <w:ind w:left="100" w:right="100" w:firstLine="0" w:firstLineChars="0"/>
-              <w:rPr>
-                <w:rFonts w:ascii="Times New Roman" w:hAnsi="Times New Roman" w:eastAsia="Times New Roman" w:cs="Times New Roman"/>
-                <w:i w:val="false"/>
-                <w:b w:val="false"/>
-                <w:u w:val="none"/>
-                <w:strike w:val="false"/>
-                <w:sz w:val="20"/>
-                <w:szCs w:val="20"/>
-                <w:color w:val="000000"/>
-              </w:rPr>
-            </w:pPr>
-            <w:r>
-              <w:rPr>
-                <w:rFonts w:ascii="Times New Roman" w:hAnsi="Times New Roman" w:eastAsia="Times New Roman" w:cs="Times New Roman"/>
-                <w:i w:val="false"/>
-                <w:b w:val="false"/>
-                <w:u w:val="none"/>
-                <w:strike w:val="false"/>
-                <w:sz w:val="20"/>
-                <w:szCs w:val="20"/>
-                <w:color w:val="000000"/>
-              </w:rPr>
-              <w:t xml:space="preserve">Q</w:t>
-            </w:r>
-          </w:p>
-        </w:tc>
-        <w:tc>
-          <w:tcPr>
-            <w:tcBorders>
-              <w:bottom w:val="none" w:sz="0" w:space="0" w:color="000000"/>
-              <w:top w:val="single" w:sz="6" w:space="0" w:color="000000"/>
-              <w:left w:val="none" w:sz="0" w:space="0" w:color="000000"/>
-              <w:right w:val="none" w:sz="0" w:space="0" w:color="000000"/>
-            </w:tcBorders>
-            <w:shd w:val="clear" w:color="auto" w:fill="FFFFFF"/>
-            <w:tcMar>
-              <w:top w:w="0" w:type="dxa"/>
-              <w:bottom w:w="0" w:type="dxa"/>
-              <w:left w:w="0" w:type="dxa"/>
-              <w:right w:w="0" w:type="dxa"/>
-            </w:tcMar>
-            <w:vAlign w:val="center"/>
-          </w:tcPr>
-          <w:p>
-            <w:pPr>
-              <w:pStyle w:val="Normal"/>
-              <w:jc w:val="center"/>
-              <w:pBdr>
-                <w:bottom w:val="none" w:sz="0" w:space="0" w:color="000000"/>
-                <w:top w:val="none" w:sz="0" w:space="0" w:color="000000"/>
-                <w:left w:val="none" w:sz="0" w:space="0" w:color="000000"/>
-                <w:right w:val="none" w:sz="0" w:space="0" w:color="000000"/>
-              </w:pBdr>
-              <w:spacing w:after="100" w:before="100" w:line="240"/>
-              <w:ind w:left="100" w:right="100" w:firstLine="0" w:firstLineChars="0"/>
-              <w:rPr>
-                <w:rFonts w:ascii="Times New Roman" w:hAnsi="Times New Roman" w:eastAsia="Times New Roman" w:cs="Times New Roman"/>
-                <w:i w:val="false"/>
-                <w:b w:val="false"/>
-                <w:u w:val="none"/>
-                <w:strike w:val="false"/>
-                <w:sz w:val="20"/>
-                <w:szCs w:val="20"/>
-                <w:color w:val="000000"/>
-              </w:rPr>
-            </w:pPr>
-            <w:r>
-              <w:rPr>
-                <w:rFonts w:ascii="Times New Roman" w:hAnsi="Times New Roman" w:eastAsia="Times New Roman" w:cs="Times New Roman"/>
-                <w:i w:val="false"/>
-                <w:b w:val="false"/>
-                <w:u w:val="none"/>
-                <w:strike w:val="false"/>
-                <w:sz w:val="20"/>
-                <w:szCs w:val="20"/>
-                <w:color w:val="000000"/>
-              </w:rPr>
-              <w:t xml:space="preserve">0.21</w:t>
-            </w:r>
-          </w:p>
-        </w:tc>
-        <w:tc>
-          <w:tcPr>
-            <w:tcBorders>
-              <w:bottom w:val="none" w:sz="0" w:space="0" w:color="000000"/>
-              <w:top w:val="single" w:sz="6" w:space="0" w:color="000000"/>
-              <w:left w:val="none" w:sz="0" w:space="0" w:color="000000"/>
-              <w:right w:val="none" w:sz="0" w:space="0" w:color="000000"/>
-            </w:tcBorders>
-            <w:shd w:val="clear" w:color="auto" w:fill="FFFFFF"/>
-            <w:tcMar>
-              <w:top w:w="0" w:type="dxa"/>
-              <w:bottom w:w="0" w:type="dxa"/>
-              <w:left w:w="0" w:type="dxa"/>
-              <w:right w:w="0" w:type="dxa"/>
-            </w:tcMar>
-            <w:vAlign w:val="center"/>
-          </w:tcPr>
-          <w:p>
-            <w:pPr>
-              <w:pStyle w:val="Normal"/>
-              <w:jc w:val="center"/>
-              <w:pBdr>
-                <w:bottom w:val="none" w:sz="0" w:space="0" w:color="000000"/>
-                <w:top w:val="none" w:sz="0" w:space="0" w:color="000000"/>
-                <w:left w:val="none" w:sz="0" w:space="0" w:color="000000"/>
-                <w:right w:val="none" w:sz="0" w:space="0" w:color="000000"/>
-              </w:pBdr>
-              <w:spacing w:after="100" w:before="100" w:line="240"/>
-              <w:ind w:left="100" w:right="100" w:firstLine="0" w:firstLineChars="0"/>
-              <w:rPr>
-                <w:rFonts w:ascii="Times New Roman" w:hAnsi="Times New Roman" w:eastAsia="Times New Roman" w:cs="Times New Roman"/>
-                <w:i w:val="false"/>
-                <w:b w:val="false"/>
-                <w:u w:val="none"/>
-                <w:strike w:val="false"/>
-                <w:sz w:val="20"/>
-                <w:szCs w:val="20"/>
-                <w:color w:val="000000"/>
-              </w:rPr>
-            </w:pPr>
-            <w:r>
-              <w:rPr>
-                <w:rFonts w:ascii="Times New Roman" w:hAnsi="Times New Roman" w:eastAsia="Times New Roman" w:cs="Times New Roman"/>
-                <w:i w:val="false"/>
-                <w:b w:val="false"/>
-                <w:u w:val="none"/>
-                <w:strike w:val="false"/>
-                <w:sz w:val="20"/>
-                <w:szCs w:val="20"/>
-                <w:color w:val="000000"/>
-              </w:rPr>
-              <w:t xml:space="preserve">-0.19</w:t>
+              <w:t xml:space="preserve">-0.16</w:t>
             </w:r>
           </w:p>
         </w:tc>
@@ -2502,337 +2502,502 @@
                 <w:szCs w:val="20"/>
                 <w:color w:val="000000"/>
               </w:rPr>
-              <w:t xml:space="preserve">8.70e-03</w:t>
-            </w:r>
-          </w:p>
-        </w:tc>
-        <w:tc>
-          <w:tcPr>
-            <w:tcBorders>
-              <w:bottom w:val="none" w:sz="0" w:space="0" w:color="000000"/>
-              <w:top w:val="none" w:sz="0" w:space="0" w:color="000000"/>
-              <w:left w:val="none" w:sz="0" w:space="0" w:color="000000"/>
-              <w:right w:val="none" w:sz="0" w:space="0" w:color="000000"/>
-            </w:tcBorders>
-            <w:shd w:val="clear" w:color="auto" w:fill="FFFFFF"/>
-            <w:tcMar>
-              <w:top w:w="0" w:type="dxa"/>
-              <w:bottom w:w="0" w:type="dxa"/>
-              <w:left w:w="0" w:type="dxa"/>
-              <w:right w:w="0" w:type="dxa"/>
-            </w:tcMar>
-            <w:vAlign w:val="center"/>
-          </w:tcPr>
-          <w:p>
-            <w:pPr>
-              <w:pStyle w:val="Normal"/>
-              <w:jc w:val="center"/>
-              <w:pBdr>
-                <w:bottom w:val="none" w:sz="0" w:space="0" w:color="000000"/>
-                <w:top w:val="none" w:sz="0" w:space="0" w:color="000000"/>
-                <w:left w:val="none" w:sz="0" w:space="0" w:color="000000"/>
-                <w:right w:val="none" w:sz="0" w:space="0" w:color="000000"/>
-              </w:pBdr>
-              <w:spacing w:after="100" w:before="100" w:line="240"/>
-              <w:ind w:left="100" w:right="100" w:firstLine="0" w:firstLineChars="0"/>
-              <w:rPr>
-                <w:rFonts w:ascii="Times New Roman" w:hAnsi="Times New Roman" w:eastAsia="Times New Roman" w:cs="Times New Roman"/>
-                <w:i w:val="false"/>
-                <w:b w:val="false"/>
-                <w:u w:val="none"/>
-                <w:strike w:val="false"/>
-                <w:sz w:val="20"/>
-                <w:szCs w:val="20"/>
-                <w:color w:val="000000"/>
-              </w:rPr>
-            </w:pPr>
-            <w:r>
-              <w:rPr>
-                <w:rFonts w:ascii="Times New Roman" w:hAnsi="Times New Roman" w:eastAsia="Times New Roman" w:cs="Times New Roman"/>
-                <w:i w:val="false"/>
-                <w:b w:val="false"/>
-                <w:u w:val="none"/>
-                <w:strike w:val="false"/>
-                <w:sz w:val="20"/>
-                <w:szCs w:val="20"/>
-                <w:color w:val="000000"/>
-              </w:rPr>
-              <w:t xml:space="preserve">-3.17e-02</w:t>
-            </w:r>
-          </w:p>
-        </w:tc>
-        <w:tc>
-          <w:tcPr>
-            <w:tcBorders>
-              <w:bottom w:val="none" w:sz="0" w:space="0" w:color="000000"/>
-              <w:top w:val="none" w:sz="0" w:space="0" w:color="000000"/>
-              <w:left w:val="none" w:sz="0" w:space="0" w:color="000000"/>
-              <w:right w:val="none" w:sz="0" w:space="0" w:color="000000"/>
-            </w:tcBorders>
-            <w:shd w:val="clear" w:color="auto" w:fill="FFFFFF"/>
-            <w:tcMar>
-              <w:top w:w="0" w:type="dxa"/>
-              <w:bottom w:w="0" w:type="dxa"/>
-              <w:left w:w="0" w:type="dxa"/>
-              <w:right w:w="0" w:type="dxa"/>
-            </w:tcMar>
-            <w:vAlign w:val="center"/>
-          </w:tcPr>
-          <w:p>
-            <w:pPr>
-              <w:pStyle w:val="Normal"/>
-              <w:jc w:val="center"/>
-              <w:pBdr>
-                <w:bottom w:val="none" w:sz="0" w:space="0" w:color="000000"/>
-                <w:top w:val="none" w:sz="0" w:space="0" w:color="000000"/>
-                <w:left w:val="none" w:sz="0" w:space="0" w:color="000000"/>
-                <w:right w:val="none" w:sz="0" w:space="0" w:color="000000"/>
-              </w:pBdr>
-              <w:spacing w:after="100" w:before="100" w:line="240"/>
-              <w:ind w:left="100" w:right="100" w:firstLine="0" w:firstLineChars="0"/>
-              <w:rPr>
-                <w:rFonts w:ascii="Times New Roman" w:hAnsi="Times New Roman" w:eastAsia="Times New Roman" w:cs="Times New Roman"/>
-                <w:i w:val="false"/>
-                <w:b w:val="false"/>
-                <w:u w:val="none"/>
-                <w:strike w:val="false"/>
-                <w:sz w:val="20"/>
-                <w:szCs w:val="20"/>
-                <w:color w:val="000000"/>
-              </w:rPr>
-            </w:pPr>
-            <w:r>
-              <w:rPr>
-                <w:rFonts w:ascii="Times New Roman" w:hAnsi="Times New Roman" w:eastAsia="Times New Roman" w:cs="Times New Roman"/>
-                <w:i w:val="false"/>
-                <w:b w:val="false"/>
-                <w:u w:val="none"/>
-                <w:strike w:val="false"/>
-                <w:sz w:val="20"/>
-                <w:szCs w:val="20"/>
-                <w:color w:val="000000"/>
-              </w:rPr>
-              <w:t xml:space="preserve">-1.94e-02</w:t>
-            </w:r>
-          </w:p>
-        </w:tc>
-        <w:tc>
-          <w:tcPr>
-            <w:tcBorders>
-              <w:bottom w:val="none" w:sz="0" w:space="0" w:color="000000"/>
-              <w:top w:val="none" w:sz="0" w:space="0" w:color="000000"/>
-              <w:left w:val="none" w:sz="0" w:space="0" w:color="000000"/>
-              <w:right w:val="none" w:sz="0" w:space="0" w:color="000000"/>
-            </w:tcBorders>
-            <w:shd w:val="clear" w:color="auto" w:fill="FFFFFF"/>
-            <w:tcMar>
-              <w:top w:w="0" w:type="dxa"/>
-              <w:bottom w:w="0" w:type="dxa"/>
-              <w:left w:w="0" w:type="dxa"/>
-              <w:right w:w="0" w:type="dxa"/>
-            </w:tcMar>
-            <w:vAlign w:val="center"/>
-          </w:tcPr>
-          <w:p>
-            <w:pPr>
-              <w:pStyle w:val="Normal"/>
-              <w:jc w:val="center"/>
-              <w:pBdr>
-                <w:bottom w:val="none" w:sz="0" w:space="0" w:color="000000"/>
-                <w:top w:val="none" w:sz="0" w:space="0" w:color="000000"/>
-                <w:left w:val="none" w:sz="0" w:space="0" w:color="000000"/>
-                <w:right w:val="none" w:sz="0" w:space="0" w:color="000000"/>
-              </w:pBdr>
-              <w:spacing w:after="100" w:before="100" w:line="240"/>
-              <w:ind w:left="100" w:right="100" w:firstLine="0" w:firstLineChars="0"/>
-              <w:rPr>
-                <w:rFonts w:ascii="Times New Roman" w:hAnsi="Times New Roman" w:eastAsia="Times New Roman" w:cs="Times New Roman"/>
-                <w:i w:val="false"/>
-                <w:b w:val="false"/>
-                <w:u w:val="none"/>
-                <w:strike w:val="false"/>
-                <w:sz w:val="20"/>
-                <w:szCs w:val="20"/>
-                <w:color w:val="000000"/>
-              </w:rPr>
-            </w:pPr>
-            <w:r>
-              <w:rPr>
-                <w:rFonts w:ascii="Times New Roman" w:hAnsi="Times New Roman" w:eastAsia="Times New Roman" w:cs="Times New Roman"/>
-                <w:i w:val="false"/>
-                <w:b w:val="false"/>
-                <w:u w:val="none"/>
-                <w:strike w:val="false"/>
-                <w:sz w:val="20"/>
-                <w:szCs w:val="20"/>
-                <w:color w:val="000000"/>
-              </w:rPr>
-              <w:t xml:space="preserve">0.42</w:t>
-            </w:r>
-          </w:p>
-        </w:tc>
-        <w:tc>
-          <w:tcPr>
-            <w:tcBorders>
-              <w:bottom w:val="none" w:sz="0" w:space="0" w:color="000000"/>
-              <w:top w:val="none" w:sz="0" w:space="0" w:color="000000"/>
-              <w:left w:val="none" w:sz="0" w:space="0" w:color="000000"/>
-              <w:right w:val="none" w:sz="0" w:space="0" w:color="000000"/>
-            </w:tcBorders>
-            <w:shd w:val="clear" w:color="auto" w:fill="FFFFFF"/>
-            <w:tcMar>
-              <w:top w:w="0" w:type="dxa"/>
-              <w:bottom w:w="0" w:type="dxa"/>
-              <w:left w:w="0" w:type="dxa"/>
-              <w:right w:w="0" w:type="dxa"/>
-            </w:tcMar>
-            <w:vAlign w:val="center"/>
-          </w:tcPr>
-          <w:p>
-            <w:pPr>
-              <w:pStyle w:val="Normal"/>
-              <w:jc w:val="center"/>
-              <w:pBdr>
-                <w:bottom w:val="none" w:sz="0" w:space="0" w:color="000000"/>
-                <w:top w:val="none" w:sz="0" w:space="0" w:color="000000"/>
-                <w:left w:val="none" w:sz="0" w:space="0" w:color="000000"/>
-                <w:right w:val="none" w:sz="0" w:space="0" w:color="000000"/>
-              </w:pBdr>
-              <w:spacing w:after="100" w:before="100" w:line="240"/>
-              <w:ind w:left="100" w:right="100" w:firstLine="0" w:firstLineChars="0"/>
-              <w:rPr>
-                <w:rFonts w:ascii="Times New Roman" w:hAnsi="Times New Roman" w:eastAsia="Times New Roman" w:cs="Times New Roman"/>
-                <w:i w:val="false"/>
-                <w:b w:val="false"/>
-                <w:u w:val="none"/>
-                <w:strike w:val="false"/>
-                <w:sz w:val="20"/>
-                <w:szCs w:val="20"/>
-                <w:color w:val="000000"/>
-              </w:rPr>
-            </w:pPr>
-            <w:r>
-              <w:rPr>
-                <w:rFonts w:ascii="Times New Roman" w:hAnsi="Times New Roman" w:eastAsia="Times New Roman" w:cs="Times New Roman"/>
-                <w:i w:val="false"/>
-                <w:b w:val="false"/>
-                <w:u w:val="none"/>
-                <w:strike w:val="false"/>
-                <w:sz w:val="20"/>
-                <w:szCs w:val="20"/>
-                <w:color w:val="000000"/>
-              </w:rPr>
-              <w:t xml:space="preserve">0.66</w:t>
-            </w:r>
-          </w:p>
-        </w:tc>
-        <w:tc>
-          <w:tcPr>
-            <w:tcBorders>
-              <w:bottom w:val="none" w:sz="0" w:space="0" w:color="000000"/>
-              <w:top w:val="none" w:sz="0" w:space="0" w:color="000000"/>
-              <w:left w:val="none" w:sz="0" w:space="0" w:color="000000"/>
-              <w:right w:val="none" w:sz="0" w:space="0" w:color="000000"/>
-            </w:tcBorders>
-            <w:shd w:val="clear" w:color="auto" w:fill="FFFFFF"/>
-            <w:tcMar>
-              <w:top w:w="0" w:type="dxa"/>
-              <w:bottom w:w="0" w:type="dxa"/>
-              <w:left w:w="0" w:type="dxa"/>
-              <w:right w:w="0" w:type="dxa"/>
-            </w:tcMar>
-            <w:vAlign w:val="center"/>
-          </w:tcPr>
-          <w:p>
-            <w:pPr>
-              <w:pStyle w:val="Normal"/>
-              <w:jc w:val="center"/>
-              <w:pBdr>
-                <w:bottom w:val="none" w:sz="0" w:space="0" w:color="000000"/>
-                <w:top w:val="none" w:sz="0" w:space="0" w:color="000000"/>
-                <w:left w:val="none" w:sz="0" w:space="0" w:color="000000"/>
-                <w:right w:val="none" w:sz="0" w:space="0" w:color="000000"/>
-              </w:pBdr>
-              <w:spacing w:after="100" w:before="100" w:line="240"/>
-              <w:ind w:left="100" w:right="100" w:firstLine="0" w:firstLineChars="0"/>
-              <w:rPr>
-                <w:rFonts w:ascii="Times New Roman" w:hAnsi="Times New Roman" w:eastAsia="Times New Roman" w:cs="Times New Roman"/>
-                <w:i w:val="false"/>
-                <w:b w:val="false"/>
-                <w:u w:val="none"/>
-                <w:strike w:val="false"/>
-                <w:sz w:val="20"/>
-                <w:szCs w:val="20"/>
-                <w:color w:val="000000"/>
-              </w:rPr>
-            </w:pPr>
-            <w:r>
-              <w:rPr>
-                <w:rFonts w:ascii="Times New Roman" w:hAnsi="Times New Roman" w:eastAsia="Times New Roman" w:cs="Times New Roman"/>
-                <w:i w:val="false"/>
-                <w:b w:val="false"/>
-                <w:u w:val="none"/>
-                <w:strike w:val="false"/>
-                <w:sz w:val="20"/>
-                <w:szCs w:val="20"/>
-                <w:color w:val="000000"/>
-              </w:rPr>
-              <w:t xml:space="preserve">0.56</w:t>
-            </w:r>
-          </w:p>
-        </w:tc>
-        <w:tc>
-          <w:tcPr>
-            <w:tcBorders>
-              <w:bottom w:val="none" w:sz="0" w:space="0" w:color="000000"/>
-              <w:top w:val="none" w:sz="0" w:space="0" w:color="000000"/>
-              <w:left w:val="none" w:sz="0" w:space="0" w:color="000000"/>
-              <w:right w:val="none" w:sz="0" w:space="0" w:color="000000"/>
-            </w:tcBorders>
-            <w:shd w:val="clear" w:color="auto" w:fill="FFFFFF"/>
-            <w:tcMar>
-              <w:top w:w="0" w:type="dxa"/>
-              <w:bottom w:w="0" w:type="dxa"/>
-              <w:left w:w="0" w:type="dxa"/>
-              <w:right w:w="0" w:type="dxa"/>
-            </w:tcMar>
-            <w:vAlign w:val="center"/>
-          </w:tcPr>
-          <w:p>
-            <w:pPr>
-              <w:pStyle w:val="Normal"/>
-              <w:jc w:val="center"/>
-              <w:pBdr>
-                <w:bottom w:val="none" w:sz="0" w:space="0" w:color="000000"/>
-                <w:top w:val="none" w:sz="0" w:space="0" w:color="000000"/>
-                <w:left w:val="none" w:sz="0" w:space="0" w:color="000000"/>
-                <w:right w:val="none" w:sz="0" w:space="0" w:color="000000"/>
-              </w:pBdr>
-              <w:spacing w:after="100" w:before="100" w:line="240"/>
-              <w:ind w:left="100" w:right="100" w:firstLine="0" w:firstLineChars="0"/>
-              <w:rPr>
-                <w:rFonts w:ascii="Times New Roman" w:hAnsi="Times New Roman" w:eastAsia="Times New Roman" w:cs="Times New Roman"/>
-                <w:i w:val="false"/>
-                <w:b w:val="false"/>
-                <w:u w:val="none"/>
-                <w:strike w:val="false"/>
-                <w:sz w:val="20"/>
-                <w:szCs w:val="20"/>
-                <w:color w:val="000000"/>
-              </w:rPr>
-            </w:pPr>
-            <w:r>
-              <w:rPr>
-                <w:rFonts w:ascii="Times New Roman" w:hAnsi="Times New Roman" w:eastAsia="Times New Roman" w:cs="Times New Roman"/>
-                <w:i w:val="false"/>
-                <w:b w:val="false"/>
-                <w:u w:val="none"/>
-                <w:strike w:val="false"/>
-                <w:sz w:val="20"/>
-                <w:szCs w:val="20"/>
-                <w:color w:val="000000"/>
-              </w:rPr>
-              <w:t xml:space="preserve">0.06</w:t>
+              <w:t xml:space="preserve">3.30e-03</w:t>
+            </w:r>
+          </w:p>
+        </w:tc>
+        <w:tc>
+          <w:tcPr>
+            <w:tcBorders>
+              <w:bottom w:val="none" w:sz="0" w:space="0" w:color="000000"/>
+              <w:top w:val="none" w:sz="0" w:space="0" w:color="000000"/>
+              <w:left w:val="none" w:sz="0" w:space="0" w:color="000000"/>
+              <w:right w:val="none" w:sz="0" w:space="0" w:color="000000"/>
+            </w:tcBorders>
+            <w:shd w:val="clear" w:color="auto" w:fill="FFFFFF"/>
+            <w:tcMar>
+              <w:top w:w="0" w:type="dxa"/>
+              <w:bottom w:w="0" w:type="dxa"/>
+              <w:left w:w="0" w:type="dxa"/>
+              <w:right w:w="0" w:type="dxa"/>
+            </w:tcMar>
+            <w:vAlign w:val="center"/>
+          </w:tcPr>
+          <w:p>
+            <w:pPr>
+              <w:pStyle w:val="Normal"/>
+              <w:jc w:val="center"/>
+              <w:pBdr>
+                <w:bottom w:val="none" w:sz="0" w:space="0" w:color="000000"/>
+                <w:top w:val="none" w:sz="0" w:space="0" w:color="000000"/>
+                <w:left w:val="none" w:sz="0" w:space="0" w:color="000000"/>
+                <w:right w:val="none" w:sz="0" w:space="0" w:color="000000"/>
+              </w:pBdr>
+              <w:spacing w:after="100" w:before="100" w:line="240"/>
+              <w:ind w:left="100" w:right="100" w:firstLine="0" w:firstLineChars="0"/>
+              <w:rPr>
+                <w:rFonts w:ascii="Times New Roman" w:hAnsi="Times New Roman" w:eastAsia="Times New Roman" w:cs="Times New Roman"/>
+                <w:i w:val="false"/>
+                <w:b w:val="false"/>
+                <w:u w:val="none"/>
+                <w:strike w:val="false"/>
+                <w:sz w:val="20"/>
+                <w:szCs w:val="20"/>
+                <w:color w:val="000000"/>
+              </w:rPr>
+            </w:pPr>
+            <w:r>
+              <w:rPr>
+                <w:rFonts w:ascii="Times New Roman" w:hAnsi="Times New Roman" w:eastAsia="Times New Roman" w:cs="Times New Roman"/>
+                <w:i w:val="false"/>
+                <w:b w:val="false"/>
+                <w:u w:val="none"/>
+                <w:strike w:val="false"/>
+                <w:sz w:val="20"/>
+                <w:szCs w:val="20"/>
+                <w:color w:val="000000"/>
+              </w:rPr>
+              <w:t xml:space="preserve">-3.67e-02</w:t>
+            </w:r>
+          </w:p>
+        </w:tc>
+        <w:tc>
+          <w:tcPr>
+            <w:tcBorders>
+              <w:bottom w:val="none" w:sz="0" w:space="0" w:color="000000"/>
+              <w:top w:val="none" w:sz="0" w:space="0" w:color="000000"/>
+              <w:left w:val="none" w:sz="0" w:space="0" w:color="000000"/>
+              <w:right w:val="none" w:sz="0" w:space="0" w:color="000000"/>
+            </w:tcBorders>
+            <w:shd w:val="clear" w:color="auto" w:fill="FFFFFF"/>
+            <w:tcMar>
+              <w:top w:w="0" w:type="dxa"/>
+              <w:bottom w:w="0" w:type="dxa"/>
+              <w:left w:w="0" w:type="dxa"/>
+              <w:right w:w="0" w:type="dxa"/>
+            </w:tcMar>
+            <w:vAlign w:val="center"/>
+          </w:tcPr>
+          <w:p>
+            <w:pPr>
+              <w:pStyle w:val="Normal"/>
+              <w:jc w:val="center"/>
+              <w:pBdr>
+                <w:bottom w:val="none" w:sz="0" w:space="0" w:color="000000"/>
+                <w:top w:val="none" w:sz="0" w:space="0" w:color="000000"/>
+                <w:left w:val="none" w:sz="0" w:space="0" w:color="000000"/>
+                <w:right w:val="none" w:sz="0" w:space="0" w:color="000000"/>
+              </w:pBdr>
+              <w:spacing w:after="100" w:before="100" w:line="240"/>
+              <w:ind w:left="100" w:right="100" w:firstLine="0" w:firstLineChars="0"/>
+              <w:rPr>
+                <w:rFonts w:ascii="Times New Roman" w:hAnsi="Times New Roman" w:eastAsia="Times New Roman" w:cs="Times New Roman"/>
+                <w:i w:val="false"/>
+                <w:b w:val="false"/>
+                <w:u w:val="none"/>
+                <w:strike w:val="false"/>
+                <w:sz w:val="20"/>
+                <w:szCs w:val="20"/>
+                <w:color w:val="000000"/>
+              </w:rPr>
+            </w:pPr>
+            <w:r>
+              <w:rPr>
+                <w:rFonts w:ascii="Times New Roman" w:hAnsi="Times New Roman" w:eastAsia="Times New Roman" w:cs="Times New Roman"/>
+                <w:i w:val="false"/>
+                <w:b w:val="false"/>
+                <w:u w:val="none"/>
+                <w:strike w:val="false"/>
+                <w:sz w:val="20"/>
+                <w:szCs w:val="20"/>
+                <w:color w:val="000000"/>
+              </w:rPr>
+              <w:t xml:space="preserve">-2.45e-02</w:t>
+            </w:r>
+          </w:p>
+        </w:tc>
+        <w:tc>
+          <w:tcPr>
+            <w:tcBorders>
+              <w:bottom w:val="none" w:sz="0" w:space="0" w:color="000000"/>
+              <w:top w:val="none" w:sz="0" w:space="0" w:color="000000"/>
+              <w:left w:val="none" w:sz="0" w:space="0" w:color="000000"/>
+              <w:right w:val="none" w:sz="0" w:space="0" w:color="000000"/>
+            </w:tcBorders>
+            <w:shd w:val="clear" w:color="auto" w:fill="FFFFFF"/>
+            <w:tcMar>
+              <w:top w:w="0" w:type="dxa"/>
+              <w:bottom w:w="0" w:type="dxa"/>
+              <w:left w:w="0" w:type="dxa"/>
+              <w:right w:w="0" w:type="dxa"/>
+            </w:tcMar>
+            <w:vAlign w:val="center"/>
+          </w:tcPr>
+          <w:p>
+            <w:pPr>
+              <w:pStyle w:val="Normal"/>
+              <w:jc w:val="center"/>
+              <w:pBdr>
+                <w:bottom w:val="none" w:sz="0" w:space="0" w:color="000000"/>
+                <w:top w:val="none" w:sz="0" w:space="0" w:color="000000"/>
+                <w:left w:val="none" w:sz="0" w:space="0" w:color="000000"/>
+                <w:right w:val="none" w:sz="0" w:space="0" w:color="000000"/>
+              </w:pBdr>
+              <w:spacing w:after="100" w:before="100" w:line="240"/>
+              <w:ind w:left="100" w:right="100" w:firstLine="0" w:firstLineChars="0"/>
+              <w:rPr>
+                <w:rFonts w:ascii="Times New Roman" w:hAnsi="Times New Roman" w:eastAsia="Times New Roman" w:cs="Times New Roman"/>
+                <w:i w:val="false"/>
+                <w:b w:val="false"/>
+                <w:u w:val="none"/>
+                <w:strike w:val="false"/>
+                <w:sz w:val="20"/>
+                <w:szCs w:val="20"/>
+                <w:color w:val="000000"/>
+              </w:rPr>
+            </w:pPr>
+            <w:r>
+              <w:rPr>
+                <w:rFonts w:ascii="Times New Roman" w:hAnsi="Times New Roman" w:eastAsia="Times New Roman" w:cs="Times New Roman"/>
+                <w:i w:val="false"/>
+                <w:b w:val="false"/>
+                <w:u w:val="none"/>
+                <w:strike w:val="false"/>
+                <w:sz w:val="20"/>
+                <w:szCs w:val="20"/>
+                <w:color w:val="000000"/>
+              </w:rPr>
+              <w:t xml:space="preserve">0.16</w:t>
+            </w:r>
+          </w:p>
+        </w:tc>
+        <w:tc>
+          <w:tcPr>
+            <w:tcBorders>
+              <w:bottom w:val="none" w:sz="0" w:space="0" w:color="000000"/>
+              <w:top w:val="none" w:sz="0" w:space="0" w:color="000000"/>
+              <w:left w:val="none" w:sz="0" w:space="0" w:color="000000"/>
+              <w:right w:val="none" w:sz="0" w:space="0" w:color="000000"/>
+            </w:tcBorders>
+            <w:shd w:val="clear" w:color="auto" w:fill="FFFFFF"/>
+            <w:tcMar>
+              <w:top w:w="0" w:type="dxa"/>
+              <w:bottom w:w="0" w:type="dxa"/>
+              <w:left w:w="0" w:type="dxa"/>
+              <w:right w:w="0" w:type="dxa"/>
+            </w:tcMar>
+            <w:vAlign w:val="center"/>
+          </w:tcPr>
+          <w:p>
+            <w:pPr>
+              <w:pStyle w:val="Normal"/>
+              <w:jc w:val="center"/>
+              <w:pBdr>
+                <w:bottom w:val="none" w:sz="0" w:space="0" w:color="000000"/>
+                <w:top w:val="none" w:sz="0" w:space="0" w:color="000000"/>
+                <w:left w:val="none" w:sz="0" w:space="0" w:color="000000"/>
+                <w:right w:val="none" w:sz="0" w:space="0" w:color="000000"/>
+              </w:pBdr>
+              <w:spacing w:after="100" w:before="100" w:line="240"/>
+              <w:ind w:left="100" w:right="100" w:firstLine="0" w:firstLineChars="0"/>
+              <w:rPr>
+                <w:rFonts w:ascii="Times New Roman" w:hAnsi="Times New Roman" w:eastAsia="Times New Roman" w:cs="Times New Roman"/>
+                <w:i w:val="false"/>
+                <w:b w:val="false"/>
+                <w:u w:val="none"/>
+                <w:strike w:val="false"/>
+                <w:sz w:val="20"/>
+                <w:szCs w:val="20"/>
+                <w:color w:val="000000"/>
+              </w:rPr>
+            </w:pPr>
+            <w:r>
+              <w:rPr>
+                <w:rFonts w:ascii="Times New Roman" w:hAnsi="Times New Roman" w:eastAsia="Times New Roman" w:cs="Times New Roman"/>
+                <w:i w:val="false"/>
+                <w:b w:val="false"/>
+                <w:u w:val="none"/>
+                <w:strike w:val="false"/>
+                <w:sz w:val="20"/>
+                <w:szCs w:val="20"/>
+                <w:color w:val="000000"/>
+              </w:rPr>
+              <w:t xml:space="preserve">0.14</w:t>
+            </w:r>
+          </w:p>
+        </w:tc>
+        <w:tc>
+          <w:tcPr>
+            <w:tcBorders>
+              <w:bottom w:val="none" w:sz="0" w:space="0" w:color="000000"/>
+              <w:top w:val="none" w:sz="0" w:space="0" w:color="000000"/>
+              <w:left w:val="none" w:sz="0" w:space="0" w:color="000000"/>
+              <w:right w:val="none" w:sz="0" w:space="0" w:color="000000"/>
+            </w:tcBorders>
+            <w:shd w:val="clear" w:color="auto" w:fill="FFFFFF"/>
+            <w:tcMar>
+              <w:top w:w="0" w:type="dxa"/>
+              <w:bottom w:w="0" w:type="dxa"/>
+              <w:left w:w="0" w:type="dxa"/>
+              <w:right w:w="0" w:type="dxa"/>
+            </w:tcMar>
+            <w:vAlign w:val="center"/>
+          </w:tcPr>
+          <w:p>
+            <w:pPr>
+              <w:pStyle w:val="Normal"/>
+              <w:jc w:val="center"/>
+              <w:pBdr>
+                <w:bottom w:val="none" w:sz="0" w:space="0" w:color="000000"/>
+                <w:top w:val="none" w:sz="0" w:space="0" w:color="000000"/>
+                <w:left w:val="none" w:sz="0" w:space="0" w:color="000000"/>
+                <w:right w:val="none" w:sz="0" w:space="0" w:color="000000"/>
+              </w:pBdr>
+              <w:spacing w:after="100" w:before="100" w:line="240"/>
+              <w:ind w:left="100" w:right="100" w:firstLine="0" w:firstLineChars="0"/>
+              <w:rPr>
+                <w:rFonts w:ascii="Times New Roman" w:hAnsi="Times New Roman" w:eastAsia="Times New Roman" w:cs="Times New Roman"/>
+                <w:i w:val="false"/>
+                <w:b w:val="false"/>
+                <w:u w:val="none"/>
+                <w:strike w:val="false"/>
+                <w:sz w:val="20"/>
+                <w:szCs w:val="20"/>
+                <w:color w:val="000000"/>
+              </w:rPr>
+            </w:pPr>
+            <w:r>
+              <w:rPr>
+                <w:rFonts w:ascii="Times New Roman" w:hAnsi="Times New Roman" w:eastAsia="Times New Roman" w:cs="Times New Roman"/>
+                <w:i w:val="false"/>
+                <w:b w:val="false"/>
+                <w:u w:val="none"/>
+                <w:strike w:val="false"/>
+                <w:sz w:val="20"/>
+                <w:szCs w:val="20"/>
+                <w:color w:val="000000"/>
+              </w:rPr>
+              <w:t xml:space="preserve">0.14</w:t>
+            </w:r>
+          </w:p>
+        </w:tc>
+        <w:tc>
+          <w:tcPr>
+            <w:tcBorders>
+              <w:bottom w:val="none" w:sz="0" w:space="0" w:color="000000"/>
+              <w:top w:val="none" w:sz="0" w:space="0" w:color="000000"/>
+              <w:left w:val="none" w:sz="0" w:space="0" w:color="000000"/>
+              <w:right w:val="none" w:sz="0" w:space="0" w:color="000000"/>
+            </w:tcBorders>
+            <w:shd w:val="clear" w:color="auto" w:fill="FFFFFF"/>
+            <w:tcMar>
+              <w:top w:w="0" w:type="dxa"/>
+              <w:bottom w:w="0" w:type="dxa"/>
+              <w:left w:w="0" w:type="dxa"/>
+              <w:right w:w="0" w:type="dxa"/>
+            </w:tcMar>
+            <w:vAlign w:val="center"/>
+          </w:tcPr>
+          <w:p>
+            <w:pPr>
+              <w:pStyle w:val="Normal"/>
+              <w:jc w:val="center"/>
+              <w:pBdr>
+                <w:bottom w:val="none" w:sz="0" w:space="0" w:color="000000"/>
+                <w:top w:val="none" w:sz="0" w:space="0" w:color="000000"/>
+                <w:left w:val="none" w:sz="0" w:space="0" w:color="000000"/>
+                <w:right w:val="none" w:sz="0" w:space="0" w:color="000000"/>
+              </w:pBdr>
+              <w:spacing w:after="100" w:before="100" w:line="240"/>
+              <w:ind w:left="100" w:right="100" w:firstLine="0" w:firstLineChars="0"/>
+              <w:rPr>
+                <w:rFonts w:ascii="Times New Roman" w:hAnsi="Times New Roman" w:eastAsia="Times New Roman" w:cs="Times New Roman"/>
+                <w:i w:val="false"/>
+                <w:b w:val="false"/>
+                <w:u w:val="none"/>
+                <w:strike w:val="false"/>
+                <w:sz w:val="20"/>
+                <w:szCs w:val="20"/>
+                <w:color w:val="000000"/>
+              </w:rPr>
+            </w:pPr>
+            <w:r>
+              <w:rPr>
+                <w:rFonts w:ascii="Times New Roman" w:hAnsi="Times New Roman" w:eastAsia="Times New Roman" w:cs="Times New Roman"/>
+                <w:i w:val="false"/>
+                <w:b w:val="false"/>
+                <w:u w:val="none"/>
+                <w:strike w:val="false"/>
+                <w:sz w:val="20"/>
+                <w:szCs w:val="20"/>
+                <w:color w:val="000000"/>
+              </w:rPr>
+              <w:t xml:space="preserve">0.02</w:t>
+            </w:r>
+          </w:p>
+        </w:tc>
+        <w:tc>
+          <w:tcPr>
+            <w:tcBorders>
+              <w:bottom w:val="none" w:sz="0" w:space="0" w:color="000000"/>
+              <w:top w:val="none" w:sz="0" w:space="0" w:color="000000"/>
+              <w:left w:val="none" w:sz="0" w:space="0" w:color="000000"/>
+              <w:right w:val="none" w:sz="0" w:space="0" w:color="000000"/>
+            </w:tcBorders>
+            <w:shd w:val="clear" w:color="auto" w:fill="FFFFFF"/>
+            <w:tcMar>
+              <w:top w:w="0" w:type="dxa"/>
+              <w:bottom w:w="0" w:type="dxa"/>
+              <w:left w:w="0" w:type="dxa"/>
+              <w:right w:w="0" w:type="dxa"/>
+            </w:tcMar>
+            <w:vAlign w:val="center"/>
+          </w:tcPr>
+          <w:p>
+            <w:pPr>
+              <w:pStyle w:val="Normal"/>
+              <w:jc w:val="center"/>
+              <w:pBdr>
+                <w:bottom w:val="none" w:sz="0" w:space="0" w:color="000000"/>
+                <w:top w:val="none" w:sz="0" w:space="0" w:color="000000"/>
+                <w:left w:val="none" w:sz="0" w:space="0" w:color="000000"/>
+                <w:right w:val="none" w:sz="0" w:space="0" w:color="000000"/>
+              </w:pBdr>
+              <w:spacing w:after="100" w:before="100" w:line="240"/>
+              <w:ind w:left="100" w:right="100" w:firstLine="0" w:firstLineChars="0"/>
+              <w:rPr>
+                <w:rFonts w:ascii="Times New Roman" w:hAnsi="Times New Roman" w:eastAsia="Times New Roman" w:cs="Times New Roman"/>
+                <w:i w:val="false"/>
+                <w:b w:val="false"/>
+                <w:u w:val="none"/>
+                <w:strike w:val="false"/>
+                <w:sz w:val="20"/>
+                <w:szCs w:val="20"/>
+                <w:color w:val="000000"/>
+              </w:rPr>
+            </w:pPr>
+            <w:r>
+              <w:rPr>
+                <w:rFonts w:ascii="Times New Roman" w:hAnsi="Times New Roman" w:eastAsia="Times New Roman" w:cs="Times New Roman"/>
+                <w:i w:val="false"/>
+                <w:b w:val="false"/>
+                <w:u w:val="none"/>
+                <w:strike w:val="false"/>
+                <w:sz w:val="20"/>
+                <w:szCs w:val="20"/>
+                <w:color w:val="000000"/>
+              </w:rPr>
+              <w:t xml:space="preserve">0.26</w:t>
+            </w:r>
+          </w:p>
+        </w:tc>
+        <w:tc>
+          <w:tcPr>
+            <w:tcBorders>
+              <w:bottom w:val="none" w:sz="0" w:space="0" w:color="000000"/>
+              <w:top w:val="none" w:sz="0" w:space="0" w:color="000000"/>
+              <w:left w:val="none" w:sz="0" w:space="0" w:color="000000"/>
+              <w:right w:val="none" w:sz="0" w:space="0" w:color="000000"/>
+            </w:tcBorders>
+            <w:shd w:val="clear" w:color="auto" w:fill="FFFFFF"/>
+            <w:tcMar>
+              <w:top w:w="0" w:type="dxa"/>
+              <w:bottom w:w="0" w:type="dxa"/>
+              <w:left w:w="0" w:type="dxa"/>
+              <w:right w:w="0" w:type="dxa"/>
+            </w:tcMar>
+            <w:vAlign w:val="center"/>
+          </w:tcPr>
+          <w:p>
+            <w:pPr>
+              <w:pStyle w:val="Normal"/>
+              <w:jc w:val="center"/>
+              <w:pBdr>
+                <w:bottom w:val="none" w:sz="0" w:space="0" w:color="000000"/>
+                <w:top w:val="none" w:sz="0" w:space="0" w:color="000000"/>
+                <w:left w:val="none" w:sz="0" w:space="0" w:color="000000"/>
+                <w:right w:val="none" w:sz="0" w:space="0" w:color="000000"/>
+              </w:pBdr>
+              <w:spacing w:after="100" w:before="100" w:line="240"/>
+              <w:ind w:left="100" w:right="100" w:firstLine="0" w:firstLineChars="0"/>
+              <w:rPr>
+                <w:rFonts w:ascii="Times New Roman" w:hAnsi="Times New Roman" w:eastAsia="Times New Roman" w:cs="Times New Roman"/>
+                <w:i w:val="false"/>
+                <w:b w:val="false"/>
+                <w:u w:val="none"/>
+                <w:strike w:val="false"/>
+                <w:sz w:val="20"/>
+                <w:szCs w:val="20"/>
+                <w:color w:val="000000"/>
+              </w:rPr>
+            </w:pPr>
+            <w:r>
+              <w:rPr>
+                <w:rFonts w:ascii="Times New Roman" w:hAnsi="Times New Roman" w:eastAsia="Times New Roman" w:cs="Times New Roman"/>
+                <w:i w:val="false"/>
+                <w:b w:val="false"/>
+                <w:u w:val="none"/>
+                <w:strike w:val="false"/>
+                <w:sz w:val="20"/>
+                <w:szCs w:val="20"/>
+                <w:color w:val="000000"/>
+              </w:rPr>
+              <w:t xml:space="preserve">Q</w:t>
+            </w:r>
+          </w:p>
+        </w:tc>
+        <w:tc>
+          <w:tcPr>
+            <w:tcBorders>
+              <w:bottom w:val="none" w:sz="0" w:space="0" w:color="000000"/>
+              <w:top w:val="none" w:sz="0" w:space="0" w:color="000000"/>
+              <w:left w:val="none" w:sz="0" w:space="0" w:color="000000"/>
+              <w:right w:val="none" w:sz="0" w:space="0" w:color="000000"/>
+            </w:tcBorders>
+            <w:shd w:val="clear" w:color="auto" w:fill="FFFFFF"/>
+            <w:tcMar>
+              <w:top w:w="0" w:type="dxa"/>
+              <w:bottom w:w="0" w:type="dxa"/>
+              <w:left w:w="0" w:type="dxa"/>
+              <w:right w:w="0" w:type="dxa"/>
+            </w:tcMar>
+            <w:vAlign w:val="center"/>
+          </w:tcPr>
+          <w:p>
+            <w:pPr>
+              <w:pStyle w:val="Normal"/>
+              <w:jc w:val="center"/>
+              <w:pBdr>
+                <w:bottom w:val="none" w:sz="0" w:space="0" w:color="000000"/>
+                <w:top w:val="none" w:sz="0" w:space="0" w:color="000000"/>
+                <w:left w:val="none" w:sz="0" w:space="0" w:color="000000"/>
+                <w:right w:val="none" w:sz="0" w:space="0" w:color="000000"/>
+              </w:pBdr>
+              <w:spacing w:after="100" w:before="100" w:line="240"/>
+              <w:ind w:left="100" w:right="100" w:firstLine="0" w:firstLineChars="0"/>
+              <w:rPr>
+                <w:rFonts w:ascii="Times New Roman" w:hAnsi="Times New Roman" w:eastAsia="Times New Roman" w:cs="Times New Roman"/>
+                <w:i w:val="false"/>
+                <w:b w:val="false"/>
+                <w:u w:val="none"/>
+                <w:strike w:val="false"/>
+                <w:sz w:val="20"/>
+                <w:szCs w:val="20"/>
+                <w:color w:val="000000"/>
+              </w:rPr>
+            </w:pPr>
+            <w:r>
+              <w:rPr>
+                <w:rFonts w:ascii="Times New Roman" w:hAnsi="Times New Roman" w:eastAsia="Times New Roman" w:cs="Times New Roman"/>
+                <w:i w:val="false"/>
+                <w:b w:val="false"/>
+                <w:u w:val="none"/>
+                <w:strike w:val="false"/>
+                <w:sz w:val="20"/>
+                <w:szCs w:val="20"/>
+                <w:color w:val="000000"/>
+              </w:rPr>
+              <w:t xml:space="preserve">-0.34</w:t>
             </w:r>
           </w:p>
         </w:tc>
@@ -2942,282 +3107,117 @@
                 <w:szCs w:val="20"/>
                 <w:color w:val="000000"/>
               </w:rPr>
-              <w:t xml:space="preserve">Q</w:t>
-            </w:r>
-          </w:p>
-        </w:tc>
-        <w:tc>
-          <w:tcPr>
-            <w:tcBorders>
-              <w:bottom w:val="none" w:sz="0" w:space="0" w:color="000000"/>
-              <w:top w:val="none" w:sz="0" w:space="0" w:color="000000"/>
-              <w:left w:val="none" w:sz="0" w:space="0" w:color="000000"/>
-              <w:right w:val="none" w:sz="0" w:space="0" w:color="000000"/>
-            </w:tcBorders>
-            <w:shd w:val="clear" w:color="auto" w:fill="FFFFFF"/>
-            <w:tcMar>
-              <w:top w:w="0" w:type="dxa"/>
-              <w:bottom w:w="0" w:type="dxa"/>
-              <w:left w:w="0" w:type="dxa"/>
-              <w:right w:w="0" w:type="dxa"/>
-            </w:tcMar>
-            <w:vAlign w:val="center"/>
-          </w:tcPr>
-          <w:p>
-            <w:pPr>
-              <w:pStyle w:val="Normal"/>
-              <w:jc w:val="center"/>
-              <w:pBdr>
-                <w:bottom w:val="none" w:sz="0" w:space="0" w:color="000000"/>
-                <w:top w:val="none" w:sz="0" w:space="0" w:color="000000"/>
-                <w:left w:val="none" w:sz="0" w:space="0" w:color="000000"/>
-                <w:right w:val="none" w:sz="0" w:space="0" w:color="000000"/>
-              </w:pBdr>
-              <w:spacing w:after="100" w:before="100" w:line="240"/>
-              <w:ind w:left="100" w:right="100" w:firstLine="0" w:firstLineChars="0"/>
-              <w:rPr>
-                <w:rFonts w:ascii="Times New Roman" w:hAnsi="Times New Roman" w:eastAsia="Times New Roman" w:cs="Times New Roman"/>
-                <w:i w:val="false"/>
-                <w:b w:val="false"/>
-                <w:u w:val="none"/>
-                <w:strike w:val="false"/>
-                <w:sz w:val="20"/>
-                <w:szCs w:val="20"/>
-                <w:color w:val="000000"/>
-              </w:rPr>
-            </w:pPr>
-            <w:r>
-              <w:rPr>
-                <w:rFonts w:ascii="Times New Roman" w:hAnsi="Times New Roman" w:eastAsia="Times New Roman" w:cs="Times New Roman"/>
-                <w:i w:val="false"/>
-                <w:b w:val="false"/>
-                <w:u w:val="none"/>
-                <w:strike w:val="false"/>
-                <w:sz w:val="20"/>
-                <w:szCs w:val="20"/>
-                <w:color w:val="000000"/>
-              </w:rPr>
-              <w:t xml:space="preserve">-0.25</w:t>
-            </w:r>
-          </w:p>
-        </w:tc>
-        <w:tc>
-          <w:tcPr>
-            <w:tcBorders>
-              <w:bottom w:val="none" w:sz="0" w:space="0" w:color="000000"/>
-              <w:top w:val="none" w:sz="0" w:space="0" w:color="000000"/>
-              <w:left w:val="none" w:sz="0" w:space="0" w:color="000000"/>
-              <w:right w:val="none" w:sz="0" w:space="0" w:color="000000"/>
-            </w:tcBorders>
-            <w:shd w:val="clear" w:color="auto" w:fill="FFFFFF"/>
-            <w:tcMar>
-              <w:top w:w="0" w:type="dxa"/>
-              <w:bottom w:w="0" w:type="dxa"/>
-              <w:left w:w="0" w:type="dxa"/>
-              <w:right w:w="0" w:type="dxa"/>
-            </w:tcMar>
-            <w:vAlign w:val="center"/>
-          </w:tcPr>
-          <w:p>
-            <w:pPr>
-              <w:pStyle w:val="Normal"/>
-              <w:jc w:val="center"/>
-              <w:pBdr>
-                <w:bottom w:val="none" w:sz="0" w:space="0" w:color="000000"/>
-                <w:top w:val="none" w:sz="0" w:space="0" w:color="000000"/>
-                <w:left w:val="none" w:sz="0" w:space="0" w:color="000000"/>
-                <w:right w:val="none" w:sz="0" w:space="0" w:color="000000"/>
-              </w:pBdr>
-              <w:spacing w:after="100" w:before="100" w:line="240"/>
-              <w:ind w:left="100" w:right="100" w:firstLine="0" w:firstLineChars="0"/>
-              <w:rPr>
-                <w:rFonts w:ascii="Times New Roman" w:hAnsi="Times New Roman" w:eastAsia="Times New Roman" w:cs="Times New Roman"/>
-                <w:i w:val="false"/>
-                <w:b w:val="false"/>
-                <w:u w:val="none"/>
-                <w:strike w:val="false"/>
-                <w:sz w:val="20"/>
-                <w:szCs w:val="20"/>
-                <w:color w:val="000000"/>
-              </w:rPr>
-            </w:pPr>
-            <w:r>
-              <w:rPr>
-                <w:rFonts w:ascii="Times New Roman" w:hAnsi="Times New Roman" w:eastAsia="Times New Roman" w:cs="Times New Roman"/>
-                <w:i w:val="false"/>
-                <w:b w:val="false"/>
-                <w:u w:val="none"/>
-                <w:strike w:val="false"/>
-                <w:sz w:val="20"/>
-                <w:szCs w:val="20"/>
-                <w:color w:val="000000"/>
-              </w:rPr>
-              <w:t xml:space="preserve">0.51</w:t>
-            </w:r>
-          </w:p>
-        </w:tc>
-        <w:tc>
-          <w:tcPr>
-            <w:tcBorders>
-              <w:bottom w:val="none" w:sz="0" w:space="0" w:color="000000"/>
-              <w:top w:val="none" w:sz="0" w:space="0" w:color="000000"/>
-              <w:left w:val="none" w:sz="0" w:space="0" w:color="000000"/>
-              <w:right w:val="none" w:sz="0" w:space="0" w:color="000000"/>
-            </w:tcBorders>
-            <w:shd w:val="clear" w:color="auto" w:fill="FFFFFF"/>
-            <w:tcMar>
-              <w:top w:w="0" w:type="dxa"/>
-              <w:bottom w:w="0" w:type="dxa"/>
-              <w:left w:w="0" w:type="dxa"/>
-              <w:right w:w="0" w:type="dxa"/>
-            </w:tcMar>
-            <w:vAlign w:val="center"/>
-          </w:tcPr>
-          <w:p>
-            <w:pPr>
-              <w:pStyle w:val="Normal"/>
-              <w:jc w:val="center"/>
-              <w:pBdr>
-                <w:bottom w:val="none" w:sz="0" w:space="0" w:color="000000"/>
-                <w:top w:val="none" w:sz="0" w:space="0" w:color="000000"/>
-                <w:left w:val="none" w:sz="0" w:space="0" w:color="000000"/>
-                <w:right w:val="none" w:sz="0" w:space="0" w:color="000000"/>
-              </w:pBdr>
-              <w:spacing w:after="100" w:before="100" w:line="240"/>
-              <w:ind w:left="100" w:right="100" w:firstLine="0" w:firstLineChars="0"/>
-              <w:rPr>
-                <w:rFonts w:ascii="Times New Roman" w:hAnsi="Times New Roman" w:eastAsia="Times New Roman" w:cs="Times New Roman"/>
-                <w:i w:val="false"/>
-                <w:b w:val="false"/>
-                <w:u w:val="none"/>
-                <w:strike w:val="false"/>
-                <w:sz w:val="20"/>
-                <w:szCs w:val="20"/>
-                <w:color w:val="000000"/>
-              </w:rPr>
-            </w:pPr>
-            <w:r>
-              <w:rPr>
-                <w:rFonts w:ascii="Times New Roman" w:hAnsi="Times New Roman" w:eastAsia="Times New Roman" w:cs="Times New Roman"/>
-                <w:i w:val="false"/>
-                <w:b w:val="false"/>
-                <w:u w:val="none"/>
-                <w:strike w:val="false"/>
-                <w:sz w:val="20"/>
-                <w:szCs w:val="20"/>
-                <w:color w:val="000000"/>
-              </w:rPr>
-              <w:t xml:space="preserve">Q</w:t>
-            </w:r>
-          </w:p>
-        </w:tc>
-        <w:tc>
-          <w:tcPr>
-            <w:tcBorders>
-              <w:bottom w:val="none" w:sz="0" w:space="0" w:color="000000"/>
-              <w:top w:val="none" w:sz="0" w:space="0" w:color="000000"/>
-              <w:left w:val="none" w:sz="0" w:space="0" w:color="000000"/>
-              <w:right w:val="none" w:sz="0" w:space="0" w:color="000000"/>
-            </w:tcBorders>
-            <w:shd w:val="clear" w:color="auto" w:fill="FFFFFF"/>
-            <w:tcMar>
-              <w:top w:w="0" w:type="dxa"/>
-              <w:bottom w:w="0" w:type="dxa"/>
-              <w:left w:w="0" w:type="dxa"/>
-              <w:right w:w="0" w:type="dxa"/>
-            </w:tcMar>
-            <w:vAlign w:val="center"/>
-          </w:tcPr>
-          <w:p>
-            <w:pPr>
-              <w:pStyle w:val="Normal"/>
-              <w:jc w:val="center"/>
-              <w:pBdr>
-                <w:bottom w:val="none" w:sz="0" w:space="0" w:color="000000"/>
-                <w:top w:val="none" w:sz="0" w:space="0" w:color="000000"/>
-                <w:left w:val="none" w:sz="0" w:space="0" w:color="000000"/>
-                <w:right w:val="none" w:sz="0" w:space="0" w:color="000000"/>
-              </w:pBdr>
-              <w:spacing w:after="100" w:before="100" w:line="240"/>
-              <w:ind w:left="100" w:right="100" w:firstLine="0" w:firstLineChars="0"/>
-              <w:rPr>
-                <w:rFonts w:ascii="Times New Roman" w:hAnsi="Times New Roman" w:eastAsia="Times New Roman" w:cs="Times New Roman"/>
-                <w:i w:val="false"/>
-                <w:b w:val="false"/>
-                <w:u w:val="none"/>
-                <w:strike w:val="false"/>
-                <w:sz w:val="20"/>
-                <w:szCs w:val="20"/>
-                <w:color w:val="000000"/>
-              </w:rPr>
-            </w:pPr>
-            <w:r>
-              <w:rPr>
-                <w:rFonts w:ascii="Times New Roman" w:hAnsi="Times New Roman" w:eastAsia="Times New Roman" w:cs="Times New Roman"/>
-                <w:i w:val="false"/>
-                <w:b w:val="false"/>
-                <w:u w:val="none"/>
-                <w:strike w:val="false"/>
-                <w:sz w:val="20"/>
-                <w:szCs w:val="20"/>
-                <w:color w:val="000000"/>
-              </w:rPr>
-              <w:t xml:space="preserve">-0.16</w:t>
-            </w:r>
-          </w:p>
-        </w:tc>
-        <w:tc>
-          <w:tcPr>
-            <w:tcBorders>
-              <w:bottom w:val="none" w:sz="0" w:space="0" w:color="000000"/>
-              <w:top w:val="none" w:sz="0" w:space="0" w:color="000000"/>
-              <w:left w:val="none" w:sz="0" w:space="0" w:color="000000"/>
-              <w:right w:val="none" w:sz="0" w:space="0" w:color="000000"/>
-            </w:tcBorders>
-            <w:shd w:val="clear" w:color="auto" w:fill="FFFFFF"/>
-            <w:tcMar>
-              <w:top w:w="0" w:type="dxa"/>
-              <w:bottom w:w="0" w:type="dxa"/>
-              <w:left w:w="0" w:type="dxa"/>
-              <w:right w:w="0" w:type="dxa"/>
-            </w:tcMar>
-            <w:vAlign w:val="center"/>
-          </w:tcPr>
-          <w:p>
-            <w:pPr>
-              <w:pStyle w:val="Normal"/>
-              <w:jc w:val="center"/>
-              <w:pBdr>
-                <w:bottom w:val="none" w:sz="0" w:space="0" w:color="000000"/>
-                <w:top w:val="none" w:sz="0" w:space="0" w:color="000000"/>
-                <w:left w:val="none" w:sz="0" w:space="0" w:color="000000"/>
-                <w:right w:val="none" w:sz="0" w:space="0" w:color="000000"/>
-              </w:pBdr>
-              <w:spacing w:after="100" w:before="100" w:line="240"/>
-              <w:ind w:left="100" w:right="100" w:firstLine="0" w:firstLineChars="0"/>
-              <w:rPr>
-                <w:rFonts w:ascii="Times New Roman" w:hAnsi="Times New Roman" w:eastAsia="Times New Roman" w:cs="Times New Roman"/>
-                <w:i w:val="false"/>
-                <w:b w:val="false"/>
-                <w:u w:val="none"/>
-                <w:strike w:val="false"/>
-                <w:sz w:val="20"/>
-                <w:szCs w:val="20"/>
-                <w:color w:val="000000"/>
-              </w:rPr>
-            </w:pPr>
-            <w:r>
-              <w:rPr>
-                <w:rFonts w:ascii="Times New Roman" w:hAnsi="Times New Roman" w:eastAsia="Times New Roman" w:cs="Times New Roman"/>
-                <w:i w:val="false"/>
-                <w:b w:val="false"/>
-                <w:u w:val="none"/>
-                <w:strike w:val="false"/>
-                <w:sz w:val="20"/>
-                <w:szCs w:val="20"/>
-                <w:color w:val="000000"/>
-              </w:rPr>
-              <w:t xml:space="preserve">0.45</w:t>
+              <w:t xml:space="preserve">Temp</w:t>
+            </w:r>
+          </w:p>
+        </w:tc>
+        <w:tc>
+          <w:tcPr>
+            <w:tcBorders>
+              <w:bottom w:val="none" w:sz="0" w:space="0" w:color="000000"/>
+              <w:top w:val="none" w:sz="0" w:space="0" w:color="000000"/>
+              <w:left w:val="none" w:sz="0" w:space="0" w:color="000000"/>
+              <w:right w:val="none" w:sz="0" w:space="0" w:color="000000"/>
+            </w:tcBorders>
+            <w:shd w:val="clear" w:color="auto" w:fill="FFFFFF"/>
+            <w:tcMar>
+              <w:top w:w="0" w:type="dxa"/>
+              <w:bottom w:w="0" w:type="dxa"/>
+              <w:left w:w="0" w:type="dxa"/>
+              <w:right w:w="0" w:type="dxa"/>
+            </w:tcMar>
+            <w:vAlign w:val="center"/>
+          </w:tcPr>
+          <w:p>
+            <w:pPr>
+              <w:pStyle w:val="Normal"/>
+              <w:jc w:val="center"/>
+              <w:pBdr>
+                <w:bottom w:val="none" w:sz="0" w:space="0" w:color="000000"/>
+                <w:top w:val="none" w:sz="0" w:space="0" w:color="000000"/>
+                <w:left w:val="none" w:sz="0" w:space="0" w:color="000000"/>
+                <w:right w:val="none" w:sz="0" w:space="0" w:color="000000"/>
+              </w:pBdr>
+              <w:spacing w:after="100" w:before="100" w:line="240"/>
+              <w:ind w:left="100" w:right="100" w:firstLine="0" w:firstLineChars="0"/>
+              <w:rPr>
+                <w:rFonts w:ascii="Times New Roman" w:hAnsi="Times New Roman" w:eastAsia="Times New Roman" w:cs="Times New Roman"/>
+                <w:i w:val="false"/>
+                <w:b w:val="false"/>
+                <w:u w:val="none"/>
+                <w:strike w:val="false"/>
+                <w:sz w:val="20"/>
+                <w:szCs w:val="20"/>
+                <w:color w:val="000000"/>
+              </w:rPr>
+            </w:pPr>
+            <w:r>
+              <w:rPr>
+                <w:rFonts w:ascii="Times New Roman" w:hAnsi="Times New Roman" w:eastAsia="Times New Roman" w:cs="Times New Roman"/>
+                <w:i w:val="false"/>
+                <w:b w:val="false"/>
+                <w:u w:val="none"/>
+                <w:strike w:val="false"/>
+                <w:sz w:val="20"/>
+                <w:szCs w:val="20"/>
+                <w:color w:val="000000"/>
+              </w:rPr>
+              <w:t xml:space="preserve">-0.22</w:t>
+            </w:r>
+          </w:p>
+        </w:tc>
+        <w:tc>
+          <w:tcPr>
+            <w:tcBorders>
+              <w:bottom w:val="none" w:sz="0" w:space="0" w:color="000000"/>
+              <w:top w:val="none" w:sz="0" w:space="0" w:color="000000"/>
+              <w:left w:val="none" w:sz="0" w:space="0" w:color="000000"/>
+              <w:right w:val="none" w:sz="0" w:space="0" w:color="000000"/>
+            </w:tcBorders>
+            <w:shd w:val="clear" w:color="auto" w:fill="FFFFFF"/>
+            <w:tcMar>
+              <w:top w:w="0" w:type="dxa"/>
+              <w:bottom w:w="0" w:type="dxa"/>
+              <w:left w:w="0" w:type="dxa"/>
+              <w:right w:w="0" w:type="dxa"/>
+            </w:tcMar>
+            <w:vAlign w:val="center"/>
+          </w:tcPr>
+          <w:p>
+            <w:pPr>
+              <w:pStyle w:val="Normal"/>
+              <w:jc w:val="center"/>
+              <w:pBdr>
+                <w:bottom w:val="none" w:sz="0" w:space="0" w:color="000000"/>
+                <w:top w:val="none" w:sz="0" w:space="0" w:color="000000"/>
+                <w:left w:val="none" w:sz="0" w:space="0" w:color="000000"/>
+                <w:right w:val="none" w:sz="0" w:space="0" w:color="000000"/>
+              </w:pBdr>
+              <w:spacing w:after="100" w:before="100" w:line="240"/>
+              <w:ind w:left="100" w:right="100" w:firstLine="0" w:firstLineChars="0"/>
+              <w:rPr>
+                <w:rFonts w:ascii="Times New Roman" w:hAnsi="Times New Roman" w:eastAsia="Times New Roman" w:cs="Times New Roman"/>
+                <w:i w:val="false"/>
+                <w:b w:val="false"/>
+                <w:u w:val="none"/>
+                <w:strike w:val="false"/>
+                <w:sz w:val="20"/>
+                <w:szCs w:val="20"/>
+                <w:color w:val="000000"/>
+              </w:rPr>
+            </w:pPr>
+            <w:r>
+              <w:rPr>
+                <w:rFonts w:ascii="Times New Roman" w:hAnsi="Times New Roman" w:eastAsia="Times New Roman" w:cs="Times New Roman"/>
+                <w:i w:val="false"/>
+                <w:b w:val="false"/>
+                <w:u w:val="none"/>
+                <w:strike w:val="false"/>
+                <w:sz w:val="20"/>
+                <w:szCs w:val="20"/>
+                <w:color w:val="000000"/>
+              </w:rPr>
+              <w:t xml:space="preserve">0.29</w:t>
             </w:r>
           </w:p>
         </w:tc>
@@ -3387,282 +3387,227 @@
                 <w:szCs w:val="20"/>
                 <w:color w:val="000000"/>
               </w:rPr>
-              <w:t xml:space="preserve">7.26e-03</w:t>
-            </w:r>
-          </w:p>
-        </w:tc>
-        <w:tc>
-          <w:tcPr>
-            <w:tcBorders>
-              <w:bottom w:val="none" w:sz="0" w:space="0" w:color="000000"/>
-              <w:top w:val="none" w:sz="0" w:space="0" w:color="000000"/>
-              <w:left w:val="none" w:sz="0" w:space="0" w:color="000000"/>
-              <w:right w:val="none" w:sz="0" w:space="0" w:color="000000"/>
-            </w:tcBorders>
-            <w:shd w:val="clear" w:color="auto" w:fill="FFFFFF"/>
-            <w:tcMar>
-              <w:top w:w="0" w:type="dxa"/>
-              <w:bottom w:w="0" w:type="dxa"/>
-              <w:left w:w="0" w:type="dxa"/>
-              <w:right w:w="0" w:type="dxa"/>
-            </w:tcMar>
-            <w:vAlign w:val="center"/>
-          </w:tcPr>
-          <w:p>
-            <w:pPr>
-              <w:pStyle w:val="Normal"/>
-              <w:jc w:val="center"/>
-              <w:pBdr>
-                <w:bottom w:val="none" w:sz="0" w:space="0" w:color="000000"/>
-                <w:top w:val="none" w:sz="0" w:space="0" w:color="000000"/>
-                <w:left w:val="none" w:sz="0" w:space="0" w:color="000000"/>
-                <w:right w:val="none" w:sz="0" w:space="0" w:color="000000"/>
-              </w:pBdr>
-              <w:spacing w:after="100" w:before="100" w:line="240"/>
-              <w:ind w:left="100" w:right="100" w:firstLine="0" w:firstLineChars="0"/>
-              <w:rPr>
-                <w:rFonts w:ascii="Times New Roman" w:hAnsi="Times New Roman" w:eastAsia="Times New Roman" w:cs="Times New Roman"/>
-                <w:i w:val="false"/>
-                <w:b w:val="false"/>
-                <w:u w:val="none"/>
-                <w:strike w:val="false"/>
-                <w:sz w:val="20"/>
-                <w:szCs w:val="20"/>
-                <w:color w:val="000000"/>
-              </w:rPr>
-            </w:pPr>
-            <w:r>
-              <w:rPr>
-                <w:rFonts w:ascii="Times New Roman" w:hAnsi="Times New Roman" w:eastAsia="Times New Roman" w:cs="Times New Roman"/>
-                <w:i w:val="false"/>
-                <w:b w:val="false"/>
-                <w:u w:val="none"/>
-                <w:strike w:val="false"/>
-                <w:sz w:val="20"/>
-                <w:szCs w:val="20"/>
-                <w:color w:val="000000"/>
-              </w:rPr>
-              <w:t xml:space="preserve">1.91e-02</w:t>
-            </w:r>
-          </w:p>
-        </w:tc>
-        <w:tc>
-          <w:tcPr>
-            <w:tcBorders>
-              <w:bottom w:val="none" w:sz="0" w:space="0" w:color="000000"/>
-              <w:top w:val="none" w:sz="0" w:space="0" w:color="000000"/>
-              <w:left w:val="none" w:sz="0" w:space="0" w:color="000000"/>
-              <w:right w:val="none" w:sz="0" w:space="0" w:color="000000"/>
-            </w:tcBorders>
-            <w:shd w:val="clear" w:color="auto" w:fill="FFFFFF"/>
-            <w:tcMar>
-              <w:top w:w="0" w:type="dxa"/>
-              <w:bottom w:w="0" w:type="dxa"/>
-              <w:left w:w="0" w:type="dxa"/>
-              <w:right w:w="0" w:type="dxa"/>
-            </w:tcMar>
-            <w:vAlign w:val="center"/>
-          </w:tcPr>
-          <w:p>
-            <w:pPr>
-              <w:pStyle w:val="Normal"/>
-              <w:jc w:val="center"/>
-              <w:pBdr>
-                <w:bottom w:val="none" w:sz="0" w:space="0" w:color="000000"/>
-                <w:top w:val="none" w:sz="0" w:space="0" w:color="000000"/>
-                <w:left w:val="none" w:sz="0" w:space="0" w:color="000000"/>
-                <w:right w:val="none" w:sz="0" w:space="0" w:color="000000"/>
-              </w:pBdr>
-              <w:spacing w:after="100" w:before="100" w:line="240"/>
-              <w:ind w:left="100" w:right="100" w:firstLine="0" w:firstLineChars="0"/>
-              <w:rPr>
-                <w:rFonts w:ascii="Times New Roman" w:hAnsi="Times New Roman" w:eastAsia="Times New Roman" w:cs="Times New Roman"/>
-                <w:i w:val="false"/>
-                <w:b w:val="false"/>
-                <w:u w:val="none"/>
-                <w:strike w:val="false"/>
-                <w:sz w:val="20"/>
-                <w:szCs w:val="20"/>
-                <w:color w:val="000000"/>
-              </w:rPr>
-            </w:pPr>
-            <w:r>
-              <w:rPr>
-                <w:rFonts w:ascii="Times New Roman" w:hAnsi="Times New Roman" w:eastAsia="Times New Roman" w:cs="Times New Roman"/>
-                <w:i w:val="false"/>
-                <w:b w:val="false"/>
-                <w:u w:val="none"/>
-                <w:strike w:val="false"/>
-                <w:sz w:val="20"/>
-                <w:szCs w:val="20"/>
-                <w:color w:val="000000"/>
-              </w:rPr>
-              <w:t xml:space="preserve">8.13e-03</w:t>
-            </w:r>
-          </w:p>
-        </w:tc>
-        <w:tc>
-          <w:tcPr>
-            <w:tcBorders>
-              <w:bottom w:val="none" w:sz="0" w:space="0" w:color="000000"/>
-              <w:top w:val="none" w:sz="0" w:space="0" w:color="000000"/>
-              <w:left w:val="none" w:sz="0" w:space="0" w:color="000000"/>
-              <w:right w:val="none" w:sz="0" w:space="0" w:color="000000"/>
-            </w:tcBorders>
-            <w:shd w:val="clear" w:color="auto" w:fill="FFFFFF"/>
-            <w:tcMar>
-              <w:top w:w="0" w:type="dxa"/>
-              <w:bottom w:w="0" w:type="dxa"/>
-              <w:left w:w="0" w:type="dxa"/>
-              <w:right w:w="0" w:type="dxa"/>
-            </w:tcMar>
-            <w:vAlign w:val="center"/>
-          </w:tcPr>
-          <w:p>
-            <w:pPr>
-              <w:pStyle w:val="Normal"/>
-              <w:jc w:val="center"/>
-              <w:pBdr>
-                <w:bottom w:val="none" w:sz="0" w:space="0" w:color="000000"/>
-                <w:top w:val="none" w:sz="0" w:space="0" w:color="000000"/>
-                <w:left w:val="none" w:sz="0" w:space="0" w:color="000000"/>
-                <w:right w:val="none" w:sz="0" w:space="0" w:color="000000"/>
-              </w:pBdr>
-              <w:spacing w:after="100" w:before="100" w:line="240"/>
-              <w:ind w:left="100" w:right="100" w:firstLine="0" w:firstLineChars="0"/>
-              <w:rPr>
-                <w:rFonts w:ascii="Times New Roman" w:hAnsi="Times New Roman" w:eastAsia="Times New Roman" w:cs="Times New Roman"/>
-                <w:i w:val="false"/>
-                <w:b w:val="false"/>
-                <w:u w:val="none"/>
-                <w:strike w:val="false"/>
-                <w:sz w:val="20"/>
-                <w:szCs w:val="20"/>
-                <w:color w:val="000000"/>
-              </w:rPr>
-            </w:pPr>
-            <w:r>
-              <w:rPr>
-                <w:rFonts w:ascii="Times New Roman" w:hAnsi="Times New Roman" w:eastAsia="Times New Roman" w:cs="Times New Roman"/>
-                <w:i w:val="false"/>
-                <w:b w:val="false"/>
-                <w:u w:val="none"/>
-                <w:strike w:val="false"/>
-                <w:sz w:val="20"/>
-                <w:szCs w:val="20"/>
-                <w:color w:val="000000"/>
-              </w:rPr>
-              <w:t xml:space="preserve">-0.06</w:t>
-            </w:r>
-          </w:p>
-        </w:tc>
-        <w:tc>
-          <w:tcPr>
-            <w:tcBorders>
-              <w:bottom w:val="none" w:sz="0" w:space="0" w:color="000000"/>
-              <w:top w:val="none" w:sz="0" w:space="0" w:color="000000"/>
-              <w:left w:val="none" w:sz="0" w:space="0" w:color="000000"/>
-              <w:right w:val="none" w:sz="0" w:space="0" w:color="000000"/>
-            </w:tcBorders>
-            <w:shd w:val="clear" w:color="auto" w:fill="FFFFFF"/>
-            <w:tcMar>
-              <w:top w:w="0" w:type="dxa"/>
-              <w:bottom w:w="0" w:type="dxa"/>
-              <w:left w:w="0" w:type="dxa"/>
-              <w:right w:w="0" w:type="dxa"/>
-            </w:tcMar>
-            <w:vAlign w:val="center"/>
-          </w:tcPr>
-          <w:p>
-            <w:pPr>
-              <w:pStyle w:val="Normal"/>
-              <w:jc w:val="center"/>
-              <w:pBdr>
-                <w:bottom w:val="none" w:sz="0" w:space="0" w:color="000000"/>
-                <w:top w:val="none" w:sz="0" w:space="0" w:color="000000"/>
-                <w:left w:val="none" w:sz="0" w:space="0" w:color="000000"/>
-                <w:right w:val="none" w:sz="0" w:space="0" w:color="000000"/>
-              </w:pBdr>
-              <w:spacing w:after="100" w:before="100" w:line="240"/>
-              <w:ind w:left="100" w:right="100" w:firstLine="0" w:firstLineChars="0"/>
-              <w:rPr>
-                <w:rFonts w:ascii="Times New Roman" w:hAnsi="Times New Roman" w:eastAsia="Times New Roman" w:cs="Times New Roman"/>
-                <w:i w:val="false"/>
-                <w:b w:val="false"/>
-                <w:u w:val="none"/>
-                <w:strike w:val="false"/>
-                <w:sz w:val="20"/>
-                <w:szCs w:val="20"/>
-                <w:color w:val="000000"/>
-              </w:rPr>
-            </w:pPr>
-            <w:r>
-              <w:rPr>
-                <w:rFonts w:ascii="Times New Roman" w:hAnsi="Times New Roman" w:eastAsia="Times New Roman" w:cs="Times New Roman"/>
-                <w:i w:val="false"/>
-                <w:b w:val="false"/>
-                <w:u w:val="none"/>
-                <w:strike w:val="false"/>
-                <w:sz w:val="20"/>
-                <w:szCs w:val="20"/>
-                <w:color w:val="000000"/>
-              </w:rPr>
-              <w:t xml:space="preserve">0.22</w:t>
-            </w:r>
-          </w:p>
-        </w:tc>
-        <w:tc>
-          <w:tcPr>
-            <w:tcBorders>
-              <w:bottom w:val="none" w:sz="0" w:space="0" w:color="000000"/>
-              <w:top w:val="none" w:sz="0" w:space="0" w:color="000000"/>
-              <w:left w:val="none" w:sz="0" w:space="0" w:color="000000"/>
-              <w:right w:val="none" w:sz="0" w:space="0" w:color="000000"/>
-            </w:tcBorders>
-            <w:shd w:val="clear" w:color="auto" w:fill="FFFFFF"/>
-            <w:tcMar>
-              <w:top w:w="0" w:type="dxa"/>
-              <w:bottom w:w="0" w:type="dxa"/>
-              <w:left w:w="0" w:type="dxa"/>
-              <w:right w:w="0" w:type="dxa"/>
-            </w:tcMar>
-            <w:vAlign w:val="center"/>
-          </w:tcPr>
-          <w:p>
-            <w:pPr>
-              <w:pStyle w:val="Normal"/>
-              <w:jc w:val="center"/>
-              <w:pBdr>
-                <w:bottom w:val="none" w:sz="0" w:space="0" w:color="000000"/>
-                <w:top w:val="none" w:sz="0" w:space="0" w:color="000000"/>
-                <w:left w:val="none" w:sz="0" w:space="0" w:color="000000"/>
-                <w:right w:val="none" w:sz="0" w:space="0" w:color="000000"/>
-              </w:pBdr>
-              <w:spacing w:after="100" w:before="100" w:line="240"/>
-              <w:ind w:left="100" w:right="100" w:firstLine="0" w:firstLineChars="0"/>
-              <w:rPr>
-                <w:rFonts w:ascii="Times New Roman" w:hAnsi="Times New Roman" w:eastAsia="Times New Roman" w:cs="Times New Roman"/>
-                <w:i w:val="false"/>
-                <w:b w:val="false"/>
-                <w:u w:val="none"/>
-                <w:strike w:val="false"/>
-                <w:sz w:val="20"/>
-                <w:szCs w:val="20"/>
-                <w:color w:val="000000"/>
-              </w:rPr>
-            </w:pPr>
-            <w:r>
-              <w:rPr>
-                <w:rFonts w:ascii="Times New Roman" w:hAnsi="Times New Roman" w:eastAsia="Times New Roman" w:cs="Times New Roman"/>
-                <w:i w:val="false"/>
-                <w:b w:val="false"/>
-                <w:u w:val="none"/>
-                <w:strike w:val="false"/>
-                <w:sz w:val="20"/>
-                <w:szCs w:val="20"/>
-                <w:color w:val="000000"/>
-              </w:rPr>
-              <w:t xml:space="preserve">0.11</w:t>
+              <w:t xml:space="preserve">-2.97e-03</w:t>
+            </w:r>
+          </w:p>
+        </w:tc>
+        <w:tc>
+          <w:tcPr>
+            <w:tcBorders>
+              <w:bottom w:val="none" w:sz="0" w:space="0" w:color="000000"/>
+              <w:top w:val="none" w:sz="0" w:space="0" w:color="000000"/>
+              <w:left w:val="none" w:sz="0" w:space="0" w:color="000000"/>
+              <w:right w:val="none" w:sz="0" w:space="0" w:color="000000"/>
+            </w:tcBorders>
+            <w:shd w:val="clear" w:color="auto" w:fill="FFFFFF"/>
+            <w:tcMar>
+              <w:top w:w="0" w:type="dxa"/>
+              <w:bottom w:w="0" w:type="dxa"/>
+              <w:left w:w="0" w:type="dxa"/>
+              <w:right w:w="0" w:type="dxa"/>
+            </w:tcMar>
+            <w:vAlign w:val="center"/>
+          </w:tcPr>
+          <w:p>
+            <w:pPr>
+              <w:pStyle w:val="Normal"/>
+              <w:jc w:val="center"/>
+              <w:pBdr>
+                <w:bottom w:val="none" w:sz="0" w:space="0" w:color="000000"/>
+                <w:top w:val="none" w:sz="0" w:space="0" w:color="000000"/>
+                <w:left w:val="none" w:sz="0" w:space="0" w:color="000000"/>
+                <w:right w:val="none" w:sz="0" w:space="0" w:color="000000"/>
+              </w:pBdr>
+              <w:spacing w:after="100" w:before="100" w:line="240"/>
+              <w:ind w:left="100" w:right="100" w:firstLine="0" w:firstLineChars="0"/>
+              <w:rPr>
+                <w:rFonts w:ascii="Times New Roman" w:hAnsi="Times New Roman" w:eastAsia="Times New Roman" w:cs="Times New Roman"/>
+                <w:i w:val="false"/>
+                <w:b w:val="false"/>
+                <w:u w:val="none"/>
+                <w:strike w:val="false"/>
+                <w:sz w:val="20"/>
+                <w:szCs w:val="20"/>
+                <w:color w:val="000000"/>
+              </w:rPr>
+            </w:pPr>
+            <w:r>
+              <w:rPr>
+                <w:rFonts w:ascii="Times New Roman" w:hAnsi="Times New Roman" w:eastAsia="Times New Roman" w:cs="Times New Roman"/>
+                <w:i w:val="false"/>
+                <w:b w:val="false"/>
+                <w:u w:val="none"/>
+                <w:strike w:val="false"/>
+                <w:sz w:val="20"/>
+                <w:szCs w:val="20"/>
+                <w:color w:val="000000"/>
+              </w:rPr>
+              <w:t xml:space="preserve">2.15e-03</w:t>
+            </w:r>
+          </w:p>
+        </w:tc>
+        <w:tc>
+          <w:tcPr>
+            <w:tcBorders>
+              <w:bottom w:val="none" w:sz="0" w:space="0" w:color="000000"/>
+              <w:top w:val="none" w:sz="0" w:space="0" w:color="000000"/>
+              <w:left w:val="none" w:sz="0" w:space="0" w:color="000000"/>
+              <w:right w:val="none" w:sz="0" w:space="0" w:color="000000"/>
+            </w:tcBorders>
+            <w:shd w:val="clear" w:color="auto" w:fill="FFFFFF"/>
+            <w:tcMar>
+              <w:top w:w="0" w:type="dxa"/>
+              <w:bottom w:w="0" w:type="dxa"/>
+              <w:left w:w="0" w:type="dxa"/>
+              <w:right w:w="0" w:type="dxa"/>
+            </w:tcMar>
+            <w:vAlign w:val="center"/>
+          </w:tcPr>
+          <w:p>
+            <w:pPr>
+              <w:pStyle w:val="Normal"/>
+              <w:jc w:val="center"/>
+              <w:pBdr>
+                <w:bottom w:val="none" w:sz="0" w:space="0" w:color="000000"/>
+                <w:top w:val="none" w:sz="0" w:space="0" w:color="000000"/>
+                <w:left w:val="none" w:sz="0" w:space="0" w:color="000000"/>
+                <w:right w:val="none" w:sz="0" w:space="0" w:color="000000"/>
+              </w:pBdr>
+              <w:spacing w:after="100" w:before="100" w:line="240"/>
+              <w:ind w:left="100" w:right="100" w:firstLine="0" w:firstLineChars="0"/>
+              <w:rPr>
+                <w:rFonts w:ascii="Times New Roman" w:hAnsi="Times New Roman" w:eastAsia="Times New Roman" w:cs="Times New Roman"/>
+                <w:i w:val="false"/>
+                <w:b w:val="false"/>
+                <w:u w:val="none"/>
+                <w:strike w:val="false"/>
+                <w:sz w:val="20"/>
+                <w:szCs w:val="20"/>
+                <w:color w:val="000000"/>
+              </w:rPr>
+            </w:pPr>
+            <w:r>
+              <w:rPr>
+                <w:rFonts w:ascii="Times New Roman" w:hAnsi="Times New Roman" w:eastAsia="Times New Roman" w:cs="Times New Roman"/>
+                <w:i w:val="false"/>
+                <w:b w:val="false"/>
+                <w:u w:val="none"/>
+                <w:strike w:val="false"/>
+                <w:sz w:val="20"/>
+                <w:szCs w:val="20"/>
+                <w:color w:val="000000"/>
+              </w:rPr>
+              <w:t xml:space="preserve">-8.86e-03</w:t>
+            </w:r>
+          </w:p>
+        </w:tc>
+        <w:tc>
+          <w:tcPr>
+            <w:tcBorders>
+              <w:bottom w:val="none" w:sz="0" w:space="0" w:color="000000"/>
+              <w:top w:val="none" w:sz="0" w:space="0" w:color="000000"/>
+              <w:left w:val="none" w:sz="0" w:space="0" w:color="000000"/>
+              <w:right w:val="none" w:sz="0" w:space="0" w:color="000000"/>
+            </w:tcBorders>
+            <w:shd w:val="clear" w:color="auto" w:fill="FFFFFF"/>
+            <w:tcMar>
+              <w:top w:w="0" w:type="dxa"/>
+              <w:bottom w:w="0" w:type="dxa"/>
+              <w:left w:w="0" w:type="dxa"/>
+              <w:right w:w="0" w:type="dxa"/>
+            </w:tcMar>
+            <w:vAlign w:val="center"/>
+          </w:tcPr>
+          <w:p>
+            <w:pPr>
+              <w:pStyle w:val="Normal"/>
+              <w:jc w:val="center"/>
+              <w:pBdr>
+                <w:bottom w:val="none" w:sz="0" w:space="0" w:color="000000"/>
+                <w:top w:val="none" w:sz="0" w:space="0" w:color="000000"/>
+                <w:left w:val="none" w:sz="0" w:space="0" w:color="000000"/>
+                <w:right w:val="none" w:sz="0" w:space="0" w:color="000000"/>
+              </w:pBdr>
+              <w:spacing w:after="100" w:before="100" w:line="240"/>
+              <w:ind w:left="100" w:right="100" w:firstLine="0" w:firstLineChars="0"/>
+              <w:rPr>
+                <w:rFonts w:ascii="Times New Roman" w:hAnsi="Times New Roman" w:eastAsia="Times New Roman" w:cs="Times New Roman"/>
+                <w:i w:val="false"/>
+                <w:b w:val="false"/>
+                <w:u w:val="none"/>
+                <w:strike w:val="false"/>
+                <w:sz w:val="20"/>
+                <w:szCs w:val="20"/>
+                <w:color w:val="000000"/>
+              </w:rPr>
+            </w:pPr>
+            <w:r>
+              <w:rPr>
+                <w:rFonts w:ascii="Times New Roman" w:hAnsi="Times New Roman" w:eastAsia="Times New Roman" w:cs="Times New Roman"/>
+                <w:i w:val="false"/>
+                <w:b w:val="false"/>
+                <w:u w:val="none"/>
+                <w:strike w:val="false"/>
+                <w:sz w:val="20"/>
+                <w:szCs w:val="20"/>
+                <w:color w:val="000000"/>
+              </w:rPr>
+              <w:t xml:space="preserve">-0.28</w:t>
+            </w:r>
+          </w:p>
+        </w:tc>
+        <w:tc>
+          <w:tcPr>
+            <w:tcBorders>
+              <w:bottom w:val="none" w:sz="0" w:space="0" w:color="000000"/>
+              <w:top w:val="none" w:sz="0" w:space="0" w:color="000000"/>
+              <w:left w:val="none" w:sz="0" w:space="0" w:color="000000"/>
+              <w:right w:val="none" w:sz="0" w:space="0" w:color="000000"/>
+            </w:tcBorders>
+            <w:shd w:val="clear" w:color="auto" w:fill="FFFFFF"/>
+            <w:tcMar>
+              <w:top w:w="0" w:type="dxa"/>
+              <w:bottom w:w="0" w:type="dxa"/>
+              <w:left w:w="0" w:type="dxa"/>
+              <w:right w:w="0" w:type="dxa"/>
+            </w:tcMar>
+            <w:vAlign w:val="center"/>
+          </w:tcPr>
+          <w:p>
+            <w:pPr>
+              <w:pStyle w:val="Normal"/>
+              <w:jc w:val="center"/>
+              <w:pBdr>
+                <w:bottom w:val="none" w:sz="0" w:space="0" w:color="000000"/>
+                <w:top w:val="none" w:sz="0" w:space="0" w:color="000000"/>
+                <w:left w:val="none" w:sz="0" w:space="0" w:color="000000"/>
+                <w:right w:val="none" w:sz="0" w:space="0" w:color="000000"/>
+              </w:pBdr>
+              <w:spacing w:after="100" w:before="100" w:line="240"/>
+              <w:ind w:left="100" w:right="100" w:firstLine="0" w:firstLineChars="0"/>
+              <w:rPr>
+                <w:rFonts w:ascii="Times New Roman" w:hAnsi="Times New Roman" w:eastAsia="Times New Roman" w:cs="Times New Roman"/>
+                <w:i w:val="false"/>
+                <w:b w:val="false"/>
+                <w:u w:val="none"/>
+                <w:strike w:val="false"/>
+                <w:sz w:val="20"/>
+                <w:szCs w:val="20"/>
+                <w:color w:val="000000"/>
+              </w:rPr>
+            </w:pPr>
+            <w:r>
+              <w:rPr>
+                <w:rFonts w:ascii="Times New Roman" w:hAnsi="Times New Roman" w:eastAsia="Times New Roman" w:cs="Times New Roman"/>
+                <w:i w:val="false"/>
+                <w:b w:val="false"/>
+                <w:u w:val="none"/>
+                <w:strike w:val="false"/>
+                <w:sz w:val="20"/>
+                <w:szCs w:val="20"/>
+                <w:color w:val="000000"/>
+              </w:rPr>
+              <w:t xml:space="preserve">0.30</w:t>
             </w:r>
           </w:p>
         </w:tc>
@@ -3772,7 +3717,62 @@
                 <w:szCs w:val="20"/>
                 <w:color w:val="000000"/>
               </w:rPr>
-              <w:t xml:space="preserve">-0.17</w:t>
+              <w:t xml:space="preserve">-0.03</w:t>
+            </w:r>
+          </w:p>
+        </w:tc>
+        <w:tc>
+          <w:tcPr>
+            <w:tcBorders>
+              <w:bottom w:val="none" w:sz="0" w:space="0" w:color="000000"/>
+              <w:top w:val="none" w:sz="0" w:space="0" w:color="000000"/>
+              <w:left w:val="none" w:sz="0" w:space="0" w:color="000000"/>
+              <w:right w:val="none" w:sz="0" w:space="0" w:color="000000"/>
+            </w:tcBorders>
+            <w:shd w:val="clear" w:color="auto" w:fill="FFFFFF"/>
+            <w:tcMar>
+              <w:top w:w="0" w:type="dxa"/>
+              <w:bottom w:w="0" w:type="dxa"/>
+              <w:left w:w="0" w:type="dxa"/>
+              <w:right w:w="0" w:type="dxa"/>
+            </w:tcMar>
+            <w:vAlign w:val="center"/>
+          </w:tcPr>
+          <w:p>
+            <w:pPr>
+              <w:pStyle w:val="Normal"/>
+              <w:jc w:val="center"/>
+              <w:pBdr>
+                <w:bottom w:val="none" w:sz="0" w:space="0" w:color="000000"/>
+                <w:top w:val="none" w:sz="0" w:space="0" w:color="000000"/>
+                <w:left w:val="none" w:sz="0" w:space="0" w:color="000000"/>
+                <w:right w:val="none" w:sz="0" w:space="0" w:color="000000"/>
+              </w:pBdr>
+              <w:spacing w:after="100" w:before="100" w:line="240"/>
+              <w:ind w:left="100" w:right="100" w:firstLine="0" w:firstLineChars="0"/>
+              <w:rPr>
+                <w:rFonts w:ascii="Times New Roman" w:hAnsi="Times New Roman" w:eastAsia="Times New Roman" w:cs="Times New Roman"/>
+                <w:i w:val="false"/>
+                <w:b w:val="false"/>
+                <w:u w:val="none"/>
+                <w:strike w:val="false"/>
+                <w:sz w:val="20"/>
+                <w:szCs w:val="20"/>
+                <w:color w:val="000000"/>
+              </w:rPr>
+            </w:pPr>
+            <w:r>
+              <w:rPr>
+                <w:rFonts w:ascii="Times New Roman" w:hAnsi="Times New Roman" w:eastAsia="Times New Roman" w:cs="Times New Roman"/>
+                <w:i w:val="false"/>
+                <w:b w:val="false"/>
+                <w:u w:val="none"/>
+                <w:strike w:val="false"/>
+                <w:sz w:val="20"/>
+                <w:szCs w:val="20"/>
+                <w:color w:val="000000"/>
+              </w:rPr>
+              <w:t xml:space="preserve">-0.34</w:t>
             </w:r>
           </w:p>
         </w:tc>
@@ -3882,62 +3882,62 @@
                 <w:szCs w:val="20"/>
                 <w:color w:val="000000"/>
               </w:rPr>
-              <w:t xml:space="preserve">0.17</w:t>
-            </w:r>
-          </w:p>
-        </w:tc>
-        <w:tc>
-          <w:tcPr>
-            <w:tcBorders>
-              <w:bottom w:val="none" w:sz="0" w:space="0" w:color="000000"/>
-              <w:top w:val="none" w:sz="0" w:space="0" w:color="000000"/>
-              <w:left w:val="none" w:sz="0" w:space="0" w:color="000000"/>
-              <w:right w:val="none" w:sz="0" w:space="0" w:color="000000"/>
-            </w:tcBorders>
-            <w:shd w:val="clear" w:color="auto" w:fill="FFFFFF"/>
-            <w:tcMar>
-              <w:top w:w="0" w:type="dxa"/>
-              <w:bottom w:w="0" w:type="dxa"/>
-              <w:left w:w="0" w:type="dxa"/>
-              <w:right w:w="0" w:type="dxa"/>
-            </w:tcMar>
-            <w:vAlign w:val="center"/>
-          </w:tcPr>
-          <w:p>
-            <w:pPr>
-              <w:pStyle w:val="Normal"/>
-              <w:jc w:val="center"/>
-              <w:pBdr>
-                <w:bottom w:val="none" w:sz="0" w:space="0" w:color="000000"/>
-                <w:top w:val="none" w:sz="0" w:space="0" w:color="000000"/>
-                <w:left w:val="none" w:sz="0" w:space="0" w:color="000000"/>
-                <w:right w:val="none" w:sz="0" w:space="0" w:color="000000"/>
-              </w:pBdr>
-              <w:spacing w:after="100" w:before="100" w:line="240"/>
-              <w:ind w:left="100" w:right="100" w:firstLine="0" w:firstLineChars="0"/>
-              <w:rPr>
-                <w:rFonts w:ascii="Times New Roman" w:hAnsi="Times New Roman" w:eastAsia="Times New Roman" w:cs="Times New Roman"/>
-                <w:i w:val="false"/>
-                <w:b w:val="false"/>
-                <w:u w:val="none"/>
-                <w:strike w:val="false"/>
-                <w:sz w:val="20"/>
-                <w:szCs w:val="20"/>
-                <w:color w:val="000000"/>
-              </w:rPr>
-            </w:pPr>
-            <w:r>
-              <w:rPr>
-                <w:rFonts w:ascii="Times New Roman" w:hAnsi="Times New Roman" w:eastAsia="Times New Roman" w:cs="Times New Roman"/>
-                <w:i w:val="false"/>
-                <w:b w:val="false"/>
-                <w:u w:val="none"/>
-                <w:strike w:val="false"/>
-                <w:sz w:val="20"/>
-                <w:szCs w:val="20"/>
-                <w:color w:val="000000"/>
-              </w:rPr>
-              <w:t xml:space="preserve">0.55</w:t>
+              <w:t xml:space="preserve">0.02</w:t>
+            </w:r>
+          </w:p>
+        </w:tc>
+        <w:tc>
+          <w:tcPr>
+            <w:tcBorders>
+              <w:bottom w:val="none" w:sz="0" w:space="0" w:color="000000"/>
+              <w:top w:val="none" w:sz="0" w:space="0" w:color="000000"/>
+              <w:left w:val="none" w:sz="0" w:space="0" w:color="000000"/>
+              <w:right w:val="none" w:sz="0" w:space="0" w:color="000000"/>
+            </w:tcBorders>
+            <w:shd w:val="clear" w:color="auto" w:fill="FFFFFF"/>
+            <w:tcMar>
+              <w:top w:w="0" w:type="dxa"/>
+              <w:bottom w:w="0" w:type="dxa"/>
+              <w:left w:w="0" w:type="dxa"/>
+              <w:right w:w="0" w:type="dxa"/>
+            </w:tcMar>
+            <w:vAlign w:val="center"/>
+          </w:tcPr>
+          <w:p>
+            <w:pPr>
+              <w:pStyle w:val="Normal"/>
+              <w:jc w:val="center"/>
+              <w:pBdr>
+                <w:bottom w:val="none" w:sz="0" w:space="0" w:color="000000"/>
+                <w:top w:val="none" w:sz="0" w:space="0" w:color="000000"/>
+                <w:left w:val="none" w:sz="0" w:space="0" w:color="000000"/>
+                <w:right w:val="none" w:sz="0" w:space="0" w:color="000000"/>
+              </w:pBdr>
+              <w:spacing w:after="100" w:before="100" w:line="240"/>
+              <w:ind w:left="100" w:right="100" w:firstLine="0" w:firstLineChars="0"/>
+              <w:rPr>
+                <w:rFonts w:ascii="Times New Roman" w:hAnsi="Times New Roman" w:eastAsia="Times New Roman" w:cs="Times New Roman"/>
+                <w:i w:val="false"/>
+                <w:b w:val="false"/>
+                <w:u w:val="none"/>
+                <w:strike w:val="false"/>
+                <w:sz w:val="20"/>
+                <w:szCs w:val="20"/>
+                <w:color w:val="000000"/>
+              </w:rPr>
+            </w:pPr>
+            <w:r>
+              <w:rPr>
+                <w:rFonts w:ascii="Times New Roman" w:hAnsi="Times New Roman" w:eastAsia="Times New Roman" w:cs="Times New Roman"/>
+                <w:i w:val="false"/>
+                <w:b w:val="false"/>
+                <w:u w:val="none"/>
+                <w:strike w:val="false"/>
+                <w:sz w:val="20"/>
+                <w:szCs w:val="20"/>
+                <w:color w:val="000000"/>
+              </w:rPr>
+              <w:t xml:space="preserve">0.38</w:t>
             </w:r>
           </w:p>
         </w:tc>
@@ -4047,62 +4047,62 @@
                 <w:szCs w:val="20"/>
                 <w:color w:val="000000"/>
               </w:rPr>
-              <w:t xml:space="preserve">0.16</w:t>
-            </w:r>
-          </w:p>
-        </w:tc>
-        <w:tc>
-          <w:tcPr>
-            <w:tcBorders>
-              <w:bottom w:val="none" w:sz="0" w:space="0" w:color="000000"/>
-              <w:top w:val="none" w:sz="0" w:space="0" w:color="000000"/>
-              <w:left w:val="none" w:sz="0" w:space="0" w:color="000000"/>
-              <w:right w:val="none" w:sz="0" w:space="0" w:color="000000"/>
-            </w:tcBorders>
-            <w:shd w:val="clear" w:color="auto" w:fill="FFFFFF"/>
-            <w:tcMar>
-              <w:top w:w="0" w:type="dxa"/>
-              <w:bottom w:w="0" w:type="dxa"/>
-              <w:left w:w="0" w:type="dxa"/>
-              <w:right w:w="0" w:type="dxa"/>
-            </w:tcMar>
-            <w:vAlign w:val="center"/>
-          </w:tcPr>
-          <w:p>
-            <w:pPr>
-              <w:pStyle w:val="Normal"/>
-              <w:jc w:val="center"/>
-              <w:pBdr>
-                <w:bottom w:val="none" w:sz="0" w:space="0" w:color="000000"/>
-                <w:top w:val="none" w:sz="0" w:space="0" w:color="000000"/>
-                <w:left w:val="none" w:sz="0" w:space="0" w:color="000000"/>
-                <w:right w:val="none" w:sz="0" w:space="0" w:color="000000"/>
-              </w:pBdr>
-              <w:spacing w:after="100" w:before="100" w:line="240"/>
-              <w:ind w:left="100" w:right="100" w:firstLine="0" w:firstLineChars="0"/>
-              <w:rPr>
-                <w:rFonts w:ascii="Times New Roman" w:hAnsi="Times New Roman" w:eastAsia="Times New Roman" w:cs="Times New Roman"/>
-                <w:i w:val="false"/>
-                <w:b w:val="false"/>
-                <w:u w:val="none"/>
-                <w:strike w:val="false"/>
-                <w:sz w:val="20"/>
-                <w:szCs w:val="20"/>
-                <w:color w:val="000000"/>
-              </w:rPr>
-            </w:pPr>
-            <w:r>
-              <w:rPr>
-                <w:rFonts w:ascii="Times New Roman" w:hAnsi="Times New Roman" w:eastAsia="Times New Roman" w:cs="Times New Roman"/>
-                <w:i w:val="false"/>
-                <w:b w:val="false"/>
-                <w:u w:val="none"/>
-                <w:strike w:val="false"/>
-                <w:sz w:val="20"/>
-                <w:szCs w:val="20"/>
-                <w:color w:val="000000"/>
-              </w:rPr>
-              <w:t xml:space="preserve">0.60</w:t>
+              <w:t xml:space="preserve">-0.19</w:t>
+            </w:r>
+          </w:p>
+        </w:tc>
+        <w:tc>
+          <w:tcPr>
+            <w:tcBorders>
+              <w:bottom w:val="none" w:sz="0" w:space="0" w:color="000000"/>
+              <w:top w:val="none" w:sz="0" w:space="0" w:color="000000"/>
+              <w:left w:val="none" w:sz="0" w:space="0" w:color="000000"/>
+              <w:right w:val="none" w:sz="0" w:space="0" w:color="000000"/>
+            </w:tcBorders>
+            <w:shd w:val="clear" w:color="auto" w:fill="FFFFFF"/>
+            <w:tcMar>
+              <w:top w:w="0" w:type="dxa"/>
+              <w:bottom w:w="0" w:type="dxa"/>
+              <w:left w:w="0" w:type="dxa"/>
+              <w:right w:w="0" w:type="dxa"/>
+            </w:tcMar>
+            <w:vAlign w:val="center"/>
+          </w:tcPr>
+          <w:p>
+            <w:pPr>
+              <w:pStyle w:val="Normal"/>
+              <w:jc w:val="center"/>
+              <w:pBdr>
+                <w:bottom w:val="none" w:sz="0" w:space="0" w:color="000000"/>
+                <w:top w:val="none" w:sz="0" w:space="0" w:color="000000"/>
+                <w:left w:val="none" w:sz="0" w:space="0" w:color="000000"/>
+                <w:right w:val="none" w:sz="0" w:space="0" w:color="000000"/>
+              </w:pBdr>
+              <w:spacing w:after="100" w:before="100" w:line="240"/>
+              <w:ind w:left="100" w:right="100" w:firstLine="0" w:firstLineChars="0"/>
+              <w:rPr>
+                <w:rFonts w:ascii="Times New Roman" w:hAnsi="Times New Roman" w:eastAsia="Times New Roman" w:cs="Times New Roman"/>
+                <w:i w:val="false"/>
+                <w:b w:val="false"/>
+                <w:u w:val="none"/>
+                <w:strike w:val="false"/>
+                <w:sz w:val="20"/>
+                <w:szCs w:val="20"/>
+                <w:color w:val="000000"/>
+              </w:rPr>
+            </w:pPr>
+            <w:r>
+              <w:rPr>
+                <w:rFonts w:ascii="Times New Roman" w:hAnsi="Times New Roman" w:eastAsia="Times New Roman" w:cs="Times New Roman"/>
+                <w:i w:val="false"/>
+                <w:b w:val="false"/>
+                <w:u w:val="none"/>
+                <w:strike w:val="false"/>
+                <w:sz w:val="20"/>
+                <w:szCs w:val="20"/>
+                <w:color w:val="000000"/>
+              </w:rPr>
+              <w:t xml:space="preserve">0.24</w:t>
             </w:r>
           </w:p>
         </w:tc>
@@ -4437,117 +4437,117 @@
                 <w:szCs w:val="20"/>
                 <w:color w:val="000000"/>
               </w:rPr>
-              <w:t xml:space="preserve">0.36</w:t>
-            </w:r>
-          </w:p>
-        </w:tc>
-        <w:tc>
-          <w:tcPr>
-            <w:tcBorders>
-              <w:bottom w:val="none" w:sz="0" w:space="0" w:color="000000"/>
-              <w:top w:val="none" w:sz="0" w:space="0" w:color="000000"/>
-              <w:left w:val="none" w:sz="0" w:space="0" w:color="000000"/>
-              <w:right w:val="none" w:sz="0" w:space="0" w:color="000000"/>
-            </w:tcBorders>
-            <w:shd w:val="clear" w:color="auto" w:fill="FFFFFF"/>
-            <w:tcMar>
-              <w:top w:w="0" w:type="dxa"/>
-              <w:bottom w:w="0" w:type="dxa"/>
-              <w:left w:w="0" w:type="dxa"/>
-              <w:right w:w="0" w:type="dxa"/>
-            </w:tcMar>
-            <w:vAlign w:val="center"/>
-          </w:tcPr>
-          <w:p>
-            <w:pPr>
-              <w:pStyle w:val="Normal"/>
-              <w:jc w:val="center"/>
-              <w:pBdr>
-                <w:bottom w:val="none" w:sz="0" w:space="0" w:color="000000"/>
-                <w:top w:val="none" w:sz="0" w:space="0" w:color="000000"/>
-                <w:left w:val="none" w:sz="0" w:space="0" w:color="000000"/>
-                <w:right w:val="none" w:sz="0" w:space="0" w:color="000000"/>
-              </w:pBdr>
-              <w:spacing w:after="100" w:before="100" w:line="240"/>
-              <w:ind w:left="100" w:right="100" w:firstLine="0" w:firstLineChars="0"/>
-              <w:rPr>
-                <w:rFonts w:ascii="Times New Roman" w:hAnsi="Times New Roman" w:eastAsia="Times New Roman" w:cs="Times New Roman"/>
-                <w:i w:val="false"/>
-                <w:b w:val="false"/>
-                <w:u w:val="none"/>
-                <w:strike w:val="false"/>
-                <w:sz w:val="20"/>
-                <w:szCs w:val="20"/>
-                <w:color w:val="000000"/>
-              </w:rPr>
-            </w:pPr>
-            <w:r>
-              <w:rPr>
-                <w:rFonts w:ascii="Times New Roman" w:hAnsi="Times New Roman" w:eastAsia="Times New Roman" w:cs="Times New Roman"/>
-                <w:i w:val="false"/>
-                <w:b w:val="false"/>
-                <w:u w:val="none"/>
-                <w:strike w:val="false"/>
-                <w:sz w:val="20"/>
-                <w:szCs w:val="20"/>
-                <w:color w:val="000000"/>
-              </w:rPr>
-              <w:t xml:space="preserve">0.08</w:t>
-            </w:r>
-          </w:p>
-        </w:tc>
-        <w:tc>
-          <w:tcPr>
-            <w:tcBorders>
-              <w:bottom w:val="none" w:sz="0" w:space="0" w:color="000000"/>
-              <w:top w:val="none" w:sz="0" w:space="0" w:color="000000"/>
-              <w:left w:val="none" w:sz="0" w:space="0" w:color="000000"/>
-              <w:right w:val="none" w:sz="0" w:space="0" w:color="000000"/>
-            </w:tcBorders>
-            <w:shd w:val="clear" w:color="auto" w:fill="FFFFFF"/>
-            <w:tcMar>
-              <w:top w:w="0" w:type="dxa"/>
-              <w:bottom w:w="0" w:type="dxa"/>
-              <w:left w:w="0" w:type="dxa"/>
-              <w:right w:w="0" w:type="dxa"/>
-            </w:tcMar>
-            <w:vAlign w:val="center"/>
-          </w:tcPr>
-          <w:p>
-            <w:pPr>
-              <w:pStyle w:val="Normal"/>
-              <w:jc w:val="center"/>
-              <w:pBdr>
-                <w:bottom w:val="none" w:sz="0" w:space="0" w:color="000000"/>
-                <w:top w:val="none" w:sz="0" w:space="0" w:color="000000"/>
-                <w:left w:val="none" w:sz="0" w:space="0" w:color="000000"/>
-                <w:right w:val="none" w:sz="0" w:space="0" w:color="000000"/>
-              </w:pBdr>
-              <w:spacing w:after="100" w:before="100" w:line="240"/>
-              <w:ind w:left="100" w:right="100" w:firstLine="0" w:firstLineChars="0"/>
-              <w:rPr>
-                <w:rFonts w:ascii="Times New Roman" w:hAnsi="Times New Roman" w:eastAsia="Times New Roman" w:cs="Times New Roman"/>
-                <w:i w:val="false"/>
-                <w:b w:val="false"/>
-                <w:u w:val="none"/>
-                <w:strike w:val="false"/>
-                <w:sz w:val="20"/>
-                <w:szCs w:val="20"/>
-                <w:color w:val="000000"/>
-              </w:rPr>
-            </w:pPr>
-            <w:r>
-              <w:rPr>
-                <w:rFonts w:ascii="Times New Roman" w:hAnsi="Times New Roman" w:eastAsia="Times New Roman" w:cs="Times New Roman"/>
-                <w:i w:val="false"/>
-                <w:b w:val="false"/>
-                <w:u w:val="none"/>
-                <w:strike w:val="false"/>
-                <w:sz w:val="20"/>
-                <w:szCs w:val="20"/>
-                <w:color w:val="000000"/>
-              </w:rPr>
-              <w:t xml:space="preserve">0.26</w:t>
+              <w:t xml:space="preserve">1.00</w:t>
+            </w:r>
+          </w:p>
+        </w:tc>
+        <w:tc>
+          <w:tcPr>
+            <w:tcBorders>
+              <w:bottom w:val="none" w:sz="0" w:space="0" w:color="000000"/>
+              <w:top w:val="none" w:sz="0" w:space="0" w:color="000000"/>
+              <w:left w:val="none" w:sz="0" w:space="0" w:color="000000"/>
+              <w:right w:val="none" w:sz="0" w:space="0" w:color="000000"/>
+            </w:tcBorders>
+            <w:shd w:val="clear" w:color="auto" w:fill="FFFFFF"/>
+            <w:tcMar>
+              <w:top w:w="0" w:type="dxa"/>
+              <w:bottom w:w="0" w:type="dxa"/>
+              <w:left w:w="0" w:type="dxa"/>
+              <w:right w:w="0" w:type="dxa"/>
+            </w:tcMar>
+            <w:vAlign w:val="center"/>
+          </w:tcPr>
+          <w:p>
+            <w:pPr>
+              <w:pStyle w:val="Normal"/>
+              <w:jc w:val="center"/>
+              <w:pBdr>
+                <w:bottom w:val="none" w:sz="0" w:space="0" w:color="000000"/>
+                <w:top w:val="none" w:sz="0" w:space="0" w:color="000000"/>
+                <w:left w:val="none" w:sz="0" w:space="0" w:color="000000"/>
+                <w:right w:val="none" w:sz="0" w:space="0" w:color="000000"/>
+              </w:pBdr>
+              <w:spacing w:after="100" w:before="100" w:line="240"/>
+              <w:ind w:left="100" w:right="100" w:firstLine="0" w:firstLineChars="0"/>
+              <w:rPr>
+                <w:rFonts w:ascii="Times New Roman" w:hAnsi="Times New Roman" w:eastAsia="Times New Roman" w:cs="Times New Roman"/>
+                <w:i w:val="false"/>
+                <w:b w:val="false"/>
+                <w:u w:val="none"/>
+                <w:strike w:val="false"/>
+                <w:sz w:val="20"/>
+                <w:szCs w:val="20"/>
+                <w:color w:val="000000"/>
+              </w:rPr>
+            </w:pPr>
+            <w:r>
+              <w:rPr>
+                <w:rFonts w:ascii="Times New Roman" w:hAnsi="Times New Roman" w:eastAsia="Times New Roman" w:cs="Times New Roman"/>
+                <w:i w:val="false"/>
+                <w:b w:val="false"/>
+                <w:u w:val="none"/>
+                <w:strike w:val="false"/>
+                <w:sz w:val="20"/>
+                <w:szCs w:val="20"/>
+                <w:color w:val="000000"/>
+              </w:rPr>
+              <w:t xml:space="preserve">0.32</w:t>
+            </w:r>
+          </w:p>
+        </w:tc>
+        <w:tc>
+          <w:tcPr>
+            <w:tcBorders>
+              <w:bottom w:val="none" w:sz="0" w:space="0" w:color="000000"/>
+              <w:top w:val="none" w:sz="0" w:space="0" w:color="000000"/>
+              <w:left w:val="none" w:sz="0" w:space="0" w:color="000000"/>
+              <w:right w:val="none" w:sz="0" w:space="0" w:color="000000"/>
+            </w:tcBorders>
+            <w:shd w:val="clear" w:color="auto" w:fill="FFFFFF"/>
+            <w:tcMar>
+              <w:top w:w="0" w:type="dxa"/>
+              <w:bottom w:w="0" w:type="dxa"/>
+              <w:left w:w="0" w:type="dxa"/>
+              <w:right w:w="0" w:type="dxa"/>
+            </w:tcMar>
+            <w:vAlign w:val="center"/>
+          </w:tcPr>
+          <w:p>
+            <w:pPr>
+              <w:pStyle w:val="Normal"/>
+              <w:jc w:val="center"/>
+              <w:pBdr>
+                <w:bottom w:val="none" w:sz="0" w:space="0" w:color="000000"/>
+                <w:top w:val="none" w:sz="0" w:space="0" w:color="000000"/>
+                <w:left w:val="none" w:sz="0" w:space="0" w:color="000000"/>
+                <w:right w:val="none" w:sz="0" w:space="0" w:color="000000"/>
+              </w:pBdr>
+              <w:spacing w:after="100" w:before="100" w:line="240"/>
+              <w:ind w:left="100" w:right="100" w:firstLine="0" w:firstLineChars="0"/>
+              <w:rPr>
+                <w:rFonts w:ascii="Times New Roman" w:hAnsi="Times New Roman" w:eastAsia="Times New Roman" w:cs="Times New Roman"/>
+                <w:i w:val="false"/>
+                <w:b w:val="false"/>
+                <w:u w:val="none"/>
+                <w:strike w:val="false"/>
+                <w:sz w:val="20"/>
+                <w:szCs w:val="20"/>
+                <w:color w:val="000000"/>
+              </w:rPr>
+            </w:pPr>
+            <w:r>
+              <w:rPr>
+                <w:rFonts w:ascii="Times New Roman" w:hAnsi="Times New Roman" w:eastAsia="Times New Roman" w:cs="Times New Roman"/>
+                <w:i w:val="false"/>
+                <w:b w:val="false"/>
+                <w:u w:val="none"/>
+                <w:strike w:val="false"/>
+                <w:sz w:val="20"/>
+                <w:szCs w:val="20"/>
+                <w:color w:val="000000"/>
+              </w:rPr>
+              <w:t xml:space="preserve">0.73</w:t>
             </w:r>
           </w:p>
         </w:tc>
@@ -4657,7 +4657,7 @@
                 <w:szCs w:val="20"/>
                 <w:color w:val="000000"/>
               </w:rPr>
-              <w:t xml:space="preserve">0.64</w:t>
+              <w:t xml:space="preserve">0.65</w:t>
             </w:r>
           </w:p>
         </w:tc>
@@ -4822,7 +4822,7 @@
                 <w:szCs w:val="20"/>
                 <w:color w:val="000000"/>
               </w:rPr>
-              <w:t xml:space="preserve">0.08</w:t>
+              <w:t xml:space="preserve">0.11</w:t>
             </w:r>
           </w:p>
         </w:tc>
@@ -4987,7 +4987,7 @@
                 <w:szCs w:val="20"/>
                 <w:color w:val="000000"/>
               </w:rPr>
-              <w:t xml:space="preserve">0.51</w:t>
+              <w:t xml:space="preserve">0.53</w:t>
             </w:r>
           </w:p>
         </w:tc>
@@ -5322,6 +5322,391 @@
                 <w:szCs w:val="20"/>
                 <w:color w:val="000000"/>
               </w:rPr>
+              <w:t xml:space="preserve">0.25</w:t>
+            </w:r>
+          </w:p>
+        </w:tc>
+        <w:tc>
+          <w:tcPr>
+            <w:tcBorders>
+              <w:bottom w:val="none" w:sz="0" w:space="0" w:color="000000"/>
+              <w:top w:val="none" w:sz="0" w:space="0" w:color="000000"/>
+              <w:left w:val="none" w:sz="0" w:space="0" w:color="000000"/>
+              <w:right w:val="none" w:sz="0" w:space="0" w:color="000000"/>
+            </w:tcBorders>
+            <w:shd w:val="clear" w:color="auto" w:fill="FFFFFF"/>
+            <w:tcMar>
+              <w:top w:w="0" w:type="dxa"/>
+              <w:bottom w:w="0" w:type="dxa"/>
+              <w:left w:w="0" w:type="dxa"/>
+              <w:right w:w="0" w:type="dxa"/>
+            </w:tcMar>
+            <w:vAlign w:val="center"/>
+          </w:tcPr>
+          <w:p>
+            <w:pPr>
+              <w:pStyle w:val="Normal"/>
+              <w:jc w:val="center"/>
+              <w:pBdr>
+                <w:bottom w:val="none" w:sz="0" w:space="0" w:color="000000"/>
+                <w:top w:val="none" w:sz="0" w:space="0" w:color="000000"/>
+                <w:left w:val="none" w:sz="0" w:space="0" w:color="000000"/>
+                <w:right w:val="none" w:sz="0" w:space="0" w:color="000000"/>
+              </w:pBdr>
+              <w:spacing w:after="100" w:before="100" w:line="240"/>
+              <w:ind w:left="100" w:right="100" w:firstLine="0" w:firstLineChars="0"/>
+              <w:rPr>
+                <w:rFonts w:ascii="Times New Roman" w:hAnsi="Times New Roman" w:eastAsia="Times New Roman" w:cs="Times New Roman"/>
+                <w:i w:val="false"/>
+                <w:b w:val="false"/>
+                <w:u w:val="none"/>
+                <w:strike w:val="false"/>
+                <w:sz w:val="20"/>
+                <w:szCs w:val="20"/>
+                <w:color w:val="000000"/>
+              </w:rPr>
+            </w:pPr>
+            <w:r>
+              <w:rPr>
+                <w:rFonts w:ascii="Times New Roman" w:hAnsi="Times New Roman" w:eastAsia="Times New Roman" w:cs="Times New Roman"/>
+                <w:i w:val="false"/>
+                <w:b w:val="false"/>
+                <w:u w:val="none"/>
+                <w:strike w:val="false"/>
+                <w:sz w:val="20"/>
+                <w:szCs w:val="20"/>
+                <w:color w:val="000000"/>
+              </w:rPr>
+              <w:t xml:space="preserve">0.17</w:t>
+            </w:r>
+          </w:p>
+        </w:tc>
+        <w:tc>
+          <w:tcPr>
+            <w:tcBorders>
+              <w:bottom w:val="none" w:sz="0" w:space="0" w:color="000000"/>
+              <w:top w:val="none" w:sz="0" w:space="0" w:color="000000"/>
+              <w:left w:val="none" w:sz="0" w:space="0" w:color="000000"/>
+              <w:right w:val="none" w:sz="0" w:space="0" w:color="000000"/>
+            </w:tcBorders>
+            <w:shd w:val="clear" w:color="auto" w:fill="FFFFFF"/>
+            <w:tcMar>
+              <w:top w:w="0" w:type="dxa"/>
+              <w:bottom w:w="0" w:type="dxa"/>
+              <w:left w:w="0" w:type="dxa"/>
+              <w:right w:w="0" w:type="dxa"/>
+            </w:tcMar>
+            <w:vAlign w:val="center"/>
+          </w:tcPr>
+          <w:p>
+            <w:pPr>
+              <w:pStyle w:val="Normal"/>
+              <w:jc w:val="center"/>
+              <w:pBdr>
+                <w:bottom w:val="none" w:sz="0" w:space="0" w:color="000000"/>
+                <w:top w:val="none" w:sz="0" w:space="0" w:color="000000"/>
+                <w:left w:val="none" w:sz="0" w:space="0" w:color="000000"/>
+                <w:right w:val="none" w:sz="0" w:space="0" w:color="000000"/>
+              </w:pBdr>
+              <w:spacing w:after="100" w:before="100" w:line="240"/>
+              <w:ind w:left="100" w:right="100" w:firstLine="0" w:firstLineChars="0"/>
+              <w:rPr>
+                <w:rFonts w:ascii="Times New Roman" w:hAnsi="Times New Roman" w:eastAsia="Times New Roman" w:cs="Times New Roman"/>
+                <w:i w:val="false"/>
+                <w:b w:val="false"/>
+                <w:u w:val="none"/>
+                <w:strike w:val="false"/>
+                <w:sz w:val="20"/>
+                <w:szCs w:val="20"/>
+                <w:color w:val="000000"/>
+              </w:rPr>
+            </w:pPr>
+            <w:r>
+              <w:rPr>
+                <w:rFonts w:ascii="Times New Roman" w:hAnsi="Times New Roman" w:eastAsia="Times New Roman" w:cs="Times New Roman"/>
+                <w:i w:val="false"/>
+                <w:b w:val="false"/>
+                <w:u w:val="none"/>
+                <w:strike w:val="false"/>
+                <w:sz w:val="20"/>
+                <w:szCs w:val="20"/>
+                <w:color w:val="000000"/>
+              </w:rPr>
+              <w:t xml:space="preserve">0.17</w:t>
+            </w:r>
+          </w:p>
+        </w:tc>
+        <w:tc>
+          <w:tcPr>
+            <w:tcBorders>
+              <w:bottom w:val="none" w:sz="0" w:space="0" w:color="000000"/>
+              <w:top w:val="none" w:sz="0" w:space="0" w:color="000000"/>
+              <w:left w:val="none" w:sz="0" w:space="0" w:color="000000"/>
+              <w:right w:val="none" w:sz="0" w:space="0" w:color="000000"/>
+            </w:tcBorders>
+            <w:shd w:val="clear" w:color="auto" w:fill="FFFFFF"/>
+            <w:tcMar>
+              <w:top w:w="0" w:type="dxa"/>
+              <w:bottom w:w="0" w:type="dxa"/>
+              <w:left w:w="0" w:type="dxa"/>
+              <w:right w:w="0" w:type="dxa"/>
+            </w:tcMar>
+            <w:vAlign w:val="center"/>
+          </w:tcPr>
+          <w:p>
+            <w:pPr>
+              <w:pStyle w:val="Normal"/>
+              <w:jc w:val="center"/>
+              <w:pBdr>
+                <w:bottom w:val="none" w:sz="0" w:space="0" w:color="000000"/>
+                <w:top w:val="none" w:sz="0" w:space="0" w:color="000000"/>
+                <w:left w:val="none" w:sz="0" w:space="0" w:color="000000"/>
+                <w:right w:val="none" w:sz="0" w:space="0" w:color="000000"/>
+              </w:pBdr>
+              <w:spacing w:after="100" w:before="100" w:line="240"/>
+              <w:ind w:left="100" w:right="100" w:firstLine="0" w:firstLineChars="0"/>
+              <w:rPr>
+                <w:rFonts w:ascii="Times New Roman" w:hAnsi="Times New Roman" w:eastAsia="Times New Roman" w:cs="Times New Roman"/>
+                <w:i w:val="false"/>
+                <w:b w:val="false"/>
+                <w:u w:val="none"/>
+                <w:strike w:val="false"/>
+                <w:sz w:val="20"/>
+                <w:szCs w:val="20"/>
+                <w:color w:val="000000"/>
+              </w:rPr>
+            </w:pPr>
+            <w:r>
+              <w:rPr>
+                <w:rFonts w:ascii="Times New Roman" w:hAnsi="Times New Roman" w:eastAsia="Times New Roman" w:cs="Times New Roman"/>
+                <w:i w:val="false"/>
+                <w:b w:val="false"/>
+                <w:u w:val="none"/>
+                <w:strike w:val="false"/>
+                <w:sz w:val="20"/>
+                <w:szCs w:val="20"/>
+                <w:color w:val="000000"/>
+              </w:rPr>
+              <w:t xml:space="preserve">-0.11</w:t>
+            </w:r>
+          </w:p>
+        </w:tc>
+        <w:tc>
+          <w:tcPr>
+            <w:tcBorders>
+              <w:bottom w:val="none" w:sz="0" w:space="0" w:color="000000"/>
+              <w:top w:val="none" w:sz="0" w:space="0" w:color="000000"/>
+              <w:left w:val="none" w:sz="0" w:space="0" w:color="000000"/>
+              <w:right w:val="none" w:sz="0" w:space="0" w:color="000000"/>
+            </w:tcBorders>
+            <w:shd w:val="clear" w:color="auto" w:fill="FFFFFF"/>
+            <w:tcMar>
+              <w:top w:w="0" w:type="dxa"/>
+              <w:bottom w:w="0" w:type="dxa"/>
+              <w:left w:w="0" w:type="dxa"/>
+              <w:right w:w="0" w:type="dxa"/>
+            </w:tcMar>
+            <w:vAlign w:val="center"/>
+          </w:tcPr>
+          <w:p>
+            <w:pPr>
+              <w:pStyle w:val="Normal"/>
+              <w:jc w:val="center"/>
+              <w:pBdr>
+                <w:bottom w:val="none" w:sz="0" w:space="0" w:color="000000"/>
+                <w:top w:val="none" w:sz="0" w:space="0" w:color="000000"/>
+                <w:left w:val="none" w:sz="0" w:space="0" w:color="000000"/>
+                <w:right w:val="none" w:sz="0" w:space="0" w:color="000000"/>
+              </w:pBdr>
+              <w:spacing w:after="100" w:before="100" w:line="240"/>
+              <w:ind w:left="100" w:right="100" w:firstLine="0" w:firstLineChars="0"/>
+              <w:rPr>
+                <w:rFonts w:ascii="Times New Roman" w:hAnsi="Times New Roman" w:eastAsia="Times New Roman" w:cs="Times New Roman"/>
+                <w:i w:val="false"/>
+                <w:b w:val="false"/>
+                <w:u w:val="none"/>
+                <w:strike w:val="false"/>
+                <w:sz w:val="20"/>
+                <w:szCs w:val="20"/>
+                <w:color w:val="000000"/>
+              </w:rPr>
+            </w:pPr>
+            <w:r>
+              <w:rPr>
+                <w:rFonts w:ascii="Times New Roman" w:hAnsi="Times New Roman" w:eastAsia="Times New Roman" w:cs="Times New Roman"/>
+                <w:i w:val="false"/>
+                <w:b w:val="false"/>
+                <w:u w:val="none"/>
+                <w:strike w:val="false"/>
+                <w:sz w:val="20"/>
+                <w:szCs w:val="20"/>
+                <w:color w:val="000000"/>
+              </w:rPr>
+              <w:t xml:space="preserve">0.60</w:t>
+            </w:r>
+          </w:p>
+        </w:tc>
+        <w:tc>
+          <w:tcPr>
+            <w:tcBorders>
+              <w:bottom w:val="none" w:sz="0" w:space="0" w:color="000000"/>
+              <w:top w:val="none" w:sz="0" w:space="0" w:color="000000"/>
+              <w:left w:val="none" w:sz="0" w:space="0" w:color="000000"/>
+              <w:right w:val="none" w:sz="0" w:space="0" w:color="000000"/>
+            </w:tcBorders>
+            <w:shd w:val="clear" w:color="auto" w:fill="FFFFFF"/>
+            <w:tcMar>
+              <w:top w:w="0" w:type="dxa"/>
+              <w:bottom w:w="0" w:type="dxa"/>
+              <w:left w:w="0" w:type="dxa"/>
+              <w:right w:w="0" w:type="dxa"/>
+            </w:tcMar>
+            <w:vAlign w:val="center"/>
+          </w:tcPr>
+          <w:p>
+            <w:pPr>
+              <w:pStyle w:val="Normal"/>
+              <w:jc w:val="center"/>
+              <w:pBdr>
+                <w:bottom w:val="none" w:sz="0" w:space="0" w:color="000000"/>
+                <w:top w:val="none" w:sz="0" w:space="0" w:color="000000"/>
+                <w:left w:val="none" w:sz="0" w:space="0" w:color="000000"/>
+                <w:right w:val="none" w:sz="0" w:space="0" w:color="000000"/>
+              </w:pBdr>
+              <w:spacing w:after="100" w:before="100" w:line="240"/>
+              <w:ind w:left="100" w:right="100" w:firstLine="0" w:firstLineChars="0"/>
+              <w:rPr>
+                <w:rFonts w:ascii="Times New Roman" w:hAnsi="Times New Roman" w:eastAsia="Times New Roman" w:cs="Times New Roman"/>
+                <w:i w:val="false"/>
+                <w:b w:val="false"/>
+                <w:u w:val="none"/>
+                <w:strike w:val="false"/>
+                <w:sz w:val="20"/>
+                <w:szCs w:val="20"/>
+                <w:color w:val="000000"/>
+              </w:rPr>
+            </w:pPr>
+            <w:r>
+              <w:rPr>
+                <w:rFonts w:ascii="Times New Roman" w:hAnsi="Times New Roman" w:eastAsia="Times New Roman" w:cs="Times New Roman"/>
+                <w:i w:val="false"/>
+                <w:b w:val="false"/>
+                <w:u w:val="none"/>
+                <w:strike w:val="false"/>
+                <w:sz w:val="20"/>
+                <w:szCs w:val="20"/>
+                <w:color w:val="000000"/>
+              </w:rPr>
+              <w:t xml:space="preserve">Q</w:t>
+            </w:r>
+          </w:p>
+        </w:tc>
+        <w:tc>
+          <w:tcPr>
+            <w:tcBorders>
+              <w:bottom w:val="none" w:sz="0" w:space="0" w:color="000000"/>
+              <w:top w:val="none" w:sz="0" w:space="0" w:color="000000"/>
+              <w:left w:val="none" w:sz="0" w:space="0" w:color="000000"/>
+              <w:right w:val="none" w:sz="0" w:space="0" w:color="000000"/>
+            </w:tcBorders>
+            <w:shd w:val="clear" w:color="auto" w:fill="FFFFFF"/>
+            <w:tcMar>
+              <w:top w:w="0" w:type="dxa"/>
+              <w:bottom w:w="0" w:type="dxa"/>
+              <w:left w:w="0" w:type="dxa"/>
+              <w:right w:w="0" w:type="dxa"/>
+            </w:tcMar>
+            <w:vAlign w:val="center"/>
+          </w:tcPr>
+          <w:p>
+            <w:pPr>
+              <w:pStyle w:val="Normal"/>
+              <w:jc w:val="center"/>
+              <w:pBdr>
+                <w:bottom w:val="none" w:sz="0" w:space="0" w:color="000000"/>
+                <w:top w:val="none" w:sz="0" w:space="0" w:color="000000"/>
+                <w:left w:val="none" w:sz="0" w:space="0" w:color="000000"/>
+                <w:right w:val="none" w:sz="0" w:space="0" w:color="000000"/>
+              </w:pBdr>
+              <w:spacing w:after="100" w:before="100" w:line="240"/>
+              <w:ind w:left="100" w:right="100" w:firstLine="0" w:firstLineChars="0"/>
+              <w:rPr>
+                <w:rFonts w:ascii="Times New Roman" w:hAnsi="Times New Roman" w:eastAsia="Times New Roman" w:cs="Times New Roman"/>
+                <w:i w:val="false"/>
+                <w:b w:val="false"/>
+                <w:u w:val="none"/>
+                <w:strike w:val="false"/>
+                <w:sz w:val="20"/>
+                <w:szCs w:val="20"/>
+                <w:color w:val="000000"/>
+              </w:rPr>
+            </w:pPr>
+            <w:r>
+              <w:rPr>
+                <w:rFonts w:ascii="Times New Roman" w:hAnsi="Times New Roman" w:eastAsia="Times New Roman" w:cs="Times New Roman"/>
+                <w:i w:val="false"/>
+                <w:b w:val="false"/>
+                <w:u w:val="none"/>
+                <w:strike w:val="false"/>
+                <w:sz w:val="20"/>
+                <w:szCs w:val="20"/>
+                <w:color w:val="000000"/>
+              </w:rPr>
+              <w:t xml:space="preserve">-0.33</w:t>
+            </w:r>
+          </w:p>
+        </w:tc>
+        <w:tc>
+          <w:tcPr>
+            <w:tcBorders>
+              <w:bottom w:val="none" w:sz="0" w:space="0" w:color="000000"/>
+              <w:top w:val="none" w:sz="0" w:space="0" w:color="000000"/>
+              <w:left w:val="none" w:sz="0" w:space="0" w:color="000000"/>
+              <w:right w:val="none" w:sz="0" w:space="0" w:color="000000"/>
+            </w:tcBorders>
+            <w:shd w:val="clear" w:color="auto" w:fill="FFFFFF"/>
+            <w:tcMar>
+              <w:top w:w="0" w:type="dxa"/>
+              <w:bottom w:w="0" w:type="dxa"/>
+              <w:left w:w="0" w:type="dxa"/>
+              <w:right w:w="0" w:type="dxa"/>
+            </w:tcMar>
+            <w:vAlign w:val="center"/>
+          </w:tcPr>
+          <w:p>
+            <w:pPr>
+              <w:pStyle w:val="Normal"/>
+              <w:jc w:val="center"/>
+              <w:pBdr>
+                <w:bottom w:val="none" w:sz="0" w:space="0" w:color="000000"/>
+                <w:top w:val="none" w:sz="0" w:space="0" w:color="000000"/>
+                <w:left w:val="none" w:sz="0" w:space="0" w:color="000000"/>
+                <w:right w:val="none" w:sz="0" w:space="0" w:color="000000"/>
+              </w:pBdr>
+              <w:spacing w:after="100" w:before="100" w:line="240"/>
+              <w:ind w:left="100" w:right="100" w:firstLine="0" w:firstLineChars="0"/>
+              <w:rPr>
+                <w:rFonts w:ascii="Times New Roman" w:hAnsi="Times New Roman" w:eastAsia="Times New Roman" w:cs="Times New Roman"/>
+                <w:i w:val="false"/>
+                <w:b w:val="false"/>
+                <w:u w:val="none"/>
+                <w:strike w:val="false"/>
+                <w:sz w:val="20"/>
+                <w:szCs w:val="20"/>
+                <w:color w:val="000000"/>
+              </w:rPr>
+            </w:pPr>
+            <w:r>
+              <w:rPr>
+                <w:rFonts w:ascii="Times New Roman" w:hAnsi="Times New Roman" w:eastAsia="Times New Roman" w:cs="Times New Roman"/>
+                <w:i w:val="false"/>
+                <w:b w:val="false"/>
+                <w:u w:val="none"/>
+                <w:strike w:val="false"/>
+                <w:sz w:val="20"/>
+                <w:szCs w:val="20"/>
+                <w:color w:val="000000"/>
+              </w:rPr>
               <w:t xml:space="preserve">0.23</w:t>
             </w:r>
           </w:p>
@@ -5377,391 +5762,6 @@
                 <w:szCs w:val="20"/>
                 <w:color w:val="000000"/>
               </w:rPr>
-              <w:t xml:space="preserve">0.17</w:t>
-            </w:r>
-          </w:p>
-        </w:tc>
-        <w:tc>
-          <w:tcPr>
-            <w:tcBorders>
-              <w:bottom w:val="none" w:sz="0" w:space="0" w:color="000000"/>
-              <w:top w:val="none" w:sz="0" w:space="0" w:color="000000"/>
-              <w:left w:val="none" w:sz="0" w:space="0" w:color="000000"/>
-              <w:right w:val="none" w:sz="0" w:space="0" w:color="000000"/>
-            </w:tcBorders>
-            <w:shd w:val="clear" w:color="auto" w:fill="FFFFFF"/>
-            <w:tcMar>
-              <w:top w:w="0" w:type="dxa"/>
-              <w:bottom w:w="0" w:type="dxa"/>
-              <w:left w:w="0" w:type="dxa"/>
-              <w:right w:w="0" w:type="dxa"/>
-            </w:tcMar>
-            <w:vAlign w:val="center"/>
-          </w:tcPr>
-          <w:p>
-            <w:pPr>
-              <w:pStyle w:val="Normal"/>
-              <w:jc w:val="center"/>
-              <w:pBdr>
-                <w:bottom w:val="none" w:sz="0" w:space="0" w:color="000000"/>
-                <w:top w:val="none" w:sz="0" w:space="0" w:color="000000"/>
-                <w:left w:val="none" w:sz="0" w:space="0" w:color="000000"/>
-                <w:right w:val="none" w:sz="0" w:space="0" w:color="000000"/>
-              </w:pBdr>
-              <w:spacing w:after="100" w:before="100" w:line="240"/>
-              <w:ind w:left="100" w:right="100" w:firstLine="0" w:firstLineChars="0"/>
-              <w:rPr>
-                <w:rFonts w:ascii="Times New Roman" w:hAnsi="Times New Roman" w:eastAsia="Times New Roman" w:cs="Times New Roman"/>
-                <w:i w:val="false"/>
-                <w:b w:val="false"/>
-                <w:u w:val="none"/>
-                <w:strike w:val="false"/>
-                <w:sz w:val="20"/>
-                <w:szCs w:val="20"/>
-                <w:color w:val="000000"/>
-              </w:rPr>
-            </w:pPr>
-            <w:r>
-              <w:rPr>
-                <w:rFonts w:ascii="Times New Roman" w:hAnsi="Times New Roman" w:eastAsia="Times New Roman" w:cs="Times New Roman"/>
-                <w:i w:val="false"/>
-                <w:b w:val="false"/>
-                <w:u w:val="none"/>
-                <w:strike w:val="false"/>
-                <w:sz w:val="20"/>
-                <w:szCs w:val="20"/>
-                <w:color w:val="000000"/>
-              </w:rPr>
-              <w:t xml:space="preserve">0.18</w:t>
-            </w:r>
-          </w:p>
-        </w:tc>
-        <w:tc>
-          <w:tcPr>
-            <w:tcBorders>
-              <w:bottom w:val="none" w:sz="0" w:space="0" w:color="000000"/>
-              <w:top w:val="none" w:sz="0" w:space="0" w:color="000000"/>
-              <w:left w:val="none" w:sz="0" w:space="0" w:color="000000"/>
-              <w:right w:val="none" w:sz="0" w:space="0" w:color="000000"/>
-            </w:tcBorders>
-            <w:shd w:val="clear" w:color="auto" w:fill="FFFFFF"/>
-            <w:tcMar>
-              <w:top w:w="0" w:type="dxa"/>
-              <w:bottom w:w="0" w:type="dxa"/>
-              <w:left w:w="0" w:type="dxa"/>
-              <w:right w:w="0" w:type="dxa"/>
-            </w:tcMar>
-            <w:vAlign w:val="center"/>
-          </w:tcPr>
-          <w:p>
-            <w:pPr>
-              <w:pStyle w:val="Normal"/>
-              <w:jc w:val="center"/>
-              <w:pBdr>
-                <w:bottom w:val="none" w:sz="0" w:space="0" w:color="000000"/>
-                <w:top w:val="none" w:sz="0" w:space="0" w:color="000000"/>
-                <w:left w:val="none" w:sz="0" w:space="0" w:color="000000"/>
-                <w:right w:val="none" w:sz="0" w:space="0" w:color="000000"/>
-              </w:pBdr>
-              <w:spacing w:after="100" w:before="100" w:line="240"/>
-              <w:ind w:left="100" w:right="100" w:firstLine="0" w:firstLineChars="0"/>
-              <w:rPr>
-                <w:rFonts w:ascii="Times New Roman" w:hAnsi="Times New Roman" w:eastAsia="Times New Roman" w:cs="Times New Roman"/>
-                <w:i w:val="false"/>
-                <w:b w:val="false"/>
-                <w:u w:val="none"/>
-                <w:strike w:val="false"/>
-                <w:sz w:val="20"/>
-                <w:szCs w:val="20"/>
-                <w:color w:val="000000"/>
-              </w:rPr>
-            </w:pPr>
-            <w:r>
-              <w:rPr>
-                <w:rFonts w:ascii="Times New Roman" w:hAnsi="Times New Roman" w:eastAsia="Times New Roman" w:cs="Times New Roman"/>
-                <w:i w:val="false"/>
-                <w:b w:val="false"/>
-                <w:u w:val="none"/>
-                <w:strike w:val="false"/>
-                <w:sz w:val="20"/>
-                <w:szCs w:val="20"/>
-                <w:color w:val="000000"/>
-              </w:rPr>
-              <w:t xml:space="preserve">-0.11</w:t>
-            </w:r>
-          </w:p>
-        </w:tc>
-        <w:tc>
-          <w:tcPr>
-            <w:tcBorders>
-              <w:bottom w:val="none" w:sz="0" w:space="0" w:color="000000"/>
-              <w:top w:val="none" w:sz="0" w:space="0" w:color="000000"/>
-              <w:left w:val="none" w:sz="0" w:space="0" w:color="000000"/>
-              <w:right w:val="none" w:sz="0" w:space="0" w:color="000000"/>
-            </w:tcBorders>
-            <w:shd w:val="clear" w:color="auto" w:fill="FFFFFF"/>
-            <w:tcMar>
-              <w:top w:w="0" w:type="dxa"/>
-              <w:bottom w:w="0" w:type="dxa"/>
-              <w:left w:w="0" w:type="dxa"/>
-              <w:right w:w="0" w:type="dxa"/>
-            </w:tcMar>
-            <w:vAlign w:val="center"/>
-          </w:tcPr>
-          <w:p>
-            <w:pPr>
-              <w:pStyle w:val="Normal"/>
-              <w:jc w:val="center"/>
-              <w:pBdr>
-                <w:bottom w:val="none" w:sz="0" w:space="0" w:color="000000"/>
-                <w:top w:val="none" w:sz="0" w:space="0" w:color="000000"/>
-                <w:left w:val="none" w:sz="0" w:space="0" w:color="000000"/>
-                <w:right w:val="none" w:sz="0" w:space="0" w:color="000000"/>
-              </w:pBdr>
-              <w:spacing w:after="100" w:before="100" w:line="240"/>
-              <w:ind w:left="100" w:right="100" w:firstLine="0" w:firstLineChars="0"/>
-              <w:rPr>
-                <w:rFonts w:ascii="Times New Roman" w:hAnsi="Times New Roman" w:eastAsia="Times New Roman" w:cs="Times New Roman"/>
-                <w:i w:val="false"/>
-                <w:b w:val="false"/>
-                <w:u w:val="none"/>
-                <w:strike w:val="false"/>
-                <w:sz w:val="20"/>
-                <w:szCs w:val="20"/>
-                <w:color w:val="000000"/>
-              </w:rPr>
-            </w:pPr>
-            <w:r>
-              <w:rPr>
-                <w:rFonts w:ascii="Times New Roman" w:hAnsi="Times New Roman" w:eastAsia="Times New Roman" w:cs="Times New Roman"/>
-                <w:i w:val="false"/>
-                <w:b w:val="false"/>
-                <w:u w:val="none"/>
-                <w:strike w:val="false"/>
-                <w:sz w:val="20"/>
-                <w:szCs w:val="20"/>
-                <w:color w:val="000000"/>
-              </w:rPr>
-              <w:t xml:space="preserve">0.64</w:t>
-            </w:r>
-          </w:p>
-        </w:tc>
-        <w:tc>
-          <w:tcPr>
-            <w:tcBorders>
-              <w:bottom w:val="none" w:sz="0" w:space="0" w:color="000000"/>
-              <w:top w:val="none" w:sz="0" w:space="0" w:color="000000"/>
-              <w:left w:val="none" w:sz="0" w:space="0" w:color="000000"/>
-              <w:right w:val="none" w:sz="0" w:space="0" w:color="000000"/>
-            </w:tcBorders>
-            <w:shd w:val="clear" w:color="auto" w:fill="FFFFFF"/>
-            <w:tcMar>
-              <w:top w:w="0" w:type="dxa"/>
-              <w:bottom w:w="0" w:type="dxa"/>
-              <w:left w:w="0" w:type="dxa"/>
-              <w:right w:w="0" w:type="dxa"/>
-            </w:tcMar>
-            <w:vAlign w:val="center"/>
-          </w:tcPr>
-          <w:p>
-            <w:pPr>
-              <w:pStyle w:val="Normal"/>
-              <w:jc w:val="center"/>
-              <w:pBdr>
-                <w:bottom w:val="none" w:sz="0" w:space="0" w:color="000000"/>
-                <w:top w:val="none" w:sz="0" w:space="0" w:color="000000"/>
-                <w:left w:val="none" w:sz="0" w:space="0" w:color="000000"/>
-                <w:right w:val="none" w:sz="0" w:space="0" w:color="000000"/>
-              </w:pBdr>
-              <w:spacing w:after="100" w:before="100" w:line="240"/>
-              <w:ind w:left="100" w:right="100" w:firstLine="0" w:firstLineChars="0"/>
-              <w:rPr>
-                <w:rFonts w:ascii="Times New Roman" w:hAnsi="Times New Roman" w:eastAsia="Times New Roman" w:cs="Times New Roman"/>
-                <w:i w:val="false"/>
-                <w:b w:val="false"/>
-                <w:u w:val="none"/>
-                <w:strike w:val="false"/>
-                <w:sz w:val="20"/>
-                <w:szCs w:val="20"/>
-                <w:color w:val="000000"/>
-              </w:rPr>
-            </w:pPr>
-            <w:r>
-              <w:rPr>
-                <w:rFonts w:ascii="Times New Roman" w:hAnsi="Times New Roman" w:eastAsia="Times New Roman" w:cs="Times New Roman"/>
-                <w:i w:val="false"/>
-                <w:b w:val="false"/>
-                <w:u w:val="none"/>
-                <w:strike w:val="false"/>
-                <w:sz w:val="20"/>
-                <w:szCs w:val="20"/>
-                <w:color w:val="000000"/>
-              </w:rPr>
-              <w:t xml:space="preserve">Q</w:t>
-            </w:r>
-          </w:p>
-        </w:tc>
-        <w:tc>
-          <w:tcPr>
-            <w:tcBorders>
-              <w:bottom w:val="none" w:sz="0" w:space="0" w:color="000000"/>
-              <w:top w:val="none" w:sz="0" w:space="0" w:color="000000"/>
-              <w:left w:val="none" w:sz="0" w:space="0" w:color="000000"/>
-              <w:right w:val="none" w:sz="0" w:space="0" w:color="000000"/>
-            </w:tcBorders>
-            <w:shd w:val="clear" w:color="auto" w:fill="FFFFFF"/>
-            <w:tcMar>
-              <w:top w:w="0" w:type="dxa"/>
-              <w:bottom w:w="0" w:type="dxa"/>
-              <w:left w:w="0" w:type="dxa"/>
-              <w:right w:w="0" w:type="dxa"/>
-            </w:tcMar>
-            <w:vAlign w:val="center"/>
-          </w:tcPr>
-          <w:p>
-            <w:pPr>
-              <w:pStyle w:val="Normal"/>
-              <w:jc w:val="center"/>
-              <w:pBdr>
-                <w:bottom w:val="none" w:sz="0" w:space="0" w:color="000000"/>
-                <w:top w:val="none" w:sz="0" w:space="0" w:color="000000"/>
-                <w:left w:val="none" w:sz="0" w:space="0" w:color="000000"/>
-                <w:right w:val="none" w:sz="0" w:space="0" w:color="000000"/>
-              </w:pBdr>
-              <w:spacing w:after="100" w:before="100" w:line="240"/>
-              <w:ind w:left="100" w:right="100" w:firstLine="0" w:firstLineChars="0"/>
-              <w:rPr>
-                <w:rFonts w:ascii="Times New Roman" w:hAnsi="Times New Roman" w:eastAsia="Times New Roman" w:cs="Times New Roman"/>
-                <w:i w:val="false"/>
-                <w:b w:val="false"/>
-                <w:u w:val="none"/>
-                <w:strike w:val="false"/>
-                <w:sz w:val="20"/>
-                <w:szCs w:val="20"/>
-                <w:color w:val="000000"/>
-              </w:rPr>
-            </w:pPr>
-            <w:r>
-              <w:rPr>
-                <w:rFonts w:ascii="Times New Roman" w:hAnsi="Times New Roman" w:eastAsia="Times New Roman" w:cs="Times New Roman"/>
-                <w:i w:val="false"/>
-                <w:b w:val="false"/>
-                <w:u w:val="none"/>
-                <w:strike w:val="false"/>
-                <w:sz w:val="20"/>
-                <w:szCs w:val="20"/>
-                <w:color w:val="000000"/>
-              </w:rPr>
-              <w:t xml:space="preserve">-0.33</w:t>
-            </w:r>
-          </w:p>
-        </w:tc>
-        <w:tc>
-          <w:tcPr>
-            <w:tcBorders>
-              <w:bottom w:val="none" w:sz="0" w:space="0" w:color="000000"/>
-              <w:top w:val="none" w:sz="0" w:space="0" w:color="000000"/>
-              <w:left w:val="none" w:sz="0" w:space="0" w:color="000000"/>
-              <w:right w:val="none" w:sz="0" w:space="0" w:color="000000"/>
-            </w:tcBorders>
-            <w:shd w:val="clear" w:color="auto" w:fill="FFFFFF"/>
-            <w:tcMar>
-              <w:top w:w="0" w:type="dxa"/>
-              <w:bottom w:w="0" w:type="dxa"/>
-              <w:left w:w="0" w:type="dxa"/>
-              <w:right w:w="0" w:type="dxa"/>
-            </w:tcMar>
-            <w:vAlign w:val="center"/>
-          </w:tcPr>
-          <w:p>
-            <w:pPr>
-              <w:pStyle w:val="Normal"/>
-              <w:jc w:val="center"/>
-              <w:pBdr>
-                <w:bottom w:val="none" w:sz="0" w:space="0" w:color="000000"/>
-                <w:top w:val="none" w:sz="0" w:space="0" w:color="000000"/>
-                <w:left w:val="none" w:sz="0" w:space="0" w:color="000000"/>
-                <w:right w:val="none" w:sz="0" w:space="0" w:color="000000"/>
-              </w:pBdr>
-              <w:spacing w:after="100" w:before="100" w:line="240"/>
-              <w:ind w:left="100" w:right="100" w:firstLine="0" w:firstLineChars="0"/>
-              <w:rPr>
-                <w:rFonts w:ascii="Times New Roman" w:hAnsi="Times New Roman" w:eastAsia="Times New Roman" w:cs="Times New Roman"/>
-                <w:i w:val="false"/>
-                <w:b w:val="false"/>
-                <w:u w:val="none"/>
-                <w:strike w:val="false"/>
-                <w:sz w:val="20"/>
-                <w:szCs w:val="20"/>
-                <w:color w:val="000000"/>
-              </w:rPr>
-            </w:pPr>
-            <w:r>
-              <w:rPr>
-                <w:rFonts w:ascii="Times New Roman" w:hAnsi="Times New Roman" w:eastAsia="Times New Roman" w:cs="Times New Roman"/>
-                <w:i w:val="false"/>
-                <w:b w:val="false"/>
-                <w:u w:val="none"/>
-                <w:strike w:val="false"/>
-                <w:sz w:val="20"/>
-                <w:szCs w:val="20"/>
-                <w:color w:val="000000"/>
-              </w:rPr>
-              <w:t xml:space="preserve">0.26</w:t>
-            </w:r>
-          </w:p>
-        </w:tc>
-        <w:tc>
-          <w:tcPr>
-            <w:tcBorders>
-              <w:bottom w:val="none" w:sz="0" w:space="0" w:color="000000"/>
-              <w:top w:val="none" w:sz="0" w:space="0" w:color="000000"/>
-              <w:left w:val="none" w:sz="0" w:space="0" w:color="000000"/>
-              <w:right w:val="none" w:sz="0" w:space="0" w:color="000000"/>
-            </w:tcBorders>
-            <w:shd w:val="clear" w:color="auto" w:fill="FFFFFF"/>
-            <w:tcMar>
-              <w:top w:w="0" w:type="dxa"/>
-              <w:bottom w:w="0" w:type="dxa"/>
-              <w:left w:w="0" w:type="dxa"/>
-              <w:right w:w="0" w:type="dxa"/>
-            </w:tcMar>
-            <w:vAlign w:val="center"/>
-          </w:tcPr>
-          <w:p>
-            <w:pPr>
-              <w:pStyle w:val="Normal"/>
-              <w:jc w:val="center"/>
-              <w:pBdr>
-                <w:bottom w:val="none" w:sz="0" w:space="0" w:color="000000"/>
-                <w:top w:val="none" w:sz="0" w:space="0" w:color="000000"/>
-                <w:left w:val="none" w:sz="0" w:space="0" w:color="000000"/>
-                <w:right w:val="none" w:sz="0" w:space="0" w:color="000000"/>
-              </w:pBdr>
-              <w:spacing w:after="100" w:before="100" w:line="240"/>
-              <w:ind w:left="100" w:right="100" w:firstLine="0" w:firstLineChars="0"/>
-              <w:rPr>
-                <w:rFonts w:ascii="Times New Roman" w:hAnsi="Times New Roman" w:eastAsia="Times New Roman" w:cs="Times New Roman"/>
-                <w:i w:val="false"/>
-                <w:b w:val="false"/>
-                <w:u w:val="none"/>
-                <w:strike w:val="false"/>
-                <w:sz w:val="20"/>
-                <w:szCs w:val="20"/>
-                <w:color w:val="000000"/>
-              </w:rPr>
-            </w:pPr>
-            <w:r>
-              <w:rPr>
-                <w:rFonts w:ascii="Times New Roman" w:hAnsi="Times New Roman" w:eastAsia="Times New Roman" w:cs="Times New Roman"/>
-                <w:i w:val="false"/>
-                <w:b w:val="false"/>
-                <w:u w:val="none"/>
-                <w:strike w:val="false"/>
-                <w:sz w:val="20"/>
-                <w:szCs w:val="20"/>
-                <w:color w:val="000000"/>
-              </w:rPr>
               <w:t xml:space="preserve">Temp</w:t>
             </w:r>
           </w:p>
@@ -5872,7 +5872,7 @@
                 <w:szCs w:val="20"/>
                 <w:color w:val="000000"/>
               </w:rPr>
-              <w:t xml:space="preserve">0.37</w:t>
+              <w:t xml:space="preserve">0.30</w:t>
             </w:r>
           </w:p>
         </w:tc>
@@ -6207,117 +6207,117 @@
                 <w:szCs w:val="20"/>
                 <w:color w:val="000000"/>
               </w:rPr>
-              <w:t xml:space="preserve">0.63</w:t>
-            </w:r>
-          </w:p>
-        </w:tc>
-        <w:tc>
-          <w:tcPr>
-            <w:tcBorders>
-              <w:bottom w:val="none" w:sz="0" w:space="0" w:color="000000"/>
-              <w:top w:val="none" w:sz="0" w:space="0" w:color="000000"/>
-              <w:left w:val="none" w:sz="0" w:space="0" w:color="000000"/>
-              <w:right w:val="none" w:sz="0" w:space="0" w:color="000000"/>
-            </w:tcBorders>
-            <w:shd w:val="clear" w:color="auto" w:fill="FFFFFF"/>
-            <w:tcMar>
-              <w:top w:w="0" w:type="dxa"/>
-              <w:bottom w:w="0" w:type="dxa"/>
-              <w:left w:w="0" w:type="dxa"/>
-              <w:right w:w="0" w:type="dxa"/>
-            </w:tcMar>
-            <w:vAlign w:val="center"/>
-          </w:tcPr>
-          <w:p>
-            <w:pPr>
-              <w:pStyle w:val="Normal"/>
-              <w:jc w:val="center"/>
-              <w:pBdr>
-                <w:bottom w:val="none" w:sz="0" w:space="0" w:color="000000"/>
-                <w:top w:val="none" w:sz="0" w:space="0" w:color="000000"/>
-                <w:left w:val="none" w:sz="0" w:space="0" w:color="000000"/>
-                <w:right w:val="none" w:sz="0" w:space="0" w:color="000000"/>
-              </w:pBdr>
-              <w:spacing w:after="100" w:before="100" w:line="240"/>
-              <w:ind w:left="100" w:right="100" w:firstLine="0" w:firstLineChars="0"/>
-              <w:rPr>
-                <w:rFonts w:ascii="Times New Roman" w:hAnsi="Times New Roman" w:eastAsia="Times New Roman" w:cs="Times New Roman"/>
-                <w:i w:val="false"/>
-                <w:b w:val="false"/>
-                <w:u w:val="none"/>
-                <w:strike w:val="false"/>
-                <w:sz w:val="20"/>
-                <w:szCs w:val="20"/>
-                <w:color w:val="000000"/>
-              </w:rPr>
-            </w:pPr>
-            <w:r>
-              <w:rPr>
-                <w:rFonts w:ascii="Times New Roman" w:hAnsi="Times New Roman" w:eastAsia="Times New Roman" w:cs="Times New Roman"/>
-                <w:i w:val="false"/>
-                <w:b w:val="false"/>
-                <w:u w:val="none"/>
-                <w:strike w:val="false"/>
-                <w:sz w:val="20"/>
-                <w:szCs w:val="20"/>
-                <w:color w:val="000000"/>
-              </w:rPr>
-              <w:t xml:space="preserve">0.82</w:t>
-            </w:r>
-          </w:p>
-        </w:tc>
-        <w:tc>
-          <w:tcPr>
-            <w:tcBorders>
-              <w:bottom w:val="none" w:sz="0" w:space="0" w:color="000000"/>
-              <w:top w:val="none" w:sz="0" w:space="0" w:color="000000"/>
-              <w:left w:val="none" w:sz="0" w:space="0" w:color="000000"/>
-              <w:right w:val="none" w:sz="0" w:space="0" w:color="000000"/>
-            </w:tcBorders>
-            <w:shd w:val="clear" w:color="auto" w:fill="FFFFFF"/>
-            <w:tcMar>
-              <w:top w:w="0" w:type="dxa"/>
-              <w:bottom w:w="0" w:type="dxa"/>
-              <w:left w:w="0" w:type="dxa"/>
-              <w:right w:w="0" w:type="dxa"/>
-            </w:tcMar>
-            <w:vAlign w:val="center"/>
-          </w:tcPr>
-          <w:p>
-            <w:pPr>
-              <w:pStyle w:val="Normal"/>
-              <w:jc w:val="center"/>
-              <w:pBdr>
-                <w:bottom w:val="none" w:sz="0" w:space="0" w:color="000000"/>
-                <w:top w:val="none" w:sz="0" w:space="0" w:color="000000"/>
-                <w:left w:val="none" w:sz="0" w:space="0" w:color="000000"/>
-                <w:right w:val="none" w:sz="0" w:space="0" w:color="000000"/>
-              </w:pBdr>
-              <w:spacing w:after="100" w:before="100" w:line="240"/>
-              <w:ind w:left="100" w:right="100" w:firstLine="0" w:firstLineChars="0"/>
-              <w:rPr>
-                <w:rFonts w:ascii="Times New Roman" w:hAnsi="Times New Roman" w:eastAsia="Times New Roman" w:cs="Times New Roman"/>
-                <w:i w:val="false"/>
-                <w:b w:val="false"/>
-                <w:u w:val="none"/>
-                <w:strike w:val="false"/>
-                <w:sz w:val="20"/>
-                <w:szCs w:val="20"/>
-                <w:color w:val="000000"/>
-              </w:rPr>
-            </w:pPr>
-            <w:r>
-              <w:rPr>
-                <w:rFonts w:ascii="Times New Roman" w:hAnsi="Times New Roman" w:eastAsia="Times New Roman" w:cs="Times New Roman"/>
-                <w:i w:val="false"/>
-                <w:b w:val="false"/>
-                <w:u w:val="none"/>
-                <w:strike w:val="false"/>
-                <w:sz w:val="20"/>
-                <w:szCs w:val="20"/>
-                <w:color w:val="000000"/>
-              </w:rPr>
-              <w:t xml:space="preserve">0.69</w:t>
+              <w:t xml:space="preserve">1.22</w:t>
+            </w:r>
+          </w:p>
+        </w:tc>
+        <w:tc>
+          <w:tcPr>
+            <w:tcBorders>
+              <w:bottom w:val="none" w:sz="0" w:space="0" w:color="000000"/>
+              <w:top w:val="none" w:sz="0" w:space="0" w:color="000000"/>
+              <w:left w:val="none" w:sz="0" w:space="0" w:color="000000"/>
+              <w:right w:val="none" w:sz="0" w:space="0" w:color="000000"/>
+            </w:tcBorders>
+            <w:shd w:val="clear" w:color="auto" w:fill="FFFFFF"/>
+            <w:tcMar>
+              <w:top w:w="0" w:type="dxa"/>
+              <w:bottom w:w="0" w:type="dxa"/>
+              <w:left w:w="0" w:type="dxa"/>
+              <w:right w:w="0" w:type="dxa"/>
+            </w:tcMar>
+            <w:vAlign w:val="center"/>
+          </w:tcPr>
+          <w:p>
+            <w:pPr>
+              <w:pStyle w:val="Normal"/>
+              <w:jc w:val="center"/>
+              <w:pBdr>
+                <w:bottom w:val="none" w:sz="0" w:space="0" w:color="000000"/>
+                <w:top w:val="none" w:sz="0" w:space="0" w:color="000000"/>
+                <w:left w:val="none" w:sz="0" w:space="0" w:color="000000"/>
+                <w:right w:val="none" w:sz="0" w:space="0" w:color="000000"/>
+              </w:pBdr>
+              <w:spacing w:after="100" w:before="100" w:line="240"/>
+              <w:ind w:left="100" w:right="100" w:firstLine="0" w:firstLineChars="0"/>
+              <w:rPr>
+                <w:rFonts w:ascii="Times New Roman" w:hAnsi="Times New Roman" w:eastAsia="Times New Roman" w:cs="Times New Roman"/>
+                <w:i w:val="false"/>
+                <w:b w:val="false"/>
+                <w:u w:val="none"/>
+                <w:strike w:val="false"/>
+                <w:sz w:val="20"/>
+                <w:szCs w:val="20"/>
+                <w:color w:val="000000"/>
+              </w:rPr>
+            </w:pPr>
+            <w:r>
+              <w:rPr>
+                <w:rFonts w:ascii="Times New Roman" w:hAnsi="Times New Roman" w:eastAsia="Times New Roman" w:cs="Times New Roman"/>
+                <w:i w:val="false"/>
+                <w:b w:val="false"/>
+                <w:u w:val="none"/>
+                <w:strike w:val="false"/>
+                <w:sz w:val="20"/>
+                <w:szCs w:val="20"/>
+                <w:color w:val="000000"/>
+              </w:rPr>
+              <w:t xml:space="preserve">1.46</w:t>
+            </w:r>
+          </w:p>
+        </w:tc>
+        <w:tc>
+          <w:tcPr>
+            <w:tcBorders>
+              <w:bottom w:val="none" w:sz="0" w:space="0" w:color="000000"/>
+              <w:top w:val="none" w:sz="0" w:space="0" w:color="000000"/>
+              <w:left w:val="none" w:sz="0" w:space="0" w:color="000000"/>
+              <w:right w:val="none" w:sz="0" w:space="0" w:color="000000"/>
+            </w:tcBorders>
+            <w:shd w:val="clear" w:color="auto" w:fill="FFFFFF"/>
+            <w:tcMar>
+              <w:top w:w="0" w:type="dxa"/>
+              <w:bottom w:w="0" w:type="dxa"/>
+              <w:left w:w="0" w:type="dxa"/>
+              <w:right w:w="0" w:type="dxa"/>
+            </w:tcMar>
+            <w:vAlign w:val="center"/>
+          </w:tcPr>
+          <w:p>
+            <w:pPr>
+              <w:pStyle w:val="Normal"/>
+              <w:jc w:val="center"/>
+              <w:pBdr>
+                <w:bottom w:val="none" w:sz="0" w:space="0" w:color="000000"/>
+                <w:top w:val="none" w:sz="0" w:space="0" w:color="000000"/>
+                <w:left w:val="none" w:sz="0" w:space="0" w:color="000000"/>
+                <w:right w:val="none" w:sz="0" w:space="0" w:color="000000"/>
+              </w:pBdr>
+              <w:spacing w:after="100" w:before="100" w:line="240"/>
+              <w:ind w:left="100" w:right="100" w:firstLine="0" w:firstLineChars="0"/>
+              <w:rPr>
+                <w:rFonts w:ascii="Times New Roman" w:hAnsi="Times New Roman" w:eastAsia="Times New Roman" w:cs="Times New Roman"/>
+                <w:i w:val="false"/>
+                <w:b w:val="false"/>
+                <w:u w:val="none"/>
+                <w:strike w:val="false"/>
+                <w:sz w:val="20"/>
+                <w:szCs w:val="20"/>
+                <w:color w:val="000000"/>
+              </w:rPr>
+            </w:pPr>
+            <w:r>
+              <w:rPr>
+                <w:rFonts w:ascii="Times New Roman" w:hAnsi="Times New Roman" w:eastAsia="Times New Roman" w:cs="Times New Roman"/>
+                <w:i w:val="false"/>
+                <w:b w:val="false"/>
+                <w:u w:val="none"/>
+                <w:strike w:val="false"/>
+                <w:sz w:val="20"/>
+                <w:szCs w:val="20"/>
+                <w:color w:val="000000"/>
+              </w:rPr>
+              <w:t xml:space="preserve">1.28</w:t>
             </w:r>
           </w:p>
         </w:tc>
@@ -6427,7 +6427,7 @@
                 <w:szCs w:val="20"/>
                 <w:color w:val="000000"/>
               </w:rPr>
-              <w:t xml:space="preserve">0.74</w:t>
+              <w:t xml:space="preserve">0.68</w:t>
             </w:r>
           </w:p>
         </w:tc>
@@ -6592,7 +6592,7 @@
                 <w:szCs w:val="20"/>
                 <w:color w:val="000000"/>
               </w:rPr>
-              <w:t xml:space="preserve">0.80</w:t>
+              <w:t xml:space="preserve">0.68</w:t>
             </w:r>
           </w:p>
         </w:tc>
@@ -6757,7 +6757,7 @@
                 <w:szCs w:val="20"/>
                 <w:color w:val="000000"/>
               </w:rPr>
-              <w:t xml:space="preserve">0.75</w:t>
+              <w:t xml:space="preserve">0.66</w:t>
             </w:r>
           </w:p>
         </w:tc>
@@ -7092,7 +7092,502 @@
                 <w:szCs w:val="20"/>
                 <w:color w:val="000000"/>
               </w:rPr>
-              <w:t xml:space="preserve">0.05</w:t>
+              <w:t xml:space="preserve">0.04</w:t>
+            </w:r>
+          </w:p>
+        </w:tc>
+        <w:tc>
+          <w:tcPr>
+            <w:tcBorders>
+              <w:bottom w:val="none" w:sz="0" w:space="0" w:color="000000"/>
+              <w:top w:val="none" w:sz="0" w:space="0" w:color="000000"/>
+              <w:left w:val="none" w:sz="0" w:space="0" w:color="000000"/>
+              <w:right w:val="none" w:sz="0" w:space="0" w:color="000000"/>
+            </w:tcBorders>
+            <w:shd w:val="clear" w:color="auto" w:fill="FFFFFF"/>
+            <w:tcMar>
+              <w:top w:w="0" w:type="dxa"/>
+              <w:bottom w:w="0" w:type="dxa"/>
+              <w:left w:w="0" w:type="dxa"/>
+              <w:right w:w="0" w:type="dxa"/>
+            </w:tcMar>
+            <w:vAlign w:val="center"/>
+          </w:tcPr>
+          <w:p>
+            <w:pPr>
+              <w:pStyle w:val="Normal"/>
+              <w:jc w:val="center"/>
+              <w:pBdr>
+                <w:bottom w:val="none" w:sz="0" w:space="0" w:color="000000"/>
+                <w:top w:val="none" w:sz="0" w:space="0" w:color="000000"/>
+                <w:left w:val="none" w:sz="0" w:space="0" w:color="000000"/>
+                <w:right w:val="none" w:sz="0" w:space="0" w:color="000000"/>
+              </w:pBdr>
+              <w:spacing w:after="100" w:before="100" w:line="240"/>
+              <w:ind w:left="100" w:right="100" w:firstLine="0" w:firstLineChars="0"/>
+              <w:rPr>
+                <w:rFonts w:ascii="Times New Roman" w:hAnsi="Times New Roman" w:eastAsia="Times New Roman" w:cs="Times New Roman"/>
+                <w:i w:val="false"/>
+                <w:b w:val="false"/>
+                <w:u w:val="none"/>
+                <w:strike w:val="false"/>
+                <w:sz w:val="20"/>
+                <w:szCs w:val="20"/>
+                <w:color w:val="000000"/>
+              </w:rPr>
+            </w:pPr>
+            <w:r>
+              <w:rPr>
+                <w:rFonts w:ascii="Times New Roman" w:hAnsi="Times New Roman" w:eastAsia="Times New Roman" w:cs="Times New Roman"/>
+                <w:i w:val="false"/>
+                <w:b w:val="false"/>
+                <w:u w:val="none"/>
+                <w:strike w:val="false"/>
+                <w:sz w:val="20"/>
+                <w:szCs w:val="20"/>
+                <w:color w:val="000000"/>
+              </w:rPr>
+              <w:t xml:space="preserve">-0.04</w:t>
+            </w:r>
+          </w:p>
+        </w:tc>
+        <w:tc>
+          <w:tcPr>
+            <w:tcBorders>
+              <w:bottom w:val="none" w:sz="0" w:space="0" w:color="000000"/>
+              <w:top w:val="none" w:sz="0" w:space="0" w:color="000000"/>
+              <w:left w:val="none" w:sz="0" w:space="0" w:color="000000"/>
+              <w:right w:val="none" w:sz="0" w:space="0" w:color="000000"/>
+            </w:tcBorders>
+            <w:shd w:val="clear" w:color="auto" w:fill="FFFFFF"/>
+            <w:tcMar>
+              <w:top w:w="0" w:type="dxa"/>
+              <w:bottom w:w="0" w:type="dxa"/>
+              <w:left w:w="0" w:type="dxa"/>
+              <w:right w:w="0" w:type="dxa"/>
+            </w:tcMar>
+            <w:vAlign w:val="center"/>
+          </w:tcPr>
+          <w:p>
+            <w:pPr>
+              <w:pStyle w:val="Normal"/>
+              <w:jc w:val="center"/>
+              <w:pBdr>
+                <w:bottom w:val="none" w:sz="0" w:space="0" w:color="000000"/>
+                <w:top w:val="none" w:sz="0" w:space="0" w:color="000000"/>
+                <w:left w:val="none" w:sz="0" w:space="0" w:color="000000"/>
+                <w:right w:val="none" w:sz="0" w:space="0" w:color="000000"/>
+              </w:pBdr>
+              <w:spacing w:after="100" w:before="100" w:line="240"/>
+              <w:ind w:left="100" w:right="100" w:firstLine="0" w:firstLineChars="0"/>
+              <w:rPr>
+                <w:rFonts w:ascii="Times New Roman" w:hAnsi="Times New Roman" w:eastAsia="Times New Roman" w:cs="Times New Roman"/>
+                <w:i w:val="false"/>
+                <w:b w:val="false"/>
+                <w:u w:val="none"/>
+                <w:strike w:val="false"/>
+                <w:sz w:val="20"/>
+                <w:szCs w:val="20"/>
+                <w:color w:val="000000"/>
+              </w:rPr>
+            </w:pPr>
+            <w:r>
+              <w:rPr>
+                <w:rFonts w:ascii="Times New Roman" w:hAnsi="Times New Roman" w:eastAsia="Times New Roman" w:cs="Times New Roman"/>
+                <w:i w:val="false"/>
+                <w:b w:val="false"/>
+                <w:u w:val="none"/>
+                <w:strike w:val="false"/>
+                <w:sz w:val="20"/>
+                <w:szCs w:val="20"/>
+                <w:color w:val="000000"/>
+              </w:rPr>
+              <w:t xml:space="preserve">-0.02</w:t>
+            </w:r>
+          </w:p>
+        </w:tc>
+        <w:tc>
+          <w:tcPr>
+            <w:tcBorders>
+              <w:bottom w:val="none" w:sz="0" w:space="0" w:color="000000"/>
+              <w:top w:val="none" w:sz="0" w:space="0" w:color="000000"/>
+              <w:left w:val="none" w:sz="0" w:space="0" w:color="000000"/>
+              <w:right w:val="none" w:sz="0" w:space="0" w:color="000000"/>
+            </w:tcBorders>
+            <w:shd w:val="clear" w:color="auto" w:fill="FFFFFF"/>
+            <w:tcMar>
+              <w:top w:w="0" w:type="dxa"/>
+              <w:bottom w:w="0" w:type="dxa"/>
+              <w:left w:w="0" w:type="dxa"/>
+              <w:right w:w="0" w:type="dxa"/>
+            </w:tcMar>
+            <w:vAlign w:val="center"/>
+          </w:tcPr>
+          <w:p>
+            <w:pPr>
+              <w:pStyle w:val="Normal"/>
+              <w:jc w:val="center"/>
+              <w:pBdr>
+                <w:bottom w:val="none" w:sz="0" w:space="0" w:color="000000"/>
+                <w:top w:val="none" w:sz="0" w:space="0" w:color="000000"/>
+                <w:left w:val="none" w:sz="0" w:space="0" w:color="000000"/>
+                <w:right w:val="none" w:sz="0" w:space="0" w:color="000000"/>
+              </w:pBdr>
+              <w:spacing w:after="100" w:before="100" w:line="240"/>
+              <w:ind w:left="100" w:right="100" w:firstLine="0" w:firstLineChars="0"/>
+              <w:rPr>
+                <w:rFonts w:ascii="Times New Roman" w:hAnsi="Times New Roman" w:eastAsia="Times New Roman" w:cs="Times New Roman"/>
+                <w:i w:val="false"/>
+                <w:b w:val="false"/>
+                <w:u w:val="none"/>
+                <w:strike w:val="false"/>
+                <w:sz w:val="20"/>
+                <w:szCs w:val="20"/>
+                <w:color w:val="000000"/>
+              </w:rPr>
+            </w:pPr>
+            <w:r>
+              <w:rPr>
+                <w:rFonts w:ascii="Times New Roman" w:hAnsi="Times New Roman" w:eastAsia="Times New Roman" w:cs="Times New Roman"/>
+                <w:i w:val="false"/>
+                <w:b w:val="false"/>
+                <w:u w:val="none"/>
+                <w:strike w:val="false"/>
+                <w:sz w:val="20"/>
+                <w:szCs w:val="20"/>
+                <w:color w:val="000000"/>
+              </w:rPr>
+              <w:t xml:space="preserve">0.08</w:t>
+            </w:r>
+          </w:p>
+        </w:tc>
+        <w:tc>
+          <w:tcPr>
+            <w:tcBorders>
+              <w:bottom w:val="none" w:sz="0" w:space="0" w:color="000000"/>
+              <w:top w:val="none" w:sz="0" w:space="0" w:color="000000"/>
+              <w:left w:val="none" w:sz="0" w:space="0" w:color="000000"/>
+              <w:right w:val="none" w:sz="0" w:space="0" w:color="000000"/>
+            </w:tcBorders>
+            <w:shd w:val="clear" w:color="auto" w:fill="FFFFFF"/>
+            <w:tcMar>
+              <w:top w:w="0" w:type="dxa"/>
+              <w:bottom w:w="0" w:type="dxa"/>
+              <w:left w:w="0" w:type="dxa"/>
+              <w:right w:w="0" w:type="dxa"/>
+            </w:tcMar>
+            <w:vAlign w:val="center"/>
+          </w:tcPr>
+          <w:p>
+            <w:pPr>
+              <w:pStyle w:val="Normal"/>
+              <w:jc w:val="center"/>
+              <w:pBdr>
+                <w:bottom w:val="none" w:sz="0" w:space="0" w:color="000000"/>
+                <w:top w:val="none" w:sz="0" w:space="0" w:color="000000"/>
+                <w:left w:val="none" w:sz="0" w:space="0" w:color="000000"/>
+                <w:right w:val="none" w:sz="0" w:space="0" w:color="000000"/>
+              </w:pBdr>
+              <w:spacing w:after="100" w:before="100" w:line="240"/>
+              <w:ind w:left="100" w:right="100" w:firstLine="0" w:firstLineChars="0"/>
+              <w:rPr>
+                <w:rFonts w:ascii="Times New Roman" w:hAnsi="Times New Roman" w:eastAsia="Times New Roman" w:cs="Times New Roman"/>
+                <w:i w:val="false"/>
+                <w:b w:val="false"/>
+                <w:u w:val="none"/>
+                <w:strike w:val="false"/>
+                <w:sz w:val="20"/>
+                <w:szCs w:val="20"/>
+                <w:color w:val="000000"/>
+              </w:rPr>
+            </w:pPr>
+            <w:r>
+              <w:rPr>
+                <w:rFonts w:ascii="Times New Roman" w:hAnsi="Times New Roman" w:eastAsia="Times New Roman" w:cs="Times New Roman"/>
+                <w:i w:val="false"/>
+                <w:b w:val="false"/>
+                <w:u w:val="none"/>
+                <w:strike w:val="false"/>
+                <w:sz w:val="20"/>
+                <w:szCs w:val="20"/>
+                <w:color w:val="000000"/>
+              </w:rPr>
+              <w:t xml:space="preserve">0.06</w:t>
+            </w:r>
+          </w:p>
+        </w:tc>
+        <w:tc>
+          <w:tcPr>
+            <w:tcBorders>
+              <w:bottom w:val="none" w:sz="0" w:space="0" w:color="000000"/>
+              <w:top w:val="none" w:sz="0" w:space="0" w:color="000000"/>
+              <w:left w:val="none" w:sz="0" w:space="0" w:color="000000"/>
+              <w:right w:val="none" w:sz="0" w:space="0" w:color="000000"/>
+            </w:tcBorders>
+            <w:shd w:val="clear" w:color="auto" w:fill="FFFFFF"/>
+            <w:tcMar>
+              <w:top w:w="0" w:type="dxa"/>
+              <w:bottom w:w="0" w:type="dxa"/>
+              <w:left w:w="0" w:type="dxa"/>
+              <w:right w:w="0" w:type="dxa"/>
+            </w:tcMar>
+            <w:vAlign w:val="center"/>
+          </w:tcPr>
+          <w:p>
+            <w:pPr>
+              <w:pStyle w:val="Normal"/>
+              <w:jc w:val="center"/>
+              <w:pBdr>
+                <w:bottom w:val="none" w:sz="0" w:space="0" w:color="000000"/>
+                <w:top w:val="none" w:sz="0" w:space="0" w:color="000000"/>
+                <w:left w:val="none" w:sz="0" w:space="0" w:color="000000"/>
+                <w:right w:val="none" w:sz="0" w:space="0" w:color="000000"/>
+              </w:pBdr>
+              <w:spacing w:after="100" w:before="100" w:line="240"/>
+              <w:ind w:left="100" w:right="100" w:firstLine="0" w:firstLineChars="0"/>
+              <w:rPr>
+                <w:rFonts w:ascii="Times New Roman" w:hAnsi="Times New Roman" w:eastAsia="Times New Roman" w:cs="Times New Roman"/>
+                <w:i w:val="false"/>
+                <w:b w:val="false"/>
+                <w:u w:val="none"/>
+                <w:strike w:val="false"/>
+                <w:sz w:val="20"/>
+                <w:szCs w:val="20"/>
+                <w:color w:val="000000"/>
+              </w:rPr>
+            </w:pPr>
+            <w:r>
+              <w:rPr>
+                <w:rFonts w:ascii="Times New Roman" w:hAnsi="Times New Roman" w:eastAsia="Times New Roman" w:cs="Times New Roman"/>
+                <w:i w:val="false"/>
+                <w:b w:val="false"/>
+                <w:u w:val="none"/>
+                <w:strike w:val="false"/>
+                <w:sz w:val="20"/>
+                <w:szCs w:val="20"/>
+                <w:color w:val="000000"/>
+              </w:rPr>
+              <w:t xml:space="preserve">Temp</w:t>
+            </w:r>
+          </w:p>
+        </w:tc>
+        <w:tc>
+          <w:tcPr>
+            <w:tcBorders>
+              <w:bottom w:val="none" w:sz="0" w:space="0" w:color="000000"/>
+              <w:top w:val="none" w:sz="0" w:space="0" w:color="000000"/>
+              <w:left w:val="none" w:sz="0" w:space="0" w:color="000000"/>
+              <w:right w:val="none" w:sz="0" w:space="0" w:color="000000"/>
+            </w:tcBorders>
+            <w:shd w:val="clear" w:color="auto" w:fill="FFFFFF"/>
+            <w:tcMar>
+              <w:top w:w="0" w:type="dxa"/>
+              <w:bottom w:w="0" w:type="dxa"/>
+              <w:left w:w="0" w:type="dxa"/>
+              <w:right w:w="0" w:type="dxa"/>
+            </w:tcMar>
+            <w:vAlign w:val="center"/>
+          </w:tcPr>
+          <w:p>
+            <w:pPr>
+              <w:pStyle w:val="Normal"/>
+              <w:jc w:val="center"/>
+              <w:pBdr>
+                <w:bottom w:val="none" w:sz="0" w:space="0" w:color="000000"/>
+                <w:top w:val="none" w:sz="0" w:space="0" w:color="000000"/>
+                <w:left w:val="none" w:sz="0" w:space="0" w:color="000000"/>
+                <w:right w:val="none" w:sz="0" w:space="0" w:color="000000"/>
+              </w:pBdr>
+              <w:spacing w:after="100" w:before="100" w:line="240"/>
+              <w:ind w:left="100" w:right="100" w:firstLine="0" w:firstLineChars="0"/>
+              <w:rPr>
+                <w:rFonts w:ascii="Times New Roman" w:hAnsi="Times New Roman" w:eastAsia="Times New Roman" w:cs="Times New Roman"/>
+                <w:i w:val="false"/>
+                <w:b w:val="false"/>
+                <w:u w:val="none"/>
+                <w:strike w:val="false"/>
+                <w:sz w:val="20"/>
+                <w:szCs w:val="20"/>
+                <w:color w:val="000000"/>
+              </w:rPr>
+            </w:pPr>
+            <w:r>
+              <w:rPr>
+                <w:rFonts w:ascii="Times New Roman" w:hAnsi="Times New Roman" w:eastAsia="Times New Roman" w:cs="Times New Roman"/>
+                <w:i w:val="false"/>
+                <w:b w:val="false"/>
+                <w:u w:val="none"/>
+                <w:strike w:val="false"/>
+                <w:sz w:val="20"/>
+                <w:szCs w:val="20"/>
+                <w:color w:val="000000"/>
+              </w:rPr>
+              <w:t xml:space="preserve">-0.40</w:t>
+            </w:r>
+          </w:p>
+        </w:tc>
+        <w:tc>
+          <w:tcPr>
+            <w:tcBorders>
+              <w:bottom w:val="none" w:sz="0" w:space="0" w:color="000000"/>
+              <w:top w:val="none" w:sz="0" w:space="0" w:color="000000"/>
+              <w:left w:val="none" w:sz="0" w:space="0" w:color="000000"/>
+              <w:right w:val="none" w:sz="0" w:space="0" w:color="000000"/>
+            </w:tcBorders>
+            <w:shd w:val="clear" w:color="auto" w:fill="FFFFFF"/>
+            <w:tcMar>
+              <w:top w:w="0" w:type="dxa"/>
+              <w:bottom w:w="0" w:type="dxa"/>
+              <w:left w:w="0" w:type="dxa"/>
+              <w:right w:w="0" w:type="dxa"/>
+            </w:tcMar>
+            <w:vAlign w:val="center"/>
+          </w:tcPr>
+          <w:p>
+            <w:pPr>
+              <w:pStyle w:val="Normal"/>
+              <w:jc w:val="center"/>
+              <w:pBdr>
+                <w:bottom w:val="none" w:sz="0" w:space="0" w:color="000000"/>
+                <w:top w:val="none" w:sz="0" w:space="0" w:color="000000"/>
+                <w:left w:val="none" w:sz="0" w:space="0" w:color="000000"/>
+                <w:right w:val="none" w:sz="0" w:space="0" w:color="000000"/>
+              </w:pBdr>
+              <w:spacing w:after="100" w:before="100" w:line="240"/>
+              <w:ind w:left="100" w:right="100" w:firstLine="0" w:firstLineChars="0"/>
+              <w:rPr>
+                <w:rFonts w:ascii="Times New Roman" w:hAnsi="Times New Roman" w:eastAsia="Times New Roman" w:cs="Times New Roman"/>
+                <w:i w:val="false"/>
+                <w:b w:val="false"/>
+                <w:u w:val="none"/>
+                <w:strike w:val="false"/>
+                <w:sz w:val="20"/>
+                <w:szCs w:val="20"/>
+                <w:color w:val="000000"/>
+              </w:rPr>
+            </w:pPr>
+            <w:r>
+              <w:rPr>
+                <w:rFonts w:ascii="Times New Roman" w:hAnsi="Times New Roman" w:eastAsia="Times New Roman" w:cs="Times New Roman"/>
+                <w:i w:val="false"/>
+                <w:b w:val="false"/>
+                <w:u w:val="none"/>
+                <w:strike w:val="false"/>
+                <w:sz w:val="20"/>
+                <w:szCs w:val="20"/>
+                <w:color w:val="000000"/>
+              </w:rPr>
+              <w:t xml:space="preserve">-0.05</w:t>
+            </w:r>
+          </w:p>
+        </w:tc>
+        <w:tc>
+          <w:tcPr>
+            <w:tcBorders>
+              <w:bottom w:val="none" w:sz="0" w:space="0" w:color="000000"/>
+              <w:top w:val="none" w:sz="0" w:space="0" w:color="000000"/>
+              <w:left w:val="none" w:sz="0" w:space="0" w:color="000000"/>
+              <w:right w:val="none" w:sz="0" w:space="0" w:color="000000"/>
+            </w:tcBorders>
+            <w:shd w:val="clear" w:color="auto" w:fill="FFFFFF"/>
+            <w:tcMar>
+              <w:top w:w="0" w:type="dxa"/>
+              <w:bottom w:w="0" w:type="dxa"/>
+              <w:left w:w="0" w:type="dxa"/>
+              <w:right w:w="0" w:type="dxa"/>
+            </w:tcMar>
+            <w:vAlign w:val="center"/>
+          </w:tcPr>
+          <w:p>
+            <w:pPr>
+              <w:pStyle w:val="Normal"/>
+              <w:jc w:val="center"/>
+              <w:pBdr>
+                <w:bottom w:val="none" w:sz="0" w:space="0" w:color="000000"/>
+                <w:top w:val="none" w:sz="0" w:space="0" w:color="000000"/>
+                <w:left w:val="none" w:sz="0" w:space="0" w:color="000000"/>
+                <w:right w:val="none" w:sz="0" w:space="0" w:color="000000"/>
+              </w:pBdr>
+              <w:spacing w:after="100" w:before="100" w:line="240"/>
+              <w:ind w:left="100" w:right="100" w:firstLine="0" w:firstLineChars="0"/>
+              <w:rPr>
+                <w:rFonts w:ascii="Times New Roman" w:hAnsi="Times New Roman" w:eastAsia="Times New Roman" w:cs="Times New Roman"/>
+                <w:i w:val="false"/>
+                <w:b w:val="false"/>
+                <w:u w:val="none"/>
+                <w:strike w:val="false"/>
+                <w:sz w:val="20"/>
+                <w:szCs w:val="20"/>
+                <w:color w:val="000000"/>
+              </w:rPr>
+            </w:pPr>
+            <w:r>
+              <w:rPr>
+                <w:rFonts w:ascii="Times New Roman" w:hAnsi="Times New Roman" w:eastAsia="Times New Roman" w:cs="Times New Roman"/>
+                <w:i w:val="false"/>
+                <w:b w:val="false"/>
+                <w:u w:val="none"/>
+                <w:strike w:val="false"/>
+                <w:sz w:val="20"/>
+                <w:szCs w:val="20"/>
+                <w:color w:val="000000"/>
+              </w:rPr>
+              <w:t xml:space="preserve">Temp</w:t>
+            </w:r>
+          </w:p>
+        </w:tc>
+        <w:tc>
+          <w:tcPr>
+            <w:tcBorders>
+              <w:bottom w:val="none" w:sz="0" w:space="0" w:color="000000"/>
+              <w:top w:val="none" w:sz="0" w:space="0" w:color="000000"/>
+              <w:left w:val="none" w:sz="0" w:space="0" w:color="000000"/>
+              <w:right w:val="none" w:sz="0" w:space="0" w:color="000000"/>
+            </w:tcBorders>
+            <w:shd w:val="clear" w:color="auto" w:fill="FFFFFF"/>
+            <w:tcMar>
+              <w:top w:w="0" w:type="dxa"/>
+              <w:bottom w:w="0" w:type="dxa"/>
+              <w:left w:w="0" w:type="dxa"/>
+              <w:right w:w="0" w:type="dxa"/>
+            </w:tcMar>
+            <w:vAlign w:val="center"/>
+          </w:tcPr>
+          <w:p>
+            <w:pPr>
+              <w:pStyle w:val="Normal"/>
+              <w:jc w:val="center"/>
+              <w:pBdr>
+                <w:bottom w:val="none" w:sz="0" w:space="0" w:color="000000"/>
+                <w:top w:val="none" w:sz="0" w:space="0" w:color="000000"/>
+                <w:left w:val="none" w:sz="0" w:space="0" w:color="000000"/>
+                <w:right w:val="none" w:sz="0" w:space="0" w:color="000000"/>
+              </w:pBdr>
+              <w:spacing w:after="100" w:before="100" w:line="240"/>
+              <w:ind w:left="100" w:right="100" w:firstLine="0" w:firstLineChars="0"/>
+              <w:rPr>
+                <w:rFonts w:ascii="Times New Roman" w:hAnsi="Times New Roman" w:eastAsia="Times New Roman" w:cs="Times New Roman"/>
+                <w:i w:val="false"/>
+                <w:b w:val="false"/>
+                <w:u w:val="none"/>
+                <w:strike w:val="false"/>
+                <w:sz w:val="20"/>
+                <w:szCs w:val="20"/>
+                <w:color w:val="000000"/>
+              </w:rPr>
+            </w:pPr>
+            <w:r>
+              <w:rPr>
+                <w:rFonts w:ascii="Times New Roman" w:hAnsi="Times New Roman" w:eastAsia="Times New Roman" w:cs="Times New Roman"/>
+                <w:i w:val="false"/>
+                <w:b w:val="false"/>
+                <w:u w:val="none"/>
+                <w:strike w:val="false"/>
+                <w:sz w:val="20"/>
+                <w:szCs w:val="20"/>
+                <w:color w:val="000000"/>
+              </w:rPr>
+              <w:t xml:space="preserve">-0.34</w:t>
             </w:r>
           </w:p>
         </w:tc>
@@ -7148,501 +7643,6 @@
                 <w:color w:val="000000"/>
               </w:rPr>
               <w:t xml:space="preserve">-0.03</w:t>
-            </w:r>
-          </w:p>
-        </w:tc>
-        <w:tc>
-          <w:tcPr>
-            <w:tcBorders>
-              <w:bottom w:val="none" w:sz="0" w:space="0" w:color="000000"/>
-              <w:top w:val="none" w:sz="0" w:space="0" w:color="000000"/>
-              <w:left w:val="none" w:sz="0" w:space="0" w:color="000000"/>
-              <w:right w:val="none" w:sz="0" w:space="0" w:color="000000"/>
-            </w:tcBorders>
-            <w:shd w:val="clear" w:color="auto" w:fill="FFFFFF"/>
-            <w:tcMar>
-              <w:top w:w="0" w:type="dxa"/>
-              <w:bottom w:w="0" w:type="dxa"/>
-              <w:left w:w="0" w:type="dxa"/>
-              <w:right w:w="0" w:type="dxa"/>
-            </w:tcMar>
-            <w:vAlign w:val="center"/>
-          </w:tcPr>
-          <w:p>
-            <w:pPr>
-              <w:pStyle w:val="Normal"/>
-              <w:jc w:val="center"/>
-              <w:pBdr>
-                <w:bottom w:val="none" w:sz="0" w:space="0" w:color="000000"/>
-                <w:top w:val="none" w:sz="0" w:space="0" w:color="000000"/>
-                <w:left w:val="none" w:sz="0" w:space="0" w:color="000000"/>
-                <w:right w:val="none" w:sz="0" w:space="0" w:color="000000"/>
-              </w:pBdr>
-              <w:spacing w:after="100" w:before="100" w:line="240"/>
-              <w:ind w:left="100" w:right="100" w:firstLine="0" w:firstLineChars="0"/>
-              <w:rPr>
-                <w:rFonts w:ascii="Times New Roman" w:hAnsi="Times New Roman" w:eastAsia="Times New Roman" w:cs="Times New Roman"/>
-                <w:i w:val="false"/>
-                <w:b w:val="false"/>
-                <w:u w:val="none"/>
-                <w:strike w:val="false"/>
-                <w:sz w:val="20"/>
-                <w:szCs w:val="20"/>
-                <w:color w:val="000000"/>
-              </w:rPr>
-            </w:pPr>
-            <w:r>
-              <w:rPr>
-                <w:rFonts w:ascii="Times New Roman" w:hAnsi="Times New Roman" w:eastAsia="Times New Roman" w:cs="Times New Roman"/>
-                <w:i w:val="false"/>
-                <w:b w:val="false"/>
-                <w:u w:val="none"/>
-                <w:strike w:val="false"/>
-                <w:sz w:val="20"/>
-                <w:szCs w:val="20"/>
-                <w:color w:val="000000"/>
-              </w:rPr>
-              <w:t xml:space="preserve">-0.01</w:t>
-            </w:r>
-          </w:p>
-        </w:tc>
-        <w:tc>
-          <w:tcPr>
-            <w:tcBorders>
-              <w:bottom w:val="none" w:sz="0" w:space="0" w:color="000000"/>
-              <w:top w:val="none" w:sz="0" w:space="0" w:color="000000"/>
-              <w:left w:val="none" w:sz="0" w:space="0" w:color="000000"/>
-              <w:right w:val="none" w:sz="0" w:space="0" w:color="000000"/>
-            </w:tcBorders>
-            <w:shd w:val="clear" w:color="auto" w:fill="FFFFFF"/>
-            <w:tcMar>
-              <w:top w:w="0" w:type="dxa"/>
-              <w:bottom w:w="0" w:type="dxa"/>
-              <w:left w:w="0" w:type="dxa"/>
-              <w:right w:w="0" w:type="dxa"/>
-            </w:tcMar>
-            <w:vAlign w:val="center"/>
-          </w:tcPr>
-          <w:p>
-            <w:pPr>
-              <w:pStyle w:val="Normal"/>
-              <w:jc w:val="center"/>
-              <w:pBdr>
-                <w:bottom w:val="none" w:sz="0" w:space="0" w:color="000000"/>
-                <w:top w:val="none" w:sz="0" w:space="0" w:color="000000"/>
-                <w:left w:val="none" w:sz="0" w:space="0" w:color="000000"/>
-                <w:right w:val="none" w:sz="0" w:space="0" w:color="000000"/>
-              </w:pBdr>
-              <w:spacing w:after="100" w:before="100" w:line="240"/>
-              <w:ind w:left="100" w:right="100" w:firstLine="0" w:firstLineChars="0"/>
-              <w:rPr>
-                <w:rFonts w:ascii="Times New Roman" w:hAnsi="Times New Roman" w:eastAsia="Times New Roman" w:cs="Times New Roman"/>
-                <w:i w:val="false"/>
-                <w:b w:val="false"/>
-                <w:u w:val="none"/>
-                <w:strike w:val="false"/>
-                <w:sz w:val="20"/>
-                <w:szCs w:val="20"/>
-                <w:color w:val="000000"/>
-              </w:rPr>
-            </w:pPr>
-            <w:r>
-              <w:rPr>
-                <w:rFonts w:ascii="Times New Roman" w:hAnsi="Times New Roman" w:eastAsia="Times New Roman" w:cs="Times New Roman"/>
-                <w:i w:val="false"/>
-                <w:b w:val="false"/>
-                <w:u w:val="none"/>
-                <w:strike w:val="false"/>
-                <w:sz w:val="20"/>
-                <w:szCs w:val="20"/>
-                <w:color w:val="000000"/>
-              </w:rPr>
-              <w:t xml:space="preserve">0.08</w:t>
-            </w:r>
-          </w:p>
-        </w:tc>
-        <w:tc>
-          <w:tcPr>
-            <w:tcBorders>
-              <w:bottom w:val="none" w:sz="0" w:space="0" w:color="000000"/>
-              <w:top w:val="none" w:sz="0" w:space="0" w:color="000000"/>
-              <w:left w:val="none" w:sz="0" w:space="0" w:color="000000"/>
-              <w:right w:val="none" w:sz="0" w:space="0" w:color="000000"/>
-            </w:tcBorders>
-            <w:shd w:val="clear" w:color="auto" w:fill="FFFFFF"/>
-            <w:tcMar>
-              <w:top w:w="0" w:type="dxa"/>
-              <w:bottom w:w="0" w:type="dxa"/>
-              <w:left w:w="0" w:type="dxa"/>
-              <w:right w:w="0" w:type="dxa"/>
-            </w:tcMar>
-            <w:vAlign w:val="center"/>
-          </w:tcPr>
-          <w:p>
-            <w:pPr>
-              <w:pStyle w:val="Normal"/>
-              <w:jc w:val="center"/>
-              <w:pBdr>
-                <w:bottom w:val="none" w:sz="0" w:space="0" w:color="000000"/>
-                <w:top w:val="none" w:sz="0" w:space="0" w:color="000000"/>
-                <w:left w:val="none" w:sz="0" w:space="0" w:color="000000"/>
-                <w:right w:val="none" w:sz="0" w:space="0" w:color="000000"/>
-              </w:pBdr>
-              <w:spacing w:after="100" w:before="100" w:line="240"/>
-              <w:ind w:left="100" w:right="100" w:firstLine="0" w:firstLineChars="0"/>
-              <w:rPr>
-                <w:rFonts w:ascii="Times New Roman" w:hAnsi="Times New Roman" w:eastAsia="Times New Roman" w:cs="Times New Roman"/>
-                <w:i w:val="false"/>
-                <w:b w:val="false"/>
-                <w:u w:val="none"/>
-                <w:strike w:val="false"/>
-                <w:sz w:val="20"/>
-                <w:szCs w:val="20"/>
-                <w:color w:val="000000"/>
-              </w:rPr>
-            </w:pPr>
-            <w:r>
-              <w:rPr>
-                <w:rFonts w:ascii="Times New Roman" w:hAnsi="Times New Roman" w:eastAsia="Times New Roman" w:cs="Times New Roman"/>
-                <w:i w:val="false"/>
-                <w:b w:val="false"/>
-                <w:u w:val="none"/>
-                <w:strike w:val="false"/>
-                <w:sz w:val="20"/>
-                <w:szCs w:val="20"/>
-                <w:color w:val="000000"/>
-              </w:rPr>
-              <w:t xml:space="preserve">0.08</w:t>
-            </w:r>
-          </w:p>
-        </w:tc>
-        <w:tc>
-          <w:tcPr>
-            <w:tcBorders>
-              <w:bottom w:val="none" w:sz="0" w:space="0" w:color="000000"/>
-              <w:top w:val="none" w:sz="0" w:space="0" w:color="000000"/>
-              <w:left w:val="none" w:sz="0" w:space="0" w:color="000000"/>
-              <w:right w:val="none" w:sz="0" w:space="0" w:color="000000"/>
-            </w:tcBorders>
-            <w:shd w:val="clear" w:color="auto" w:fill="FFFFFF"/>
-            <w:tcMar>
-              <w:top w:w="0" w:type="dxa"/>
-              <w:bottom w:w="0" w:type="dxa"/>
-              <w:left w:w="0" w:type="dxa"/>
-              <w:right w:w="0" w:type="dxa"/>
-            </w:tcMar>
-            <w:vAlign w:val="center"/>
-          </w:tcPr>
-          <w:p>
-            <w:pPr>
-              <w:pStyle w:val="Normal"/>
-              <w:jc w:val="center"/>
-              <w:pBdr>
-                <w:bottom w:val="none" w:sz="0" w:space="0" w:color="000000"/>
-                <w:top w:val="none" w:sz="0" w:space="0" w:color="000000"/>
-                <w:left w:val="none" w:sz="0" w:space="0" w:color="000000"/>
-                <w:right w:val="none" w:sz="0" w:space="0" w:color="000000"/>
-              </w:pBdr>
-              <w:spacing w:after="100" w:before="100" w:line="240"/>
-              <w:ind w:left="100" w:right="100" w:firstLine="0" w:firstLineChars="0"/>
-              <w:rPr>
-                <w:rFonts w:ascii="Times New Roman" w:hAnsi="Times New Roman" w:eastAsia="Times New Roman" w:cs="Times New Roman"/>
-                <w:i w:val="false"/>
-                <w:b w:val="false"/>
-                <w:u w:val="none"/>
-                <w:strike w:val="false"/>
-                <w:sz w:val="20"/>
-                <w:szCs w:val="20"/>
-                <w:color w:val="000000"/>
-              </w:rPr>
-            </w:pPr>
-            <w:r>
-              <w:rPr>
-                <w:rFonts w:ascii="Times New Roman" w:hAnsi="Times New Roman" w:eastAsia="Times New Roman" w:cs="Times New Roman"/>
-                <w:i w:val="false"/>
-                <w:b w:val="false"/>
-                <w:u w:val="none"/>
-                <w:strike w:val="false"/>
-                <w:sz w:val="20"/>
-                <w:szCs w:val="20"/>
-                <w:color w:val="000000"/>
-              </w:rPr>
-              <w:t xml:space="preserve">Q</w:t>
-            </w:r>
-          </w:p>
-        </w:tc>
-        <w:tc>
-          <w:tcPr>
-            <w:tcBorders>
-              <w:bottom w:val="none" w:sz="0" w:space="0" w:color="000000"/>
-              <w:top w:val="none" w:sz="0" w:space="0" w:color="000000"/>
-              <w:left w:val="none" w:sz="0" w:space="0" w:color="000000"/>
-              <w:right w:val="none" w:sz="0" w:space="0" w:color="000000"/>
-            </w:tcBorders>
-            <w:shd w:val="clear" w:color="auto" w:fill="FFFFFF"/>
-            <w:tcMar>
-              <w:top w:w="0" w:type="dxa"/>
-              <w:bottom w:w="0" w:type="dxa"/>
-              <w:left w:w="0" w:type="dxa"/>
-              <w:right w:w="0" w:type="dxa"/>
-            </w:tcMar>
-            <w:vAlign w:val="center"/>
-          </w:tcPr>
-          <w:p>
-            <w:pPr>
-              <w:pStyle w:val="Normal"/>
-              <w:jc w:val="center"/>
-              <w:pBdr>
-                <w:bottom w:val="none" w:sz="0" w:space="0" w:color="000000"/>
-                <w:top w:val="none" w:sz="0" w:space="0" w:color="000000"/>
-                <w:left w:val="none" w:sz="0" w:space="0" w:color="000000"/>
-                <w:right w:val="none" w:sz="0" w:space="0" w:color="000000"/>
-              </w:pBdr>
-              <w:spacing w:after="100" w:before="100" w:line="240"/>
-              <w:ind w:left="100" w:right="100" w:firstLine="0" w:firstLineChars="0"/>
-              <w:rPr>
-                <w:rFonts w:ascii="Times New Roman" w:hAnsi="Times New Roman" w:eastAsia="Times New Roman" w:cs="Times New Roman"/>
-                <w:i w:val="false"/>
-                <w:b w:val="false"/>
-                <w:u w:val="none"/>
-                <w:strike w:val="false"/>
-                <w:sz w:val="20"/>
-                <w:szCs w:val="20"/>
-                <w:color w:val="000000"/>
-              </w:rPr>
-            </w:pPr>
-            <w:r>
-              <w:rPr>
-                <w:rFonts w:ascii="Times New Roman" w:hAnsi="Times New Roman" w:eastAsia="Times New Roman" w:cs="Times New Roman"/>
-                <w:i w:val="false"/>
-                <w:b w:val="false"/>
-                <w:u w:val="none"/>
-                <w:strike w:val="false"/>
-                <w:sz w:val="20"/>
-                <w:szCs w:val="20"/>
-                <w:color w:val="000000"/>
-              </w:rPr>
-              <w:t xml:space="preserve">-0.40</w:t>
-            </w:r>
-          </w:p>
-        </w:tc>
-        <w:tc>
-          <w:tcPr>
-            <w:tcBorders>
-              <w:bottom w:val="none" w:sz="0" w:space="0" w:color="000000"/>
-              <w:top w:val="none" w:sz="0" w:space="0" w:color="000000"/>
-              <w:left w:val="none" w:sz="0" w:space="0" w:color="000000"/>
-              <w:right w:val="none" w:sz="0" w:space="0" w:color="000000"/>
-            </w:tcBorders>
-            <w:shd w:val="clear" w:color="auto" w:fill="FFFFFF"/>
-            <w:tcMar>
-              <w:top w:w="0" w:type="dxa"/>
-              <w:bottom w:w="0" w:type="dxa"/>
-              <w:left w:w="0" w:type="dxa"/>
-              <w:right w:w="0" w:type="dxa"/>
-            </w:tcMar>
-            <w:vAlign w:val="center"/>
-          </w:tcPr>
-          <w:p>
-            <w:pPr>
-              <w:pStyle w:val="Normal"/>
-              <w:jc w:val="center"/>
-              <w:pBdr>
-                <w:bottom w:val="none" w:sz="0" w:space="0" w:color="000000"/>
-                <w:top w:val="none" w:sz="0" w:space="0" w:color="000000"/>
-                <w:left w:val="none" w:sz="0" w:space="0" w:color="000000"/>
-                <w:right w:val="none" w:sz="0" w:space="0" w:color="000000"/>
-              </w:pBdr>
-              <w:spacing w:after="100" w:before="100" w:line="240"/>
-              <w:ind w:left="100" w:right="100" w:firstLine="0" w:firstLineChars="0"/>
-              <w:rPr>
-                <w:rFonts w:ascii="Times New Roman" w:hAnsi="Times New Roman" w:eastAsia="Times New Roman" w:cs="Times New Roman"/>
-                <w:i w:val="false"/>
-                <w:b w:val="false"/>
-                <w:u w:val="none"/>
-                <w:strike w:val="false"/>
-                <w:sz w:val="20"/>
-                <w:szCs w:val="20"/>
-                <w:color w:val="000000"/>
-              </w:rPr>
-            </w:pPr>
-            <w:r>
-              <w:rPr>
-                <w:rFonts w:ascii="Times New Roman" w:hAnsi="Times New Roman" w:eastAsia="Times New Roman" w:cs="Times New Roman"/>
-                <w:i w:val="false"/>
-                <w:b w:val="false"/>
-                <w:u w:val="none"/>
-                <w:strike w:val="false"/>
-                <w:sz w:val="20"/>
-                <w:szCs w:val="20"/>
-                <w:color w:val="000000"/>
-              </w:rPr>
-              <w:t xml:space="preserve">-0.04</w:t>
-            </w:r>
-          </w:p>
-        </w:tc>
-        <w:tc>
-          <w:tcPr>
-            <w:tcBorders>
-              <w:bottom w:val="none" w:sz="0" w:space="0" w:color="000000"/>
-              <w:top w:val="none" w:sz="0" w:space="0" w:color="000000"/>
-              <w:left w:val="none" w:sz="0" w:space="0" w:color="000000"/>
-              <w:right w:val="none" w:sz="0" w:space="0" w:color="000000"/>
-            </w:tcBorders>
-            <w:shd w:val="clear" w:color="auto" w:fill="FFFFFF"/>
-            <w:tcMar>
-              <w:top w:w="0" w:type="dxa"/>
-              <w:bottom w:w="0" w:type="dxa"/>
-              <w:left w:w="0" w:type="dxa"/>
-              <w:right w:w="0" w:type="dxa"/>
-            </w:tcMar>
-            <w:vAlign w:val="center"/>
-          </w:tcPr>
-          <w:p>
-            <w:pPr>
-              <w:pStyle w:val="Normal"/>
-              <w:jc w:val="center"/>
-              <w:pBdr>
-                <w:bottom w:val="none" w:sz="0" w:space="0" w:color="000000"/>
-                <w:top w:val="none" w:sz="0" w:space="0" w:color="000000"/>
-                <w:left w:val="none" w:sz="0" w:space="0" w:color="000000"/>
-                <w:right w:val="none" w:sz="0" w:space="0" w:color="000000"/>
-              </w:pBdr>
-              <w:spacing w:after="100" w:before="100" w:line="240"/>
-              <w:ind w:left="100" w:right="100" w:firstLine="0" w:firstLineChars="0"/>
-              <w:rPr>
-                <w:rFonts w:ascii="Times New Roman" w:hAnsi="Times New Roman" w:eastAsia="Times New Roman" w:cs="Times New Roman"/>
-                <w:i w:val="false"/>
-                <w:b w:val="false"/>
-                <w:u w:val="none"/>
-                <w:strike w:val="false"/>
-                <w:sz w:val="20"/>
-                <w:szCs w:val="20"/>
-                <w:color w:val="000000"/>
-              </w:rPr>
-            </w:pPr>
-            <w:r>
-              <w:rPr>
-                <w:rFonts w:ascii="Times New Roman" w:hAnsi="Times New Roman" w:eastAsia="Times New Roman" w:cs="Times New Roman"/>
-                <w:i w:val="false"/>
-                <w:b w:val="false"/>
-                <w:u w:val="none"/>
-                <w:strike w:val="false"/>
-                <w:sz w:val="20"/>
-                <w:szCs w:val="20"/>
-                <w:color w:val="000000"/>
-              </w:rPr>
-              <w:t xml:space="preserve">Temp</w:t>
-            </w:r>
-          </w:p>
-        </w:tc>
-        <w:tc>
-          <w:tcPr>
-            <w:tcBorders>
-              <w:bottom w:val="none" w:sz="0" w:space="0" w:color="000000"/>
-              <w:top w:val="none" w:sz="0" w:space="0" w:color="000000"/>
-              <w:left w:val="none" w:sz="0" w:space="0" w:color="000000"/>
-              <w:right w:val="none" w:sz="0" w:space="0" w:color="000000"/>
-            </w:tcBorders>
-            <w:shd w:val="clear" w:color="auto" w:fill="FFFFFF"/>
-            <w:tcMar>
-              <w:top w:w="0" w:type="dxa"/>
-              <w:bottom w:w="0" w:type="dxa"/>
-              <w:left w:w="0" w:type="dxa"/>
-              <w:right w:w="0" w:type="dxa"/>
-            </w:tcMar>
-            <w:vAlign w:val="center"/>
-          </w:tcPr>
-          <w:p>
-            <w:pPr>
-              <w:pStyle w:val="Normal"/>
-              <w:jc w:val="center"/>
-              <w:pBdr>
-                <w:bottom w:val="none" w:sz="0" w:space="0" w:color="000000"/>
-                <w:top w:val="none" w:sz="0" w:space="0" w:color="000000"/>
-                <w:left w:val="none" w:sz="0" w:space="0" w:color="000000"/>
-                <w:right w:val="none" w:sz="0" w:space="0" w:color="000000"/>
-              </w:pBdr>
-              <w:spacing w:after="100" w:before="100" w:line="240"/>
-              <w:ind w:left="100" w:right="100" w:firstLine="0" w:firstLineChars="0"/>
-              <w:rPr>
-                <w:rFonts w:ascii="Times New Roman" w:hAnsi="Times New Roman" w:eastAsia="Times New Roman" w:cs="Times New Roman"/>
-                <w:i w:val="false"/>
-                <w:b w:val="false"/>
-                <w:u w:val="none"/>
-                <w:strike w:val="false"/>
-                <w:sz w:val="20"/>
-                <w:szCs w:val="20"/>
-                <w:color w:val="000000"/>
-              </w:rPr>
-            </w:pPr>
-            <w:r>
-              <w:rPr>
-                <w:rFonts w:ascii="Times New Roman" w:hAnsi="Times New Roman" w:eastAsia="Times New Roman" w:cs="Times New Roman"/>
-                <w:i w:val="false"/>
-                <w:b w:val="false"/>
-                <w:u w:val="none"/>
-                <w:strike w:val="false"/>
-                <w:sz w:val="20"/>
-                <w:szCs w:val="20"/>
-                <w:color w:val="000000"/>
-              </w:rPr>
-              <w:t xml:space="preserve">-0.34</w:t>
-            </w:r>
-          </w:p>
-        </w:tc>
-        <w:tc>
-          <w:tcPr>
-            <w:tcBorders>
-              <w:bottom w:val="none" w:sz="0" w:space="0" w:color="000000"/>
-              <w:top w:val="none" w:sz="0" w:space="0" w:color="000000"/>
-              <w:left w:val="none" w:sz="0" w:space="0" w:color="000000"/>
-              <w:right w:val="none" w:sz="0" w:space="0" w:color="000000"/>
-            </w:tcBorders>
-            <w:shd w:val="clear" w:color="auto" w:fill="FFFFFF"/>
-            <w:tcMar>
-              <w:top w:w="0" w:type="dxa"/>
-              <w:bottom w:w="0" w:type="dxa"/>
-              <w:left w:w="0" w:type="dxa"/>
-              <w:right w:w="0" w:type="dxa"/>
-            </w:tcMar>
-            <w:vAlign w:val="center"/>
-          </w:tcPr>
-          <w:p>
-            <w:pPr>
-              <w:pStyle w:val="Normal"/>
-              <w:jc w:val="center"/>
-              <w:pBdr>
-                <w:bottom w:val="none" w:sz="0" w:space="0" w:color="000000"/>
-                <w:top w:val="none" w:sz="0" w:space="0" w:color="000000"/>
-                <w:left w:val="none" w:sz="0" w:space="0" w:color="000000"/>
-                <w:right w:val="none" w:sz="0" w:space="0" w:color="000000"/>
-              </w:pBdr>
-              <w:spacing w:after="100" w:before="100" w:line="240"/>
-              <w:ind w:left="100" w:right="100" w:firstLine="0" w:firstLineChars="0"/>
-              <w:rPr>
-                <w:rFonts w:ascii="Times New Roman" w:hAnsi="Times New Roman" w:eastAsia="Times New Roman" w:cs="Times New Roman"/>
-                <w:i w:val="false"/>
-                <w:b w:val="false"/>
-                <w:u w:val="none"/>
-                <w:strike w:val="false"/>
-                <w:sz w:val="20"/>
-                <w:szCs w:val="20"/>
-                <w:color w:val="000000"/>
-              </w:rPr>
-            </w:pPr>
-            <w:r>
-              <w:rPr>
-                <w:rFonts w:ascii="Times New Roman" w:hAnsi="Times New Roman" w:eastAsia="Times New Roman" w:cs="Times New Roman"/>
-                <w:i w:val="false"/>
-                <w:b w:val="false"/>
-                <w:u w:val="none"/>
-                <w:strike w:val="false"/>
-                <w:sz w:val="20"/>
-                <w:szCs w:val="20"/>
-                <w:color w:val="000000"/>
-              </w:rPr>
-              <w:t xml:space="preserve">-0.01</w:t>
             </w:r>
           </w:p>
         </w:tc>
@@ -7977,7 +7977,7 @@
                 <w:szCs w:val="20"/>
                 <w:color w:val="000000"/>
               </w:rPr>
-              <w:t xml:space="preserve">0.23</w:t>
+              <w:t xml:space="preserve">0.36</w:t>
             </w:r>
           </w:p>
         </w:tc>
@@ -8032,7 +8032,7 @@
                 <w:szCs w:val="20"/>
                 <w:color w:val="000000"/>
               </w:rPr>
-              <w:t xml:space="preserve">0.45</w:t>
+              <w:t xml:space="preserve">0.69</w:t>
             </w:r>
           </w:p>
         </w:tc>
@@ -8087,7 +8087,7 @@
                 <w:szCs w:val="20"/>
                 <w:color w:val="000000"/>
               </w:rPr>
-              <w:t xml:space="preserve">0.32</w:t>
+              <w:t xml:space="preserve">0.49</w:t>
             </w:r>
           </w:p>
         </w:tc>
@@ -8197,7 +8197,7 @@
                 <w:szCs w:val="20"/>
                 <w:color w:val="000000"/>
               </w:rPr>
-              <w:t xml:space="preserve">0.71</w:t>
+              <w:t xml:space="preserve">0.69</w:t>
             </w:r>
           </w:p>
         </w:tc>
@@ -8527,7 +8527,7 @@
                 <w:szCs w:val="20"/>
                 <w:color w:val="000000"/>
               </w:rPr>
-              <w:t xml:space="preserve">0.58</w:t>
+              <w:t xml:space="preserve">0.56</w:t>
             </w:r>
           </w:p>
         </w:tc>
